--- a/TI 3B_2341720169_Dimas Adi Bayu Samudra_JOBSHEET PRAKTIKUM 7.docx
+++ b/TI 3B_2341720169_Dimas Adi Bayu Samudra_JOBSHEET PRAKTIKUM 7.docx
@@ -537,41 +537,13 @@
                 <w:lang w:val="en-US" w:eastAsia="en-ID"/>
               </w:rPr>
             </w:pPr>
-            <w:proofErr w:type="spellStart"/>
             <w:r>
               <w:rPr>
                 <w:sz w:val="24"/>
                 <w:szCs w:val="24"/>
                 <w:lang w:val="en-US" w:eastAsia="en-ID"/>
               </w:rPr>
-              <w:t>Jobsheet</w:t>
-            </w:r>
-            <w:proofErr w:type="spellEnd"/>
-            <w:r>
-              <w:rPr>
-                <w:sz w:val="24"/>
-                <w:szCs w:val="24"/>
-                <w:lang w:val="en-US" w:eastAsia="en-ID"/>
-              </w:rPr>
-              <w:t xml:space="preserve"> </w:t>
-            </w:r>
-            <w:proofErr w:type="spellStart"/>
-            <w:r>
-              <w:rPr>
-                <w:sz w:val="24"/>
-                <w:szCs w:val="24"/>
-                <w:lang w:val="en-US" w:eastAsia="en-ID"/>
-              </w:rPr>
-              <w:t>ke</w:t>
-            </w:r>
-            <w:proofErr w:type="spellEnd"/>
-            <w:r>
-              <w:rPr>
-                <w:sz w:val="24"/>
-                <w:szCs w:val="24"/>
-                <w:lang w:val="en-US" w:eastAsia="en-ID"/>
-              </w:rPr>
-              <w:t>-</w:t>
+              <w:t>Jobsheet ke-</w:t>
             </w:r>
           </w:p>
         </w:tc>
@@ -655,7 +627,6 @@
           <w14:ligatures w14:val="none"/>
         </w:rPr>
       </w:pPr>
-      <w:proofErr w:type="spellStart"/>
       <w:r>
         <w:rPr>
           <w:rFonts w:eastAsia="Times New Roman" w:cs="Times New Roman"/>
@@ -667,37 +638,8 @@
           <w:lang w:eastAsia="en-ID"/>
           <w14:ligatures w14:val="none"/>
         </w:rPr>
-        <w:t>Laporan</w:t>
+        <w:t>Laporan Jobsheet</w:t>
       </w:r>
-      <w:proofErr w:type="spellEnd"/>
-      <w:r>
-        <w:rPr>
-          <w:rFonts w:eastAsia="Times New Roman" w:cs="Times New Roman"/>
-          <w:b/>
-          <w:bCs/>
-          <w:kern w:val="0"/>
-          <w:sz w:val="28"/>
-          <w:szCs w:val="28"/>
-          <w:lang w:eastAsia="en-ID"/>
-          <w14:ligatures w14:val="none"/>
-        </w:rPr>
-        <w:t xml:space="preserve"> </w:t>
-      </w:r>
-      <w:proofErr w:type="spellStart"/>
-      <w:r>
-        <w:rPr>
-          <w:rFonts w:eastAsia="Times New Roman" w:cs="Times New Roman"/>
-          <w:b/>
-          <w:bCs/>
-          <w:kern w:val="0"/>
-          <w:sz w:val="28"/>
-          <w:szCs w:val="28"/>
-          <w:lang w:eastAsia="en-ID"/>
-          <w14:ligatures w14:val="none"/>
-        </w:rPr>
-        <w:t>Jobsheet</w:t>
-      </w:r>
-      <w:proofErr w:type="spellEnd"/>
     </w:p>
     <w:p>
       <w:pPr>
@@ -713,7 +655,6 @@
           <w14:ligatures w14:val="none"/>
         </w:rPr>
       </w:pPr>
-      <w:proofErr w:type="spellStart"/>
       <w:r>
         <w:rPr>
           <w:rFonts w:eastAsia="Times New Roman" w:cs="Times New Roman"/>
@@ -724,20 +665,7 @@
           <w:lang w:eastAsia="en-ID"/>
           <w14:ligatures w14:val="none"/>
         </w:rPr>
-        <w:t>Praktikum</w:t>
-      </w:r>
-      <w:proofErr w:type="spellEnd"/>
-      <w:r>
-        <w:rPr>
-          <w:rFonts w:eastAsia="Times New Roman" w:cs="Times New Roman"/>
-          <w:b/>
-          <w:bCs/>
-          <w:kern w:val="0"/>
-          <w:szCs w:val="24"/>
-          <w:lang w:eastAsia="en-ID"/>
-          <w14:ligatures w14:val="none"/>
-        </w:rPr>
-        <w:t xml:space="preserve"> 1</w:t>
+        <w:t>Praktikum 1</w:t>
       </w:r>
     </w:p>
     <w:tbl>
@@ -851,50 +779,84 @@
                 <w:lang w:eastAsia="en-ID"/>
               </w:rPr>
             </w:pPr>
-          </w:p>
-        </w:tc>
-      </w:tr>
-      <w:tr>
-        <w:tc>
-          <w:tcPr>
-            <w:tcW w:w="1129" w:type="dxa"/>
-          </w:tcPr>
-          <w:p>
-            <w:pPr>
-              <w:spacing w:before="60" w:line="360" w:lineRule="auto"/>
-              <w:ind w:firstLine="0"/>
-              <w:jc w:val="center"/>
-              <w:rPr>
-                <w:rFonts w:eastAsia="Times New Roman" w:cs="Times New Roman"/>
-                <w:szCs w:val="24"/>
-                <w:lang w:val="en-US" w:eastAsia="en-ID"/>
-              </w:rPr>
-            </w:pPr>
-            <w:r>
-              <w:rPr>
-                <w:rFonts w:eastAsia="Times New Roman" w:cs="Times New Roman"/>
-                <w:szCs w:val="24"/>
-                <w:lang w:val="en-US" w:eastAsia="en-ID"/>
-              </w:rPr>
-              <w:t>2</w:t>
-            </w:r>
-          </w:p>
-        </w:tc>
-        <w:tc>
-          <w:tcPr>
-            <w:tcW w:w="8499" w:type="dxa"/>
-          </w:tcPr>
-          <w:p>
-            <w:pPr>
-              <w:spacing w:before="60" w:line="360" w:lineRule="auto"/>
-              <w:ind w:firstLine="0"/>
-              <w:jc w:val="left"/>
-              <w:rPr>
-                <w:rFonts w:eastAsia="Times New Roman" w:cs="Times New Roman"/>
-                <w:szCs w:val="24"/>
-                <w:lang w:val="it-IT" w:eastAsia="en-ID"/>
-              </w:rPr>
-            </w:pPr>
+            <w:r>
+              <w:rPr>
+                <w:rFonts w:eastAsia="Times New Roman" w:cs="Times New Roman"/>
+                <w:szCs w:val="24"/>
+                <w:lang w:eastAsia="en-ID"/>
+              </w:rPr>
+              <w:t>Menjalankan Project</w:t>
+            </w:r>
+            <w:r>
+              <w:rPr>
+                <w:rFonts w:eastAsia="Times New Roman" w:cs="Times New Roman"/>
+                <w:szCs w:val="24"/>
+                <w:lang w:eastAsia="en-ID"/>
+              </w:rPr>
+              <w:t xml:space="preserve"> dengan </w:t>
+            </w:r>
+            <w:r>
+              <w:rPr>
+                <w:rFonts w:eastAsia="Times New Roman" w:cs="Times New Roman"/>
+                <w:szCs w:val="24"/>
+                <w:lang w:eastAsia="en-ID"/>
+              </w:rPr>
+              <w:t>npm run dev</w:t>
+            </w:r>
+          </w:p>
+          <w:p>
+            <w:pPr>
+              <w:spacing w:before="60" w:line="360" w:lineRule="auto"/>
+              <w:ind w:firstLine="0"/>
+              <w:jc w:val="left"/>
+              <w:rPr>
+                <w:rFonts w:eastAsia="Times New Roman" w:cs="Times New Roman"/>
+                <w:szCs w:val="24"/>
+                <w:lang w:eastAsia="en-ID"/>
+              </w:rPr>
+            </w:pPr>
+            <w:r>
+              <w:rPr>
+                <w:rFonts w:eastAsia="Times New Roman" w:cs="Times New Roman"/>
+                <w:szCs w:val="24"/>
+                <w:lang w:eastAsia="en-ID"/>
+              </w:rPr>
+              <w:drawing>
+                <wp:inline distT="0" distB="0" distL="0" distR="0" wp14:anchorId="6C41A8DD" wp14:editId="2DF81339">
+                  <wp:extent cx="4344006" cy="1971950"/>
+                  <wp:effectExtent l="0" t="0" r="0" b="9525"/>
+                  <wp:docPr id="1979155642" name="Picture 1"/>
+                  <wp:cNvGraphicFramePr>
+                    <a:graphicFrameLocks xmlns:a="http://schemas.openxmlformats.org/drawingml/2006/main" noChangeAspect="1"/>
+                  </wp:cNvGraphicFramePr>
+                  <a:graphic xmlns:a="http://schemas.openxmlformats.org/drawingml/2006/main">
+                    <a:graphicData uri="http://schemas.openxmlformats.org/drawingml/2006/picture">
+                      <pic:pic xmlns:pic="http://schemas.openxmlformats.org/drawingml/2006/picture">
+                        <pic:nvPicPr>
+                          <pic:cNvPr id="1979155642" name=""/>
+                          <pic:cNvPicPr/>
+                        </pic:nvPicPr>
+                        <pic:blipFill>
+                          <a:blip r:embed="rId7"/>
+                          <a:stretch>
+                            <a:fillRect/>
+                          </a:stretch>
+                        </pic:blipFill>
+                        <pic:spPr>
+                          <a:xfrm>
+                            <a:off x="0" y="0"/>
+                            <a:ext cx="4344006" cy="1971950"/>
+                          </a:xfrm>
+                          <a:prstGeom prst="rect">
+                            <a:avLst/>
+                          </a:prstGeom>
+                        </pic:spPr>
+                      </pic:pic>
+                    </a:graphicData>
+                  </a:graphic>
+                </wp:inline>
+              </w:drawing>
+            </w:r>
           </w:p>
         </w:tc>
       </w:tr>
@@ -914,7 +876,22 @@
           <w14:ligatures w14:val="none"/>
         </w:rPr>
       </w:pPr>
-      <w:proofErr w:type="spellStart"/>
+    </w:p>
+    <w:p>
+      <w:pPr>
+        <w:spacing w:before="60" w:line="360" w:lineRule="auto"/>
+        <w:ind w:firstLine="0"/>
+        <w:jc w:val="left"/>
+        <w:rPr>
+          <w:rFonts w:eastAsia="Times New Roman" w:cs="Times New Roman"/>
+          <w:b/>
+          <w:bCs/>
+          <w:kern w:val="0"/>
+          <w:szCs w:val="24"/>
+          <w:lang w:eastAsia="en-ID"/>
+          <w14:ligatures w14:val="none"/>
+        </w:rPr>
+      </w:pPr>
       <w:r>
         <w:rPr>
           <w:rFonts w:eastAsia="Times New Roman" w:cs="Times New Roman"/>
@@ -925,20 +902,7 @@
           <w:lang w:eastAsia="en-ID"/>
           <w14:ligatures w14:val="none"/>
         </w:rPr>
-        <w:t>Praktikum</w:t>
-      </w:r>
-      <w:proofErr w:type="spellEnd"/>
-      <w:r>
-        <w:rPr>
-          <w:rFonts w:eastAsia="Times New Roman" w:cs="Times New Roman"/>
-          <w:b/>
-          <w:bCs/>
-          <w:kern w:val="0"/>
-          <w:szCs w:val="24"/>
-          <w:lang w:eastAsia="en-ID"/>
-          <w14:ligatures w14:val="none"/>
-        </w:rPr>
-        <w:t xml:space="preserve"> Ke-2</w:t>
+        <w:t>Praktikum Ke-2</w:t>
       </w:r>
     </w:p>
     <w:tbl>
@@ -1053,6 +1017,68 @@
               </w:rPr>
               <w:t xml:space="preserve"> </w:t>
             </w:r>
+            <w:r>
+              <w:rPr>
+                <w:rFonts w:eastAsia="Times New Roman" w:cs="Times New Roman"/>
+                <w:szCs w:val="24"/>
+                <w:lang w:val="en-US" w:eastAsia="en-ID"/>
+              </w:rPr>
+              <w:t>Buat file pad pages/api/produk.js</w:t>
+            </w:r>
+          </w:p>
+          <w:p>
+            <w:pPr>
+              <w:spacing w:before="60" w:line="360" w:lineRule="auto"/>
+              <w:ind w:firstLine="0"/>
+              <w:jc w:val="left"/>
+              <w:rPr>
+                <w:rFonts w:eastAsia="Times New Roman" w:cs="Times New Roman"/>
+                <w:szCs w:val="24"/>
+                <w:lang w:val="en-US" w:eastAsia="en-ID"/>
+              </w:rPr>
+            </w:pPr>
+            <w:r>
+              <w:rPr>
+                <w:rFonts w:eastAsia="Times New Roman" w:cs="Times New Roman"/>
+                <w:szCs w:val="24"/>
+                <w:lang w:val="en-US" w:eastAsia="en-ID"/>
+              </w:rPr>
+              <w:drawing>
+                <wp:inline distT="0" distB="0" distL="0" distR="0" wp14:anchorId="24D88DAE" wp14:editId="22C00EAD">
+                  <wp:extent cx="2295845" cy="1086002"/>
+                  <wp:effectExtent l="0" t="0" r="0" b="0"/>
+                  <wp:docPr id="113148337" name="Picture 1"/>
+                  <wp:cNvGraphicFramePr>
+                    <a:graphicFrameLocks xmlns:a="http://schemas.openxmlformats.org/drawingml/2006/main" noChangeAspect="1"/>
+                  </wp:cNvGraphicFramePr>
+                  <a:graphic xmlns:a="http://schemas.openxmlformats.org/drawingml/2006/main">
+                    <a:graphicData uri="http://schemas.openxmlformats.org/drawingml/2006/picture">
+                      <pic:pic xmlns:pic="http://schemas.openxmlformats.org/drawingml/2006/picture">
+                        <pic:nvPicPr>
+                          <pic:cNvPr id="113148337" name=""/>
+                          <pic:cNvPicPr/>
+                        </pic:nvPicPr>
+                        <pic:blipFill>
+                          <a:blip r:embed="rId8"/>
+                          <a:stretch>
+                            <a:fillRect/>
+                          </a:stretch>
+                        </pic:blipFill>
+                        <pic:spPr>
+                          <a:xfrm>
+                            <a:off x="0" y="0"/>
+                            <a:ext cx="2295845" cy="1086002"/>
+                          </a:xfrm>
+                          <a:prstGeom prst="rect">
+                            <a:avLst/>
+                          </a:prstGeom>
+                        </pic:spPr>
+                      </pic:pic>
+                    </a:graphicData>
+                  </a:graphic>
+                </wp:inline>
+              </w:drawing>
+            </w:r>
           </w:p>
         </w:tc>
       </w:tr>
@@ -1097,6 +1123,123 @@
                 <w:lang w:eastAsia="en-ID"/>
               </w:rPr>
             </w:pPr>
+            <w:r>
+              <w:rPr>
+                <w:rFonts w:eastAsia="Times New Roman" w:cs="Times New Roman"/>
+                <w:szCs w:val="24"/>
+                <w:lang w:eastAsia="en-ID"/>
+              </w:rPr>
+              <w:t>Tambahkan data statis</w:t>
+            </w:r>
+          </w:p>
+          <w:p>
+            <w:pPr>
+              <w:spacing w:before="60" w:line="360" w:lineRule="auto"/>
+              <w:ind w:firstLine="0"/>
+              <w:jc w:val="left"/>
+              <w:rPr>
+                <w:rFonts w:eastAsia="Times New Roman" w:cs="Times New Roman"/>
+                <w:szCs w:val="24"/>
+                <w:lang w:eastAsia="en-ID"/>
+              </w:rPr>
+            </w:pPr>
+            <w:r>
+              <w:rPr>
+                <w:rFonts w:eastAsia="Times New Roman" w:cs="Times New Roman"/>
+                <w:szCs w:val="24"/>
+                <w:lang w:eastAsia="en-ID"/>
+              </w:rPr>
+              <w:lastRenderedPageBreak/>
+              <w:drawing>
+                <wp:inline distT="0" distB="0" distL="0" distR="0" wp14:anchorId="678627B9" wp14:editId="56D24C74">
+                  <wp:extent cx="4667415" cy="2521772"/>
+                  <wp:effectExtent l="0" t="0" r="0" b="0"/>
+                  <wp:docPr id="1520142031" name="Picture 1"/>
+                  <wp:cNvGraphicFramePr>
+                    <a:graphicFrameLocks xmlns:a="http://schemas.openxmlformats.org/drawingml/2006/main" noChangeAspect="1"/>
+                  </wp:cNvGraphicFramePr>
+                  <a:graphic xmlns:a="http://schemas.openxmlformats.org/drawingml/2006/main">
+                    <a:graphicData uri="http://schemas.openxmlformats.org/drawingml/2006/picture">
+                      <pic:pic xmlns:pic="http://schemas.openxmlformats.org/drawingml/2006/picture">
+                        <pic:nvPicPr>
+                          <pic:cNvPr id="1520142031" name=""/>
+                          <pic:cNvPicPr/>
+                        </pic:nvPicPr>
+                        <pic:blipFill>
+                          <a:blip r:embed="rId9"/>
+                          <a:stretch>
+                            <a:fillRect/>
+                          </a:stretch>
+                        </pic:blipFill>
+                        <pic:spPr>
+                          <a:xfrm>
+                            <a:off x="0" y="0"/>
+                            <a:ext cx="4668413" cy="2522311"/>
+                          </a:xfrm>
+                          <a:prstGeom prst="rect">
+                            <a:avLst/>
+                          </a:prstGeom>
+                        </pic:spPr>
+                      </pic:pic>
+                    </a:graphicData>
+                  </a:graphic>
+                </wp:inline>
+              </w:drawing>
+            </w:r>
+          </w:p>
+          <w:p>
+            <w:pPr>
+              <w:spacing w:before="60" w:line="360" w:lineRule="auto"/>
+              <w:ind w:firstLine="0"/>
+              <w:jc w:val="left"/>
+              <w:rPr>
+                <w:rFonts w:eastAsia="Times New Roman" w:cs="Times New Roman"/>
+                <w:szCs w:val="24"/>
+                <w:lang w:eastAsia="en-ID"/>
+              </w:rPr>
+            </w:pPr>
+            <w:r>
+              <w:rPr>
+                <w:rFonts w:eastAsia="Times New Roman" w:cs="Times New Roman"/>
+                <w:szCs w:val="24"/>
+                <w:lang w:eastAsia="en-ID"/>
+              </w:rPr>
+              <w:drawing>
+                <wp:inline distT="0" distB="0" distL="0" distR="0" wp14:anchorId="6115E182" wp14:editId="32F962FC">
+                  <wp:extent cx="4682651" cy="4714875"/>
+                  <wp:effectExtent l="0" t="0" r="3810" b="0"/>
+                  <wp:docPr id="1681428841" name="Picture 1"/>
+                  <wp:cNvGraphicFramePr>
+                    <a:graphicFrameLocks xmlns:a="http://schemas.openxmlformats.org/drawingml/2006/main" noChangeAspect="1"/>
+                  </wp:cNvGraphicFramePr>
+                  <a:graphic xmlns:a="http://schemas.openxmlformats.org/drawingml/2006/main">
+                    <a:graphicData uri="http://schemas.openxmlformats.org/drawingml/2006/picture">
+                      <pic:pic xmlns:pic="http://schemas.openxmlformats.org/drawingml/2006/picture">
+                        <pic:nvPicPr>
+                          <pic:cNvPr id="1681428841" name=""/>
+                          <pic:cNvPicPr/>
+                        </pic:nvPicPr>
+                        <pic:blipFill>
+                          <a:blip r:embed="rId10"/>
+                          <a:stretch>
+                            <a:fillRect/>
+                          </a:stretch>
+                        </pic:blipFill>
+                        <pic:spPr>
+                          <a:xfrm>
+                            <a:off x="0" y="0"/>
+                            <a:ext cx="4702927" cy="4735290"/>
+                          </a:xfrm>
+                          <a:prstGeom prst="rect">
+                            <a:avLst/>
+                          </a:prstGeom>
+                        </pic:spPr>
+                      </pic:pic>
+                    </a:graphicData>
+                  </a:graphic>
+                </wp:inline>
+              </w:drawing>
+            </w:r>
           </w:p>
         </w:tc>
       </w:tr>
@@ -1122,6 +1265,7 @@
                 <w:szCs w:val="24"/>
                 <w:lang w:val="en-US" w:eastAsia="en-ID"/>
               </w:rPr>
+              <w:lastRenderedPageBreak/>
               <w:t>3</w:t>
             </w:r>
           </w:p>
@@ -1141,50 +1285,80 @@
                 <w:lang w:val="en-US" w:eastAsia="en-ID"/>
               </w:rPr>
             </w:pPr>
-          </w:p>
-        </w:tc>
-      </w:tr>
-      <w:tr>
-        <w:tc>
-          <w:tcPr>
-            <w:tcW w:w="1129" w:type="dxa"/>
-          </w:tcPr>
-          <w:p>
-            <w:pPr>
-              <w:spacing w:before="60" w:line="360" w:lineRule="auto"/>
-              <w:ind w:firstLine="0"/>
-              <w:jc w:val="left"/>
-              <w:rPr>
-                <w:rFonts w:eastAsia="Times New Roman" w:cs="Times New Roman"/>
-                <w:szCs w:val="24"/>
-                <w:lang w:val="en-US" w:eastAsia="en-ID"/>
-              </w:rPr>
-            </w:pPr>
-            <w:r>
-              <w:rPr>
-                <w:rFonts w:eastAsia="Times New Roman" w:cs="Times New Roman"/>
-                <w:szCs w:val="24"/>
-                <w:lang w:val="en-US" w:eastAsia="en-ID"/>
-              </w:rPr>
-              <w:t>4</w:t>
-            </w:r>
-          </w:p>
-        </w:tc>
-        <w:tc>
-          <w:tcPr>
-            <w:tcW w:w="8499" w:type="dxa"/>
-          </w:tcPr>
-          <w:p>
-            <w:pPr>
-              <w:spacing w:before="60" w:line="360" w:lineRule="auto"/>
-              <w:ind w:firstLine="0"/>
-              <w:jc w:val="left"/>
-              <w:rPr>
-                <w:rFonts w:eastAsia="Times New Roman" w:cs="Times New Roman"/>
-                <w:szCs w:val="24"/>
-                <w:lang w:eastAsia="en-ID"/>
-              </w:rPr>
-            </w:pPr>
+            <w:r>
+              <w:rPr>
+                <w:rFonts w:eastAsia="Times New Roman" w:cs="Times New Roman"/>
+                <w:szCs w:val="24"/>
+                <w:lang w:val="en-US" w:eastAsia="en-ID"/>
+              </w:rPr>
+              <w:t xml:space="preserve">Akses: </w:t>
+            </w:r>
+            <w:hyperlink r:id="rId11" w:history="1">
+              <w:r>
+                <w:rPr>
+                  <w:rStyle w:val="Hyperlink"/>
+                  <w:rFonts w:eastAsia="Times New Roman" w:cs="Times New Roman"/>
+                  <w:szCs w:val="24"/>
+                  <w:lang w:val="en-US" w:eastAsia="en-ID"/>
+                </w:rPr>
+                <w:t>http://localhost:3000/api/produk</w:t>
+              </w:r>
+            </w:hyperlink>
+          </w:p>
+          <w:p>
+            <w:pPr>
+              <w:spacing w:before="60" w:line="360" w:lineRule="auto"/>
+              <w:ind w:firstLine="0"/>
+              <w:jc w:val="left"/>
+              <w:rPr>
+                <w:rFonts w:eastAsia="Times New Roman" w:cs="Times New Roman"/>
+                <w:szCs w:val="24"/>
+                <w:lang w:val="en-US" w:eastAsia="en-ID"/>
+              </w:rPr>
+            </w:pPr>
+            <w:r>
+              <w:rPr>
+                <w:rFonts w:eastAsia="Times New Roman" w:cs="Times New Roman"/>
+                <w:szCs w:val="24"/>
+                <w:lang w:val="en-US" w:eastAsia="en-ID"/>
+              </w:rPr>
+              <w:lastRenderedPageBreak/>
+              <w:drawing>
+                <wp:inline distT="0" distB="0" distL="0" distR="0" wp14:anchorId="10BEE0E8" wp14:editId="05C6D630">
+                  <wp:extent cx="5259705" cy="566420"/>
+                  <wp:effectExtent l="0" t="0" r="0" b="5080"/>
+                  <wp:docPr id="194975800" name="Picture 1"/>
+                  <wp:cNvGraphicFramePr>
+                    <a:graphicFrameLocks xmlns:a="http://schemas.openxmlformats.org/drawingml/2006/main" noChangeAspect="1"/>
+                  </wp:cNvGraphicFramePr>
+                  <a:graphic xmlns:a="http://schemas.openxmlformats.org/drawingml/2006/main">
+                    <a:graphicData uri="http://schemas.openxmlformats.org/drawingml/2006/picture">
+                      <pic:pic xmlns:pic="http://schemas.openxmlformats.org/drawingml/2006/picture">
+                        <pic:nvPicPr>
+                          <pic:cNvPr id="194975800" name=""/>
+                          <pic:cNvPicPr/>
+                        </pic:nvPicPr>
+                        <pic:blipFill>
+                          <a:blip r:embed="rId12"/>
+                          <a:stretch>
+                            <a:fillRect/>
+                          </a:stretch>
+                        </pic:blipFill>
+                        <pic:spPr>
+                          <a:xfrm>
+                            <a:off x="0" y="0"/>
+                            <a:ext cx="5259705" cy="566420"/>
+                          </a:xfrm>
+                          <a:prstGeom prst="rect">
+                            <a:avLst/>
+                          </a:prstGeom>
+                        </pic:spPr>
+                      </pic:pic>
+                    </a:graphicData>
+                  </a:graphic>
+                </wp:inline>
+              </w:drawing>
+            </w:r>
           </w:p>
         </w:tc>
       </w:tr>
@@ -1220,7 +1394,6 @@
           <w14:ligatures w14:val="none"/>
         </w:rPr>
       </w:pPr>
-      <w:proofErr w:type="spellStart"/>
       <w:r>
         <w:rPr>
           <w:rFonts w:eastAsia="Times New Roman" w:cs="Times New Roman"/>
@@ -1231,20 +1404,7 @@
           <w:lang w:eastAsia="en-ID"/>
           <w14:ligatures w14:val="none"/>
         </w:rPr>
-        <w:t>Praktikum</w:t>
-      </w:r>
-      <w:proofErr w:type="spellEnd"/>
-      <w:r>
-        <w:rPr>
-          <w:rFonts w:eastAsia="Times New Roman" w:cs="Times New Roman"/>
-          <w:b/>
-          <w:bCs/>
-          <w:kern w:val="0"/>
-          <w:szCs w:val="24"/>
-          <w:lang w:eastAsia="en-ID"/>
-          <w14:ligatures w14:val="none"/>
-        </w:rPr>
-        <w:t xml:space="preserve"> Ke-</w:t>
+        <w:t>Praktikum Ke-</w:t>
       </w:r>
       <w:r>
         <w:rPr>
@@ -1363,6 +1523,163 @@
                 <w:lang w:val="en-US" w:eastAsia="en-ID"/>
               </w:rPr>
             </w:pPr>
+            <w:r>
+              <w:rPr>
+                <w:rFonts w:eastAsia="Times New Roman" w:cs="Times New Roman"/>
+                <w:sz w:val="22"/>
+                <w:lang w:val="en-US" w:eastAsia="en-ID"/>
+              </w:rPr>
+              <w:t>Buka pages/product/index.tsx</w:t>
+            </w:r>
+          </w:p>
+          <w:p>
+            <w:pPr>
+              <w:spacing w:before="60" w:line="360" w:lineRule="auto"/>
+              <w:ind w:firstLine="0"/>
+              <w:jc w:val="left"/>
+              <w:rPr>
+                <w:rFonts w:eastAsia="Times New Roman" w:cs="Times New Roman"/>
+                <w:sz w:val="22"/>
+                <w:lang w:val="en-US" w:eastAsia="en-ID"/>
+              </w:rPr>
+            </w:pPr>
+            <w:r>
+              <w:rPr>
+                <w:rFonts w:eastAsia="Times New Roman" w:cs="Times New Roman"/>
+                <w:sz w:val="22"/>
+                <w:lang w:val="en-US" w:eastAsia="en-ID"/>
+              </w:rPr>
+              <w:t>• Modifikasi kode</w:t>
+            </w:r>
+          </w:p>
+          <w:p>
+            <w:pPr>
+              <w:spacing w:before="60" w:line="360" w:lineRule="auto"/>
+              <w:ind w:firstLine="0"/>
+              <w:jc w:val="left"/>
+              <w:rPr>
+                <w:rFonts w:eastAsia="Times New Roman" w:cs="Times New Roman"/>
+                <w:sz w:val="22"/>
+                <w:lang w:val="en-US" w:eastAsia="en-ID"/>
+              </w:rPr>
+            </w:pPr>
+            <w:r>
+              <w:rPr>
+                <w:rFonts w:eastAsia="Times New Roman" w:cs="Times New Roman"/>
+                <w:sz w:val="22"/>
+                <w:lang w:val="en-US" w:eastAsia="en-ID"/>
+              </w:rPr>
+              <w:t>o Tambahkan useEffect() dan comment useEffect untuk isLogin</w:t>
+            </w:r>
+          </w:p>
+          <w:p>
+            <w:pPr>
+              <w:spacing w:before="60" w:line="360" w:lineRule="auto"/>
+              <w:ind w:firstLine="0"/>
+              <w:jc w:val="left"/>
+              <w:rPr>
+                <w:rFonts w:eastAsia="Times New Roman" w:cs="Times New Roman"/>
+                <w:sz w:val="22"/>
+                <w:lang w:val="en-US" w:eastAsia="en-ID"/>
+              </w:rPr>
+            </w:pPr>
+            <w:r>
+              <w:rPr>
+                <w:rFonts w:eastAsia="Times New Roman" w:cs="Times New Roman"/>
+                <w:sz w:val="22"/>
+                <w:lang w:val="en-US" w:eastAsia="en-ID"/>
+              </w:rPr>
+              <w:drawing>
+                <wp:inline distT="0" distB="0" distL="0" distR="0" wp14:anchorId="22DA5CB2" wp14:editId="2E22EA0A">
+                  <wp:extent cx="5259705" cy="4743450"/>
+                  <wp:effectExtent l="0" t="0" r="0" b="0"/>
+                  <wp:docPr id="1460429639" name="Picture 1"/>
+                  <wp:cNvGraphicFramePr>
+                    <a:graphicFrameLocks xmlns:a="http://schemas.openxmlformats.org/drawingml/2006/main" noChangeAspect="1"/>
+                  </wp:cNvGraphicFramePr>
+                  <a:graphic xmlns:a="http://schemas.openxmlformats.org/drawingml/2006/main">
+                    <a:graphicData uri="http://schemas.openxmlformats.org/drawingml/2006/picture">
+                      <pic:pic xmlns:pic="http://schemas.openxmlformats.org/drawingml/2006/picture">
+                        <pic:nvPicPr>
+                          <pic:cNvPr id="1460429639" name=""/>
+                          <pic:cNvPicPr/>
+                        </pic:nvPicPr>
+                        <pic:blipFill>
+                          <a:blip r:embed="rId13"/>
+                          <a:stretch>
+                            <a:fillRect/>
+                          </a:stretch>
+                        </pic:blipFill>
+                        <pic:spPr>
+                          <a:xfrm>
+                            <a:off x="0" y="0"/>
+                            <a:ext cx="5259705" cy="4743450"/>
+                          </a:xfrm>
+                          <a:prstGeom prst="rect">
+                            <a:avLst/>
+                          </a:prstGeom>
+                        </pic:spPr>
+                      </pic:pic>
+                    </a:graphicData>
+                  </a:graphic>
+                </wp:inline>
+              </w:drawing>
+            </w:r>
+          </w:p>
+          <w:p>
+            <w:pPr>
+              <w:spacing w:before="60" w:line="360" w:lineRule="auto"/>
+              <w:ind w:firstLine="0"/>
+              <w:jc w:val="left"/>
+              <w:rPr>
+                <w:rFonts w:eastAsia="Times New Roman" w:cs="Times New Roman"/>
+                <w:sz w:val="22"/>
+                <w:lang w:val="en-US" w:eastAsia="en-ID"/>
+              </w:rPr>
+            </w:pPr>
+            <w:r>
+              <w:rPr>
+                <w:rFonts w:eastAsia="Times New Roman" w:cs="Times New Roman"/>
+                <w:sz w:val="22"/>
+                <w:lang w:val="en-US" w:eastAsia="en-ID"/>
+              </w:rPr>
+              <w:lastRenderedPageBreak/>
+              <w:drawing>
+                <wp:inline distT="0" distB="0" distL="0" distR="0" wp14:anchorId="6BE67A6B" wp14:editId="03F35455">
+                  <wp:extent cx="3534268" cy="2905530"/>
+                  <wp:effectExtent l="0" t="0" r="9525" b="9525"/>
+                  <wp:docPr id="1911319770" name="Picture 1"/>
+                  <wp:cNvGraphicFramePr>
+                    <a:graphicFrameLocks xmlns:a="http://schemas.openxmlformats.org/drawingml/2006/main" noChangeAspect="1"/>
+                  </wp:cNvGraphicFramePr>
+                  <a:graphic xmlns:a="http://schemas.openxmlformats.org/drawingml/2006/main">
+                    <a:graphicData uri="http://schemas.openxmlformats.org/drawingml/2006/picture">
+                      <pic:pic xmlns:pic="http://schemas.openxmlformats.org/drawingml/2006/picture">
+                        <pic:nvPicPr>
+                          <pic:cNvPr id="1911319770" name=""/>
+                          <pic:cNvPicPr/>
+                        </pic:nvPicPr>
+                        <pic:blipFill>
+                          <a:blip r:embed="rId14"/>
+                          <a:stretch>
+                            <a:fillRect/>
+                          </a:stretch>
+                        </pic:blipFill>
+                        <pic:spPr>
+                          <a:xfrm>
+                            <a:off x="0" y="0"/>
+                            <a:ext cx="3534268" cy="2905530"/>
+                          </a:xfrm>
+                          <a:prstGeom prst="rect">
+                            <a:avLst/>
+                          </a:prstGeom>
+                        </pic:spPr>
+                      </pic:pic>
+                    </a:graphicData>
+                  </a:graphic>
+                </wp:inline>
+              </w:drawing>
+            </w:r>
           </w:p>
         </w:tc>
       </w:tr>
@@ -1388,6 +1705,7 @@
                 <w:sz w:val="22"/>
                 <w:lang w:val="en-US" w:eastAsia="en-ID"/>
               </w:rPr>
+              <w:lastRenderedPageBreak/>
               <w:t>2</w:t>
             </w:r>
           </w:p>
@@ -1407,98 +1725,111 @@
                 <w:lang w:eastAsia="en-ID"/>
               </w:rPr>
             </w:pPr>
-          </w:p>
-        </w:tc>
-      </w:tr>
-      <w:tr>
-        <w:tc>
-          <w:tcPr>
-            <w:tcW w:w="1129" w:type="dxa"/>
-          </w:tcPr>
-          <w:p>
-            <w:pPr>
-              <w:spacing w:before="60" w:line="360" w:lineRule="auto"/>
-              <w:ind w:firstLine="0"/>
-              <w:jc w:val="left"/>
+            <w:r>
               <w:rPr>
                 <w:rFonts w:eastAsia="Times New Roman" w:cs="Times New Roman"/>
                 <w:sz w:val="22"/>
-                <w:lang w:val="en-US" w:eastAsia="en-ID"/>
-              </w:rPr>
-            </w:pPr>
-            <w:r>
+                <w:lang w:eastAsia="en-ID"/>
+              </w:rPr>
+              <w:t xml:space="preserve">Jalankan browser </w:t>
+            </w:r>
+            <w:hyperlink r:id="rId15" w:history="1">
+              <w:r>
+                <w:rPr>
+                  <w:rStyle w:val="Hyperlink"/>
+                  <w:rFonts w:eastAsia="Times New Roman" w:cs="Times New Roman"/>
+                  <w:sz w:val="22"/>
+                  <w:lang w:eastAsia="en-ID"/>
+                </w:rPr>
+                <w:t>http://localhost:3000/produk</w:t>
+              </w:r>
+            </w:hyperlink>
+          </w:p>
+          <w:p>
+            <w:pPr>
+              <w:spacing w:before="60" w:line="360" w:lineRule="auto"/>
+              <w:ind w:firstLine="0"/>
+              <w:jc w:val="left"/>
               <w:rPr>
                 <w:rFonts w:eastAsia="Times New Roman" w:cs="Times New Roman"/>
                 <w:sz w:val="22"/>
-                <w:lang w:val="en-US" w:eastAsia="en-ID"/>
-              </w:rPr>
-              <w:t>3</w:t>
-            </w:r>
-          </w:p>
-        </w:tc>
-        <w:tc>
-          <w:tcPr>
-            <w:tcW w:w="8499" w:type="dxa"/>
-          </w:tcPr>
-          <w:p>
-            <w:pPr>
-              <w:spacing w:before="60" w:line="360" w:lineRule="auto"/>
-              <w:ind w:firstLine="0"/>
-              <w:jc w:val="left"/>
+                <w:lang w:eastAsia="en-ID"/>
+              </w:rPr>
+            </w:pPr>
+            <w:r>
               <w:rPr>
                 <w:rFonts w:eastAsia="Times New Roman" w:cs="Times New Roman"/>
                 <w:sz w:val="22"/>
-                <w:lang w:val="en-US" w:eastAsia="en-ID"/>
-              </w:rPr>
-            </w:pPr>
-          </w:p>
-        </w:tc>
-      </w:tr>
-      <w:tr>
-        <w:tc>
-          <w:tcPr>
-            <w:tcW w:w="1129" w:type="dxa"/>
-          </w:tcPr>
-          <w:p>
-            <w:pPr>
-              <w:spacing w:before="60" w:line="360" w:lineRule="auto"/>
-              <w:ind w:firstLine="0"/>
-              <w:jc w:val="left"/>
-              <w:rPr>
-                <w:rFonts w:eastAsia="Times New Roman" w:cs="Times New Roman"/>
-                <w:sz w:val="22"/>
-                <w:lang w:val="en-US" w:eastAsia="en-ID"/>
-              </w:rPr>
-            </w:pPr>
-            <w:r>
-              <w:rPr>
-                <w:rFonts w:eastAsia="Times New Roman" w:cs="Times New Roman"/>
-                <w:sz w:val="22"/>
-                <w:lang w:val="en-US" w:eastAsia="en-ID"/>
-              </w:rPr>
-              <w:t>4</w:t>
-            </w:r>
-          </w:p>
-        </w:tc>
-        <w:tc>
-          <w:tcPr>
-            <w:tcW w:w="8499" w:type="dxa"/>
-          </w:tcPr>
-          <w:p>
-            <w:pPr>
-              <w:spacing w:before="60" w:line="360" w:lineRule="auto"/>
-              <w:ind w:firstLine="0"/>
-              <w:jc w:val="left"/>
-              <w:rPr>
-                <w:rFonts w:eastAsia="Times New Roman" w:cs="Times New Roman"/>
-                <w:sz w:val="22"/>
-                <w:lang w:eastAsia="en-ID"/>
-              </w:rPr>
-            </w:pPr>
+                <w:lang w:eastAsia="en-ID"/>
+              </w:rPr>
+              <w:drawing>
+                <wp:inline distT="0" distB="0" distL="0" distR="0" wp14:anchorId="36DB98D8" wp14:editId="218377F4">
+                  <wp:extent cx="3334215" cy="3791479"/>
+                  <wp:effectExtent l="0" t="0" r="0" b="0"/>
+                  <wp:docPr id="996115705" name="Picture 1"/>
+                  <wp:cNvGraphicFramePr>
+                    <a:graphicFrameLocks xmlns:a="http://schemas.openxmlformats.org/drawingml/2006/main" noChangeAspect="1"/>
+                  </wp:cNvGraphicFramePr>
+                  <a:graphic xmlns:a="http://schemas.openxmlformats.org/drawingml/2006/main">
+                    <a:graphicData uri="http://schemas.openxmlformats.org/drawingml/2006/picture">
+                      <pic:pic xmlns:pic="http://schemas.openxmlformats.org/drawingml/2006/picture">
+                        <pic:nvPicPr>
+                          <pic:cNvPr id="996115705" name=""/>
+                          <pic:cNvPicPr/>
+                        </pic:nvPicPr>
+                        <pic:blipFill>
+                          <a:blip r:embed="rId16"/>
+                          <a:stretch>
+                            <a:fillRect/>
+                          </a:stretch>
+                        </pic:blipFill>
+                        <pic:spPr>
+                          <a:xfrm>
+                            <a:off x="0" y="0"/>
+                            <a:ext cx="3334215" cy="3791479"/>
+                          </a:xfrm>
+                          <a:prstGeom prst="rect">
+                            <a:avLst/>
+                          </a:prstGeom>
+                        </pic:spPr>
+                      </pic:pic>
+                    </a:graphicData>
+                  </a:graphic>
+                </wp:inline>
+              </w:drawing>
+            </w:r>
           </w:p>
         </w:tc>
       </w:tr>
     </w:tbl>
+    <w:p>
+      <w:pPr>
+        <w:spacing w:before="60" w:line="360" w:lineRule="auto"/>
+        <w:ind w:firstLine="0"/>
+        <w:jc w:val="left"/>
+        <w:rPr>
+          <w:rFonts w:eastAsia="Times New Roman" w:cs="Times New Roman"/>
+          <w:kern w:val="0"/>
+          <w:szCs w:val="24"/>
+          <w:lang w:eastAsia="en-ID"/>
+          <w14:ligatures w14:val="none"/>
+        </w:rPr>
+      </w:pPr>
+    </w:p>
+    <w:p>
+      <w:pPr>
+        <w:spacing w:before="60" w:line="360" w:lineRule="auto"/>
+        <w:ind w:firstLine="0"/>
+        <w:jc w:val="left"/>
+        <w:rPr>
+          <w:rFonts w:eastAsia="Times New Roman" w:cs="Times New Roman"/>
+          <w:kern w:val="0"/>
+          <w:szCs w:val="24"/>
+          <w:lang w:eastAsia="en-ID"/>
+          <w14:ligatures w14:val="none"/>
+        </w:rPr>
+      </w:pPr>
+    </w:p>
     <w:p>
       <w:pPr>
         <w:spacing w:before="60" w:line="360" w:lineRule="auto"/>
@@ -1538,7 +1869,6 @@
           <w14:ligatures w14:val="none"/>
         </w:rPr>
       </w:pPr>
-      <w:proofErr w:type="spellStart"/>
       <w:r>
         <w:rPr>
           <w:rFonts w:eastAsia="Times New Roman" w:cs="Times New Roman"/>
@@ -1549,20 +1879,8 @@
           <w:lang w:eastAsia="en-ID"/>
           <w14:ligatures w14:val="none"/>
         </w:rPr>
-        <w:t>Praktikum</w:t>
-      </w:r>
-      <w:proofErr w:type="spellEnd"/>
-      <w:r>
-        <w:rPr>
-          <w:rFonts w:eastAsia="Times New Roman" w:cs="Times New Roman"/>
-          <w:b/>
-          <w:bCs/>
-          <w:kern w:val="0"/>
-          <w:szCs w:val="24"/>
-          <w:lang w:eastAsia="en-ID"/>
-          <w14:ligatures w14:val="none"/>
-        </w:rPr>
-        <w:t xml:space="preserve"> Ke-</w:t>
+        <w:lastRenderedPageBreak/>
+        <w:t>Praktikum Ke-</w:t>
       </w:r>
       <w:r>
         <w:rPr>
@@ -1610,7 +1928,6 @@
                 <w:szCs w:val="24"/>
                 <w:lang w:eastAsia="en-ID"/>
               </w:rPr>
-              <w:lastRenderedPageBreak/>
               <w:t>Langkah</w:t>
             </w:r>
           </w:p>
@@ -1682,6 +1999,68 @@
                 <w:lang w:val="en-US" w:eastAsia="en-ID"/>
               </w:rPr>
             </w:pPr>
+            <w:r>
+              <w:rPr>
+                <w:rFonts w:eastAsia="Times New Roman" w:cs="Times New Roman"/>
+                <w:szCs w:val="24"/>
+                <w:lang w:val="en-US" w:eastAsia="en-ID"/>
+              </w:rPr>
+              <w:t>Buka Firebase Go To Console ( login dengan login google)</w:t>
+            </w:r>
+          </w:p>
+          <w:p>
+            <w:pPr>
+              <w:spacing w:before="60" w:line="360" w:lineRule="auto"/>
+              <w:ind w:firstLine="0"/>
+              <w:jc w:val="left"/>
+              <w:rPr>
+                <w:rFonts w:eastAsia="Times New Roman" w:cs="Times New Roman"/>
+                <w:szCs w:val="24"/>
+                <w:lang w:val="en-US" w:eastAsia="en-ID"/>
+              </w:rPr>
+            </w:pPr>
+            <w:r>
+              <w:rPr>
+                <w:rFonts w:eastAsia="Times New Roman" w:cs="Times New Roman"/>
+                <w:szCs w:val="24"/>
+                <w:lang w:val="en-US" w:eastAsia="en-ID"/>
+              </w:rPr>
+              <w:drawing>
+                <wp:inline distT="0" distB="0" distL="0" distR="0" wp14:anchorId="6CDCD45F" wp14:editId="6ECC1FAB">
+                  <wp:extent cx="5259705" cy="1904365"/>
+                  <wp:effectExtent l="0" t="0" r="0" b="635"/>
+                  <wp:docPr id="1185907328" name="Picture 1"/>
+                  <wp:cNvGraphicFramePr>
+                    <a:graphicFrameLocks xmlns:a="http://schemas.openxmlformats.org/drawingml/2006/main" noChangeAspect="1"/>
+                  </wp:cNvGraphicFramePr>
+                  <a:graphic xmlns:a="http://schemas.openxmlformats.org/drawingml/2006/main">
+                    <a:graphicData uri="http://schemas.openxmlformats.org/drawingml/2006/picture">
+                      <pic:pic xmlns:pic="http://schemas.openxmlformats.org/drawingml/2006/picture">
+                        <pic:nvPicPr>
+                          <pic:cNvPr id="1185907328" name=""/>
+                          <pic:cNvPicPr/>
+                        </pic:nvPicPr>
+                        <pic:blipFill>
+                          <a:blip r:embed="rId17"/>
+                          <a:stretch>
+                            <a:fillRect/>
+                          </a:stretch>
+                        </pic:blipFill>
+                        <pic:spPr>
+                          <a:xfrm>
+                            <a:off x="0" y="0"/>
+                            <a:ext cx="5259705" cy="1904365"/>
+                          </a:xfrm>
+                          <a:prstGeom prst="rect">
+                            <a:avLst/>
+                          </a:prstGeom>
+                        </pic:spPr>
+                      </pic:pic>
+                    </a:graphicData>
+                  </a:graphic>
+                </wp:inline>
+              </w:drawing>
+            </w:r>
           </w:p>
         </w:tc>
       </w:tr>
@@ -1726,6 +2105,318 @@
                 <w:lang w:eastAsia="en-ID"/>
               </w:rPr>
             </w:pPr>
+            <w:r>
+              <w:rPr>
+                <w:rFonts w:eastAsia="Times New Roman" w:cs="Times New Roman"/>
+                <w:szCs w:val="24"/>
+                <w:lang w:eastAsia="en-ID"/>
+              </w:rPr>
+              <w:t>Buat project baru</w:t>
+            </w:r>
+          </w:p>
+          <w:p>
+            <w:pPr>
+              <w:spacing w:before="60" w:line="360" w:lineRule="auto"/>
+              <w:ind w:firstLine="0"/>
+              <w:jc w:val="left"/>
+              <w:rPr>
+                <w:rFonts w:eastAsia="Times New Roman" w:cs="Times New Roman"/>
+                <w:szCs w:val="24"/>
+                <w:lang w:eastAsia="en-ID"/>
+              </w:rPr>
+            </w:pPr>
+            <w:r>
+              <w:rPr>
+                <w:rFonts w:eastAsia="Times New Roman" w:cs="Times New Roman"/>
+                <w:szCs w:val="24"/>
+                <w:lang w:eastAsia="en-ID"/>
+              </w:rPr>
+              <w:drawing>
+                <wp:inline distT="0" distB="0" distL="0" distR="0" wp14:anchorId="214FCC38" wp14:editId="0D5A39E4">
+                  <wp:extent cx="5259705" cy="4573905"/>
+                  <wp:effectExtent l="0" t="0" r="0" b="0"/>
+                  <wp:docPr id="1425517676" name="Picture 1"/>
+                  <wp:cNvGraphicFramePr>
+                    <a:graphicFrameLocks xmlns:a="http://schemas.openxmlformats.org/drawingml/2006/main" noChangeAspect="1"/>
+                  </wp:cNvGraphicFramePr>
+                  <a:graphic xmlns:a="http://schemas.openxmlformats.org/drawingml/2006/main">
+                    <a:graphicData uri="http://schemas.openxmlformats.org/drawingml/2006/picture">
+                      <pic:pic xmlns:pic="http://schemas.openxmlformats.org/drawingml/2006/picture">
+                        <pic:nvPicPr>
+                          <pic:cNvPr id="1425517676" name=""/>
+                          <pic:cNvPicPr/>
+                        </pic:nvPicPr>
+                        <pic:blipFill>
+                          <a:blip r:embed="rId18"/>
+                          <a:stretch>
+                            <a:fillRect/>
+                          </a:stretch>
+                        </pic:blipFill>
+                        <pic:spPr>
+                          <a:xfrm>
+                            <a:off x="0" y="0"/>
+                            <a:ext cx="5259705" cy="4573905"/>
+                          </a:xfrm>
+                          <a:prstGeom prst="rect">
+                            <a:avLst/>
+                          </a:prstGeom>
+                        </pic:spPr>
+                      </pic:pic>
+                    </a:graphicData>
+                  </a:graphic>
+                </wp:inline>
+              </w:drawing>
+            </w:r>
+          </w:p>
+          <w:p>
+            <w:pPr>
+              <w:spacing w:before="60" w:line="360" w:lineRule="auto"/>
+              <w:ind w:firstLine="0"/>
+              <w:jc w:val="left"/>
+              <w:rPr>
+                <w:rFonts w:eastAsia="Times New Roman" w:cs="Times New Roman"/>
+                <w:szCs w:val="24"/>
+                <w:lang w:eastAsia="en-ID"/>
+              </w:rPr>
+            </w:pPr>
+            <w:r>
+              <w:rPr>
+                <w:rFonts w:eastAsia="Times New Roman" w:cs="Times New Roman"/>
+                <w:szCs w:val="24"/>
+                <w:lang w:eastAsia="en-ID"/>
+              </w:rPr>
+              <w:lastRenderedPageBreak/>
+              <w:drawing>
+                <wp:inline distT="0" distB="0" distL="0" distR="0" wp14:anchorId="4DCAC451" wp14:editId="76DA3B3A">
+                  <wp:extent cx="5259705" cy="5207000"/>
+                  <wp:effectExtent l="0" t="0" r="0" b="0"/>
+                  <wp:docPr id="986208533" name="Picture 1"/>
+                  <wp:cNvGraphicFramePr>
+                    <a:graphicFrameLocks xmlns:a="http://schemas.openxmlformats.org/drawingml/2006/main" noChangeAspect="1"/>
+                  </wp:cNvGraphicFramePr>
+                  <a:graphic xmlns:a="http://schemas.openxmlformats.org/drawingml/2006/main">
+                    <a:graphicData uri="http://schemas.openxmlformats.org/drawingml/2006/picture">
+                      <pic:pic xmlns:pic="http://schemas.openxmlformats.org/drawingml/2006/picture">
+                        <pic:nvPicPr>
+                          <pic:cNvPr id="986208533" name=""/>
+                          <pic:cNvPicPr/>
+                        </pic:nvPicPr>
+                        <pic:blipFill>
+                          <a:blip r:embed="rId19"/>
+                          <a:stretch>
+                            <a:fillRect/>
+                          </a:stretch>
+                        </pic:blipFill>
+                        <pic:spPr>
+                          <a:xfrm>
+                            <a:off x="0" y="0"/>
+                            <a:ext cx="5259705" cy="5207000"/>
+                          </a:xfrm>
+                          <a:prstGeom prst="rect">
+                            <a:avLst/>
+                          </a:prstGeom>
+                        </pic:spPr>
+                      </pic:pic>
+                    </a:graphicData>
+                  </a:graphic>
+                </wp:inline>
+              </w:drawing>
+            </w:r>
+          </w:p>
+          <w:p>
+            <w:pPr>
+              <w:spacing w:before="60" w:line="360" w:lineRule="auto"/>
+              <w:ind w:firstLine="0"/>
+              <w:jc w:val="left"/>
+              <w:rPr>
+                <w:rFonts w:eastAsia="Times New Roman" w:cs="Times New Roman"/>
+                <w:szCs w:val="24"/>
+                <w:lang w:eastAsia="en-ID"/>
+              </w:rPr>
+            </w:pPr>
+            <w:r>
+              <w:rPr>
+                <w:rFonts w:eastAsia="Times New Roman" w:cs="Times New Roman"/>
+                <w:szCs w:val="24"/>
+                <w:lang w:eastAsia="en-ID"/>
+              </w:rPr>
+              <w:lastRenderedPageBreak/>
+              <w:drawing>
+                <wp:inline distT="0" distB="0" distL="0" distR="0" wp14:anchorId="56E950AC" wp14:editId="4FC8A9E1">
+                  <wp:extent cx="5144218" cy="3686689"/>
+                  <wp:effectExtent l="0" t="0" r="0" b="9525"/>
+                  <wp:docPr id="522451699" name="Picture 1"/>
+                  <wp:cNvGraphicFramePr>
+                    <a:graphicFrameLocks xmlns:a="http://schemas.openxmlformats.org/drawingml/2006/main" noChangeAspect="1"/>
+                  </wp:cNvGraphicFramePr>
+                  <a:graphic xmlns:a="http://schemas.openxmlformats.org/drawingml/2006/main">
+                    <a:graphicData uri="http://schemas.openxmlformats.org/drawingml/2006/picture">
+                      <pic:pic xmlns:pic="http://schemas.openxmlformats.org/drawingml/2006/picture">
+                        <pic:nvPicPr>
+                          <pic:cNvPr id="522451699" name=""/>
+                          <pic:cNvPicPr/>
+                        </pic:nvPicPr>
+                        <pic:blipFill>
+                          <a:blip r:embed="rId20"/>
+                          <a:stretch>
+                            <a:fillRect/>
+                          </a:stretch>
+                        </pic:blipFill>
+                        <pic:spPr>
+                          <a:xfrm>
+                            <a:off x="0" y="0"/>
+                            <a:ext cx="5144218" cy="3686689"/>
+                          </a:xfrm>
+                          <a:prstGeom prst="rect">
+                            <a:avLst/>
+                          </a:prstGeom>
+                        </pic:spPr>
+                      </pic:pic>
+                    </a:graphicData>
+                  </a:graphic>
+                </wp:inline>
+              </w:drawing>
+            </w:r>
+            <w:r>
+              <w:rPr>
+                <w:rFonts w:eastAsia="Times New Roman" w:cs="Times New Roman"/>
+                <w:szCs w:val="24"/>
+                <w:lang w:eastAsia="en-ID"/>
+              </w:rPr>
+              <w:drawing>
+                <wp:inline distT="0" distB="0" distL="0" distR="0" wp14:anchorId="03AD214F" wp14:editId="23E37964">
+                  <wp:extent cx="5259705" cy="3841115"/>
+                  <wp:effectExtent l="0" t="0" r="0" b="6985"/>
+                  <wp:docPr id="720837422" name="Picture 1"/>
+                  <wp:cNvGraphicFramePr>
+                    <a:graphicFrameLocks xmlns:a="http://schemas.openxmlformats.org/drawingml/2006/main" noChangeAspect="1"/>
+                  </wp:cNvGraphicFramePr>
+                  <a:graphic xmlns:a="http://schemas.openxmlformats.org/drawingml/2006/main">
+                    <a:graphicData uri="http://schemas.openxmlformats.org/drawingml/2006/picture">
+                      <pic:pic xmlns:pic="http://schemas.openxmlformats.org/drawingml/2006/picture">
+                        <pic:nvPicPr>
+                          <pic:cNvPr id="720837422" name=""/>
+                          <pic:cNvPicPr/>
+                        </pic:nvPicPr>
+                        <pic:blipFill>
+                          <a:blip r:embed="rId21"/>
+                          <a:stretch>
+                            <a:fillRect/>
+                          </a:stretch>
+                        </pic:blipFill>
+                        <pic:spPr>
+                          <a:xfrm>
+                            <a:off x="0" y="0"/>
+                            <a:ext cx="5259705" cy="3841115"/>
+                          </a:xfrm>
+                          <a:prstGeom prst="rect">
+                            <a:avLst/>
+                          </a:prstGeom>
+                        </pic:spPr>
+                      </pic:pic>
+                    </a:graphicData>
+                  </a:graphic>
+                </wp:inline>
+              </w:drawing>
+            </w:r>
+            <w:r>
+              <w:rPr>
+                <w:rFonts w:eastAsia="Times New Roman" w:cs="Times New Roman"/>
+                <w:szCs w:val="24"/>
+                <w:lang w:eastAsia="en-ID"/>
+              </w:rPr>
+              <w:lastRenderedPageBreak/>
+              <w:drawing>
+                <wp:inline distT="0" distB="0" distL="0" distR="0" wp14:anchorId="1E145D8E" wp14:editId="0E55C03E">
+                  <wp:extent cx="5259705" cy="4508500"/>
+                  <wp:effectExtent l="0" t="0" r="0" b="6350"/>
+                  <wp:docPr id="1344657414" name="Picture 1"/>
+                  <wp:cNvGraphicFramePr>
+                    <a:graphicFrameLocks xmlns:a="http://schemas.openxmlformats.org/drawingml/2006/main" noChangeAspect="1"/>
+                  </wp:cNvGraphicFramePr>
+                  <a:graphic xmlns:a="http://schemas.openxmlformats.org/drawingml/2006/main">
+                    <a:graphicData uri="http://schemas.openxmlformats.org/drawingml/2006/picture">
+                      <pic:pic xmlns:pic="http://schemas.openxmlformats.org/drawingml/2006/picture">
+                        <pic:nvPicPr>
+                          <pic:cNvPr id="1344657414" name=""/>
+                          <pic:cNvPicPr/>
+                        </pic:nvPicPr>
+                        <pic:blipFill>
+                          <a:blip r:embed="rId22"/>
+                          <a:stretch>
+                            <a:fillRect/>
+                          </a:stretch>
+                        </pic:blipFill>
+                        <pic:spPr>
+                          <a:xfrm>
+                            <a:off x="0" y="0"/>
+                            <a:ext cx="5259705" cy="4508500"/>
+                          </a:xfrm>
+                          <a:prstGeom prst="rect">
+                            <a:avLst/>
+                          </a:prstGeom>
+                        </pic:spPr>
+                      </pic:pic>
+                    </a:graphicData>
+                  </a:graphic>
+                </wp:inline>
+              </w:drawing>
+            </w:r>
+            <w:r>
+              <w:rPr>
+                <w:rFonts w:eastAsia="Times New Roman" w:cs="Times New Roman"/>
+                <w:szCs w:val="24"/>
+                <w:lang w:eastAsia="en-ID"/>
+              </w:rPr>
+              <w:lastRenderedPageBreak/>
+              <w:drawing>
+                <wp:inline distT="0" distB="0" distL="0" distR="0" wp14:anchorId="7E4ED43D" wp14:editId="31312A16">
+                  <wp:extent cx="5259705" cy="5433695"/>
+                  <wp:effectExtent l="0" t="0" r="0" b="0"/>
+                  <wp:docPr id="1578572169" name="Picture 1"/>
+                  <wp:cNvGraphicFramePr>
+                    <a:graphicFrameLocks xmlns:a="http://schemas.openxmlformats.org/drawingml/2006/main" noChangeAspect="1"/>
+                  </wp:cNvGraphicFramePr>
+                  <a:graphic xmlns:a="http://schemas.openxmlformats.org/drawingml/2006/main">
+                    <a:graphicData uri="http://schemas.openxmlformats.org/drawingml/2006/picture">
+                      <pic:pic xmlns:pic="http://schemas.openxmlformats.org/drawingml/2006/picture">
+                        <pic:nvPicPr>
+                          <pic:cNvPr id="1578572169" name=""/>
+                          <pic:cNvPicPr/>
+                        </pic:nvPicPr>
+                        <pic:blipFill>
+                          <a:blip r:embed="rId23"/>
+                          <a:stretch>
+                            <a:fillRect/>
+                          </a:stretch>
+                        </pic:blipFill>
+                        <pic:spPr>
+                          <a:xfrm>
+                            <a:off x="0" y="0"/>
+                            <a:ext cx="5259705" cy="5433695"/>
+                          </a:xfrm>
+                          <a:prstGeom prst="rect">
+                            <a:avLst/>
+                          </a:prstGeom>
+                        </pic:spPr>
+                      </pic:pic>
+                    </a:graphicData>
+                  </a:graphic>
+                </wp:inline>
+              </w:drawing>
+            </w:r>
+          </w:p>
+          <w:p>
+            <w:pPr>
+              <w:spacing w:before="60" w:line="360" w:lineRule="auto"/>
+              <w:ind w:firstLine="0"/>
+              <w:jc w:val="left"/>
+              <w:rPr>
+                <w:rFonts w:eastAsia="Times New Roman" w:cs="Times New Roman"/>
+                <w:szCs w:val="24"/>
+                <w:lang w:eastAsia="en-ID"/>
+              </w:rPr>
+            </w:pPr>
           </w:p>
         </w:tc>
       </w:tr>
@@ -1751,6 +2442,7 @@
                 <w:szCs w:val="24"/>
                 <w:lang w:val="en-US" w:eastAsia="en-ID"/>
               </w:rPr>
+              <w:lastRenderedPageBreak/>
               <w:t>3</w:t>
             </w:r>
           </w:p>
@@ -1770,6 +2462,252 @@
                 <w:lang w:val="en-US" w:eastAsia="en-ID"/>
               </w:rPr>
             </w:pPr>
+            <w:r>
+              <w:rPr>
+                <w:rFonts w:eastAsia="Times New Roman" w:cs="Times New Roman"/>
+                <w:szCs w:val="24"/>
+                <w:lang w:val="en-US" w:eastAsia="en-ID"/>
+              </w:rPr>
+              <w:t>Aktifkan Firestore Database</w:t>
+            </w:r>
+          </w:p>
+          <w:p>
+            <w:pPr>
+              <w:spacing w:before="60" w:line="360" w:lineRule="auto"/>
+              <w:ind w:firstLine="0"/>
+              <w:jc w:val="left"/>
+              <w:rPr>
+                <w:rFonts w:eastAsia="Times New Roman" w:cs="Times New Roman"/>
+                <w:szCs w:val="24"/>
+                <w:lang w:val="en-US" w:eastAsia="en-ID"/>
+              </w:rPr>
+            </w:pPr>
+            <w:r>
+              <w:rPr>
+                <w:rFonts w:eastAsia="Times New Roman" w:cs="Times New Roman"/>
+                <w:szCs w:val="24"/>
+                <w:lang w:val="en-US" w:eastAsia="en-ID"/>
+              </w:rPr>
+              <w:lastRenderedPageBreak/>
+              <w:drawing>
+                <wp:inline distT="0" distB="0" distL="0" distR="0" wp14:anchorId="3DC0645F" wp14:editId="18D75500">
+                  <wp:extent cx="5259705" cy="2659380"/>
+                  <wp:effectExtent l="0" t="0" r="0" b="7620"/>
+                  <wp:docPr id="999833026" name="Picture 1"/>
+                  <wp:cNvGraphicFramePr>
+                    <a:graphicFrameLocks xmlns:a="http://schemas.openxmlformats.org/drawingml/2006/main" noChangeAspect="1"/>
+                  </wp:cNvGraphicFramePr>
+                  <a:graphic xmlns:a="http://schemas.openxmlformats.org/drawingml/2006/main">
+                    <a:graphicData uri="http://schemas.openxmlformats.org/drawingml/2006/picture">
+                      <pic:pic xmlns:pic="http://schemas.openxmlformats.org/drawingml/2006/picture">
+                        <pic:nvPicPr>
+                          <pic:cNvPr id="999833026" name=""/>
+                          <pic:cNvPicPr/>
+                        </pic:nvPicPr>
+                        <pic:blipFill>
+                          <a:blip r:embed="rId24"/>
+                          <a:stretch>
+                            <a:fillRect/>
+                          </a:stretch>
+                        </pic:blipFill>
+                        <pic:spPr>
+                          <a:xfrm>
+                            <a:off x="0" y="0"/>
+                            <a:ext cx="5259705" cy="2659380"/>
+                          </a:xfrm>
+                          <a:prstGeom prst="rect">
+                            <a:avLst/>
+                          </a:prstGeom>
+                        </pic:spPr>
+                      </pic:pic>
+                    </a:graphicData>
+                  </a:graphic>
+                </wp:inline>
+              </w:drawing>
+            </w:r>
+          </w:p>
+          <w:p>
+            <w:pPr>
+              <w:spacing w:before="60" w:line="360" w:lineRule="auto"/>
+              <w:ind w:firstLine="0"/>
+              <w:jc w:val="left"/>
+              <w:rPr>
+                <w:rFonts w:eastAsia="Times New Roman" w:cs="Times New Roman"/>
+                <w:szCs w:val="24"/>
+                <w:lang w:val="en-US" w:eastAsia="en-ID"/>
+              </w:rPr>
+            </w:pPr>
+            <w:r>
+              <w:rPr>
+                <w:rFonts w:eastAsia="Times New Roman" w:cs="Times New Roman"/>
+                <w:szCs w:val="24"/>
+                <w:lang w:val="en-US" w:eastAsia="en-ID"/>
+              </w:rPr>
+              <w:lastRenderedPageBreak/>
+              <w:drawing>
+                <wp:inline distT="0" distB="0" distL="0" distR="0" wp14:anchorId="1ABD6429" wp14:editId="6EB82B9E">
+                  <wp:extent cx="5259705" cy="3940175"/>
+                  <wp:effectExtent l="0" t="0" r="0" b="3175"/>
+                  <wp:docPr id="1309986243" name="Picture 1"/>
+                  <wp:cNvGraphicFramePr>
+                    <a:graphicFrameLocks xmlns:a="http://schemas.openxmlformats.org/drawingml/2006/main" noChangeAspect="1"/>
+                  </wp:cNvGraphicFramePr>
+                  <a:graphic xmlns:a="http://schemas.openxmlformats.org/drawingml/2006/main">
+                    <a:graphicData uri="http://schemas.openxmlformats.org/drawingml/2006/picture">
+                      <pic:pic xmlns:pic="http://schemas.openxmlformats.org/drawingml/2006/picture">
+                        <pic:nvPicPr>
+                          <pic:cNvPr id="1309986243" name=""/>
+                          <pic:cNvPicPr/>
+                        </pic:nvPicPr>
+                        <pic:blipFill>
+                          <a:blip r:embed="rId25"/>
+                          <a:stretch>
+                            <a:fillRect/>
+                          </a:stretch>
+                        </pic:blipFill>
+                        <pic:spPr>
+                          <a:xfrm>
+                            <a:off x="0" y="0"/>
+                            <a:ext cx="5259705" cy="3940175"/>
+                          </a:xfrm>
+                          <a:prstGeom prst="rect">
+                            <a:avLst/>
+                          </a:prstGeom>
+                        </pic:spPr>
+                      </pic:pic>
+                    </a:graphicData>
+                  </a:graphic>
+                </wp:inline>
+              </w:drawing>
+            </w:r>
+            <w:r>
+              <w:rPr>
+                <w:rFonts w:eastAsia="Times New Roman" w:cs="Times New Roman"/>
+                <w:szCs w:val="24"/>
+                <w:lang w:val="en-US" w:eastAsia="en-ID"/>
+              </w:rPr>
+              <w:lastRenderedPageBreak/>
+              <w:drawing>
+                <wp:inline distT="0" distB="0" distL="0" distR="0" wp14:anchorId="6FB4DA31" wp14:editId="08236A50">
+                  <wp:extent cx="5029902" cy="4953691"/>
+                  <wp:effectExtent l="0" t="0" r="0" b="0"/>
+                  <wp:docPr id="1590867901" name="Picture 1"/>
+                  <wp:cNvGraphicFramePr>
+                    <a:graphicFrameLocks xmlns:a="http://schemas.openxmlformats.org/drawingml/2006/main" noChangeAspect="1"/>
+                  </wp:cNvGraphicFramePr>
+                  <a:graphic xmlns:a="http://schemas.openxmlformats.org/drawingml/2006/main">
+                    <a:graphicData uri="http://schemas.openxmlformats.org/drawingml/2006/picture">
+                      <pic:pic xmlns:pic="http://schemas.openxmlformats.org/drawingml/2006/picture">
+                        <pic:nvPicPr>
+                          <pic:cNvPr id="1590867901" name=""/>
+                          <pic:cNvPicPr/>
+                        </pic:nvPicPr>
+                        <pic:blipFill>
+                          <a:blip r:embed="rId26"/>
+                          <a:stretch>
+                            <a:fillRect/>
+                          </a:stretch>
+                        </pic:blipFill>
+                        <pic:spPr>
+                          <a:xfrm>
+                            <a:off x="0" y="0"/>
+                            <a:ext cx="5029902" cy="4953691"/>
+                          </a:xfrm>
+                          <a:prstGeom prst="rect">
+                            <a:avLst/>
+                          </a:prstGeom>
+                        </pic:spPr>
+                      </pic:pic>
+                    </a:graphicData>
+                  </a:graphic>
+                </wp:inline>
+              </w:drawing>
+            </w:r>
+            <w:r>
+              <w:rPr>
+                <w:rFonts w:eastAsia="Times New Roman" w:cs="Times New Roman"/>
+                <w:szCs w:val="24"/>
+                <w:lang w:val="en-US" w:eastAsia="en-ID"/>
+              </w:rPr>
+              <w:lastRenderedPageBreak/>
+              <w:drawing>
+                <wp:inline distT="0" distB="0" distL="0" distR="0" wp14:anchorId="1A9B0C08" wp14:editId="4929581C">
+                  <wp:extent cx="5259705" cy="4197985"/>
+                  <wp:effectExtent l="0" t="0" r="0" b="0"/>
+                  <wp:docPr id="684412976" name="Picture 1"/>
+                  <wp:cNvGraphicFramePr>
+                    <a:graphicFrameLocks xmlns:a="http://schemas.openxmlformats.org/drawingml/2006/main" noChangeAspect="1"/>
+                  </wp:cNvGraphicFramePr>
+                  <a:graphic xmlns:a="http://schemas.openxmlformats.org/drawingml/2006/main">
+                    <a:graphicData uri="http://schemas.openxmlformats.org/drawingml/2006/picture">
+                      <pic:pic xmlns:pic="http://schemas.openxmlformats.org/drawingml/2006/picture">
+                        <pic:nvPicPr>
+                          <pic:cNvPr id="684412976" name=""/>
+                          <pic:cNvPicPr/>
+                        </pic:nvPicPr>
+                        <pic:blipFill>
+                          <a:blip r:embed="rId27"/>
+                          <a:stretch>
+                            <a:fillRect/>
+                          </a:stretch>
+                        </pic:blipFill>
+                        <pic:spPr>
+                          <a:xfrm>
+                            <a:off x="0" y="0"/>
+                            <a:ext cx="5259705" cy="4197985"/>
+                          </a:xfrm>
+                          <a:prstGeom prst="rect">
+                            <a:avLst/>
+                          </a:prstGeom>
+                        </pic:spPr>
+                      </pic:pic>
+                    </a:graphicData>
+                  </a:graphic>
+                </wp:inline>
+              </w:drawing>
+            </w:r>
+            <w:r>
+              <w:rPr>
+                <w:rFonts w:eastAsia="Times New Roman" w:cs="Times New Roman"/>
+                <w:szCs w:val="24"/>
+                <w:lang w:val="en-US" w:eastAsia="en-ID"/>
+              </w:rPr>
+              <w:drawing>
+                <wp:inline distT="0" distB="0" distL="0" distR="0" wp14:anchorId="68ED6A46" wp14:editId="7712FBBC">
+                  <wp:extent cx="5259705" cy="2699385"/>
+                  <wp:effectExtent l="0" t="0" r="0" b="5715"/>
+                  <wp:docPr id="389524189" name="Picture 1"/>
+                  <wp:cNvGraphicFramePr>
+                    <a:graphicFrameLocks xmlns:a="http://schemas.openxmlformats.org/drawingml/2006/main" noChangeAspect="1"/>
+                  </wp:cNvGraphicFramePr>
+                  <a:graphic xmlns:a="http://schemas.openxmlformats.org/drawingml/2006/main">
+                    <a:graphicData uri="http://schemas.openxmlformats.org/drawingml/2006/picture">
+                      <pic:pic xmlns:pic="http://schemas.openxmlformats.org/drawingml/2006/picture">
+                        <pic:nvPicPr>
+                          <pic:cNvPr id="389524189" name=""/>
+                          <pic:cNvPicPr/>
+                        </pic:nvPicPr>
+                        <pic:blipFill>
+                          <a:blip r:embed="rId28"/>
+                          <a:stretch>
+                            <a:fillRect/>
+                          </a:stretch>
+                        </pic:blipFill>
+                        <pic:spPr>
+                          <a:xfrm>
+                            <a:off x="0" y="0"/>
+                            <a:ext cx="5259705" cy="2699385"/>
+                          </a:xfrm>
+                          <a:prstGeom prst="rect">
+                            <a:avLst/>
+                          </a:prstGeom>
+                        </pic:spPr>
+                      </pic:pic>
+                    </a:graphicData>
+                  </a:graphic>
+                </wp:inline>
+              </w:drawing>
+            </w:r>
           </w:p>
         </w:tc>
       </w:tr>
@@ -1795,6 +2733,7 @@
                 <w:szCs w:val="24"/>
                 <w:lang w:val="en-US" w:eastAsia="en-ID"/>
               </w:rPr>
+              <w:lastRenderedPageBreak/>
               <w:t>4</w:t>
             </w:r>
           </w:p>
@@ -1814,6 +2753,282 @@
                 <w:lang w:eastAsia="en-ID"/>
               </w:rPr>
             </w:pPr>
+            <w:r>
+              <w:rPr>
+                <w:rFonts w:eastAsia="Times New Roman" w:cs="Times New Roman"/>
+                <w:szCs w:val="24"/>
+                <w:lang w:eastAsia="en-ID"/>
+              </w:rPr>
+              <w:t>Buat collection:</w:t>
+            </w:r>
+          </w:p>
+          <w:p>
+            <w:pPr>
+              <w:spacing w:before="60" w:line="360" w:lineRule="auto"/>
+              <w:ind w:firstLine="0"/>
+              <w:jc w:val="left"/>
+              <w:rPr>
+                <w:rFonts w:eastAsia="Times New Roman" w:cs="Times New Roman"/>
+                <w:szCs w:val="24"/>
+                <w:lang w:eastAsia="en-ID"/>
+              </w:rPr>
+            </w:pPr>
+            <w:r>
+              <w:rPr>
+                <w:rFonts w:eastAsia="Times New Roman" w:cs="Times New Roman"/>
+                <w:szCs w:val="24"/>
+                <w:lang w:eastAsia="en-ID"/>
+              </w:rPr>
+              <w:lastRenderedPageBreak/>
+              <w:drawing>
+                <wp:inline distT="0" distB="0" distL="0" distR="0" wp14:anchorId="5245E75F" wp14:editId="5ECA144E">
+                  <wp:extent cx="5259705" cy="3128010"/>
+                  <wp:effectExtent l="0" t="0" r="0" b="0"/>
+                  <wp:docPr id="387305407" name="Picture 1"/>
+                  <wp:cNvGraphicFramePr>
+                    <a:graphicFrameLocks xmlns:a="http://schemas.openxmlformats.org/drawingml/2006/main" noChangeAspect="1"/>
+                  </wp:cNvGraphicFramePr>
+                  <a:graphic xmlns:a="http://schemas.openxmlformats.org/drawingml/2006/main">
+                    <a:graphicData uri="http://schemas.openxmlformats.org/drawingml/2006/picture">
+                      <pic:pic xmlns:pic="http://schemas.openxmlformats.org/drawingml/2006/picture">
+                        <pic:nvPicPr>
+                          <pic:cNvPr id="387305407" name=""/>
+                          <pic:cNvPicPr/>
+                        </pic:nvPicPr>
+                        <pic:blipFill>
+                          <a:blip r:embed="rId29"/>
+                          <a:stretch>
+                            <a:fillRect/>
+                          </a:stretch>
+                        </pic:blipFill>
+                        <pic:spPr>
+                          <a:xfrm>
+                            <a:off x="0" y="0"/>
+                            <a:ext cx="5259705" cy="3128010"/>
+                          </a:xfrm>
+                          <a:prstGeom prst="rect">
+                            <a:avLst/>
+                          </a:prstGeom>
+                        </pic:spPr>
+                      </pic:pic>
+                    </a:graphicData>
+                  </a:graphic>
+                </wp:inline>
+              </w:drawing>
+            </w:r>
+          </w:p>
+        </w:tc>
+      </w:tr>
+      <w:tr>
+        <w:tc>
+          <w:tcPr>
+            <w:tcW w:w="1129" w:type="dxa"/>
+          </w:tcPr>
+          <w:p>
+            <w:pPr>
+              <w:spacing w:before="60" w:line="360" w:lineRule="auto"/>
+              <w:ind w:firstLine="0"/>
+              <w:jc w:val="left"/>
+              <w:rPr>
+                <w:rFonts w:eastAsia="Times New Roman" w:cs="Times New Roman"/>
+                <w:szCs w:val="24"/>
+                <w:lang w:val="en-US" w:eastAsia="en-ID"/>
+              </w:rPr>
+            </w:pPr>
+            <w:r>
+              <w:rPr>
+                <w:rFonts w:eastAsia="Times New Roman" w:cs="Times New Roman"/>
+                <w:szCs w:val="24"/>
+                <w:lang w:val="en-US" w:eastAsia="en-ID"/>
+              </w:rPr>
+              <w:lastRenderedPageBreak/>
+              <w:t>5</w:t>
+            </w:r>
+          </w:p>
+        </w:tc>
+        <w:tc>
+          <w:tcPr>
+            <w:tcW w:w="8499" w:type="dxa"/>
+          </w:tcPr>
+          <w:p>
+            <w:pPr>
+              <w:spacing w:before="60" w:line="360" w:lineRule="auto"/>
+              <w:ind w:firstLine="0"/>
+              <w:jc w:val="left"/>
+              <w:rPr>
+                <w:rFonts w:eastAsia="Times New Roman" w:cs="Times New Roman"/>
+                <w:szCs w:val="24"/>
+                <w:lang w:eastAsia="en-ID"/>
+              </w:rPr>
+            </w:pPr>
+            <w:r>
+              <w:rPr>
+                <w:rFonts w:eastAsia="Times New Roman" w:cs="Times New Roman"/>
+                <w:szCs w:val="24"/>
+                <w:lang w:eastAsia="en-ID"/>
+              </w:rPr>
+              <w:t>P</w:t>
+            </w:r>
+            <w:r>
+              <w:rPr>
+                <w:rFonts w:eastAsia="Times New Roman" w:cs="Times New Roman"/>
+                <w:szCs w:val="24"/>
+                <w:lang w:eastAsia="en-ID"/>
+              </w:rPr>
+              <w:t>roducts</w:t>
+            </w:r>
+          </w:p>
+          <w:p>
+            <w:pPr>
+              <w:spacing w:before="60" w:line="360" w:lineRule="auto"/>
+              <w:ind w:firstLine="0"/>
+              <w:jc w:val="left"/>
+              <w:rPr>
+                <w:rFonts w:eastAsia="Times New Roman" w:cs="Times New Roman"/>
+                <w:szCs w:val="24"/>
+                <w:lang w:eastAsia="en-ID"/>
+              </w:rPr>
+            </w:pPr>
+            <w:r>
+              <w:rPr>
+                <w:rFonts w:eastAsia="Times New Roman" w:cs="Times New Roman"/>
+                <w:szCs w:val="24"/>
+                <w:lang w:eastAsia="en-ID"/>
+              </w:rPr>
+              <w:drawing>
+                <wp:inline distT="0" distB="0" distL="0" distR="0" wp14:anchorId="4826A146" wp14:editId="0D05E31C">
+                  <wp:extent cx="5259705" cy="3088005"/>
+                  <wp:effectExtent l="0" t="0" r="0" b="0"/>
+                  <wp:docPr id="186868681" name="Picture 1"/>
+                  <wp:cNvGraphicFramePr>
+                    <a:graphicFrameLocks xmlns:a="http://schemas.openxmlformats.org/drawingml/2006/main" noChangeAspect="1"/>
+                  </wp:cNvGraphicFramePr>
+                  <a:graphic xmlns:a="http://schemas.openxmlformats.org/drawingml/2006/main">
+                    <a:graphicData uri="http://schemas.openxmlformats.org/drawingml/2006/picture">
+                      <pic:pic xmlns:pic="http://schemas.openxmlformats.org/drawingml/2006/picture">
+                        <pic:nvPicPr>
+                          <pic:cNvPr id="186868681" name=""/>
+                          <pic:cNvPicPr/>
+                        </pic:nvPicPr>
+                        <pic:blipFill>
+                          <a:blip r:embed="rId30"/>
+                          <a:stretch>
+                            <a:fillRect/>
+                          </a:stretch>
+                        </pic:blipFill>
+                        <pic:spPr>
+                          <a:xfrm>
+                            <a:off x="0" y="0"/>
+                            <a:ext cx="5259705" cy="3088005"/>
+                          </a:xfrm>
+                          <a:prstGeom prst="rect">
+                            <a:avLst/>
+                          </a:prstGeom>
+                        </pic:spPr>
+                      </pic:pic>
+                    </a:graphicData>
+                  </a:graphic>
+                </wp:inline>
+              </w:drawing>
+            </w:r>
+          </w:p>
+          <w:p>
+            <w:pPr>
+              <w:spacing w:before="60" w:line="360" w:lineRule="auto"/>
+              <w:ind w:firstLine="0"/>
+              <w:jc w:val="left"/>
+              <w:rPr>
+                <w:rFonts w:eastAsia="Times New Roman" w:cs="Times New Roman"/>
+                <w:szCs w:val="24"/>
+                <w:lang w:eastAsia="en-ID"/>
+              </w:rPr>
+            </w:pPr>
+            <w:r>
+              <w:rPr>
+                <w:rFonts w:eastAsia="Times New Roman" w:cs="Times New Roman"/>
+                <w:szCs w:val="24"/>
+                <w:lang w:eastAsia="en-ID"/>
+              </w:rPr>
+              <w:lastRenderedPageBreak/>
+              <w:drawing>
+                <wp:inline distT="0" distB="0" distL="0" distR="0" wp14:anchorId="495BF570" wp14:editId="67E39B82">
+                  <wp:extent cx="5259705" cy="6609715"/>
+                  <wp:effectExtent l="0" t="0" r="0" b="635"/>
+                  <wp:docPr id="667076881" name="Picture 1"/>
+                  <wp:cNvGraphicFramePr>
+                    <a:graphicFrameLocks xmlns:a="http://schemas.openxmlformats.org/drawingml/2006/main" noChangeAspect="1"/>
+                  </wp:cNvGraphicFramePr>
+                  <a:graphic xmlns:a="http://schemas.openxmlformats.org/drawingml/2006/main">
+                    <a:graphicData uri="http://schemas.openxmlformats.org/drawingml/2006/picture">
+                      <pic:pic xmlns:pic="http://schemas.openxmlformats.org/drawingml/2006/picture">
+                        <pic:nvPicPr>
+                          <pic:cNvPr id="667076881" name=""/>
+                          <pic:cNvPicPr/>
+                        </pic:nvPicPr>
+                        <pic:blipFill>
+                          <a:blip r:embed="rId31"/>
+                          <a:stretch>
+                            <a:fillRect/>
+                          </a:stretch>
+                        </pic:blipFill>
+                        <pic:spPr>
+                          <a:xfrm>
+                            <a:off x="0" y="0"/>
+                            <a:ext cx="5259705" cy="6609715"/>
+                          </a:xfrm>
+                          <a:prstGeom prst="rect">
+                            <a:avLst/>
+                          </a:prstGeom>
+                        </pic:spPr>
+                      </pic:pic>
+                    </a:graphicData>
+                  </a:graphic>
+                </wp:inline>
+              </w:drawing>
+            </w:r>
+            <w:r>
+              <w:rPr>
+                <w:rFonts w:eastAsia="Times New Roman" w:cs="Times New Roman"/>
+                <w:szCs w:val="24"/>
+                <w:lang w:eastAsia="en-ID"/>
+              </w:rPr>
+              <w:lastRenderedPageBreak/>
+              <w:drawing>
+                <wp:inline distT="0" distB="0" distL="0" distR="0" wp14:anchorId="4F8BDEB9" wp14:editId="43EC4E8D">
+                  <wp:extent cx="5259705" cy="2114550"/>
+                  <wp:effectExtent l="0" t="0" r="0" b="0"/>
+                  <wp:docPr id="1051505030" name="Picture 1"/>
+                  <wp:cNvGraphicFramePr>
+                    <a:graphicFrameLocks xmlns:a="http://schemas.openxmlformats.org/drawingml/2006/main" noChangeAspect="1"/>
+                  </wp:cNvGraphicFramePr>
+                  <a:graphic xmlns:a="http://schemas.openxmlformats.org/drawingml/2006/main">
+                    <a:graphicData uri="http://schemas.openxmlformats.org/drawingml/2006/picture">
+                      <pic:pic xmlns:pic="http://schemas.openxmlformats.org/drawingml/2006/picture">
+                        <pic:nvPicPr>
+                          <pic:cNvPr id="1051505030" name=""/>
+                          <pic:cNvPicPr/>
+                        </pic:nvPicPr>
+                        <pic:blipFill>
+                          <a:blip r:embed="rId32"/>
+                          <a:stretch>
+                            <a:fillRect/>
+                          </a:stretch>
+                        </pic:blipFill>
+                        <pic:spPr>
+                          <a:xfrm>
+                            <a:off x="0" y="0"/>
+                            <a:ext cx="5259705" cy="2114550"/>
+                          </a:xfrm>
+                          <a:prstGeom prst="rect">
+                            <a:avLst/>
+                          </a:prstGeom>
+                        </pic:spPr>
+                      </pic:pic>
+                    </a:graphicData>
+                  </a:graphic>
+                </wp:inline>
+              </w:drawing>
+            </w:r>
           </w:p>
         </w:tc>
       </w:tr>
@@ -1849,7 +3064,6 @@
           <w14:ligatures w14:val="none"/>
         </w:rPr>
       </w:pPr>
-      <w:proofErr w:type="spellStart"/>
       <w:r>
         <w:rPr>
           <w:rFonts w:eastAsia="Times New Roman" w:cs="Times New Roman"/>
@@ -1860,20 +3074,7 @@
           <w:lang w:eastAsia="en-ID"/>
           <w14:ligatures w14:val="none"/>
         </w:rPr>
-        <w:t>Praktikum</w:t>
-      </w:r>
-      <w:proofErr w:type="spellEnd"/>
-      <w:r>
-        <w:rPr>
-          <w:rFonts w:eastAsia="Times New Roman" w:cs="Times New Roman"/>
-          <w:b/>
-          <w:bCs/>
-          <w:kern w:val="0"/>
-          <w:szCs w:val="24"/>
-          <w:lang w:eastAsia="en-ID"/>
-          <w14:ligatures w14:val="none"/>
-        </w:rPr>
-        <w:t xml:space="preserve"> Ke-</w:t>
+        <w:t>Praktikum Ke-</w:t>
       </w:r>
       <w:r>
         <w:rPr>
@@ -1992,6 +3193,68 @@
                 <w:lang w:val="en-US" w:eastAsia="en-ID"/>
               </w:rPr>
             </w:pPr>
+            <w:r>
+              <w:rPr>
+                <w:rFonts w:eastAsia="Times New Roman" w:cs="Times New Roman"/>
+                <w:szCs w:val="24"/>
+                <w:lang w:val="en-US" w:eastAsia="en-ID"/>
+              </w:rPr>
+              <w:t>Install firebase</w:t>
+            </w:r>
+          </w:p>
+          <w:p>
+            <w:pPr>
+              <w:spacing w:before="60" w:line="360" w:lineRule="auto"/>
+              <w:ind w:firstLine="0"/>
+              <w:jc w:val="left"/>
+              <w:rPr>
+                <w:rFonts w:eastAsia="Times New Roman" w:cs="Times New Roman"/>
+                <w:szCs w:val="24"/>
+                <w:lang w:val="en-US" w:eastAsia="en-ID"/>
+              </w:rPr>
+            </w:pPr>
+            <w:r>
+              <w:rPr>
+                <w:rFonts w:eastAsia="Times New Roman" w:cs="Times New Roman"/>
+                <w:szCs w:val="24"/>
+                <w:lang w:val="en-US" w:eastAsia="en-ID"/>
+              </w:rPr>
+              <w:drawing>
+                <wp:inline distT="0" distB="0" distL="0" distR="0" wp14:anchorId="41114071" wp14:editId="4DE206DE">
+                  <wp:extent cx="4820323" cy="2610214"/>
+                  <wp:effectExtent l="0" t="0" r="0" b="0"/>
+                  <wp:docPr id="2056233284" name="Picture 1"/>
+                  <wp:cNvGraphicFramePr>
+                    <a:graphicFrameLocks xmlns:a="http://schemas.openxmlformats.org/drawingml/2006/main" noChangeAspect="1"/>
+                  </wp:cNvGraphicFramePr>
+                  <a:graphic xmlns:a="http://schemas.openxmlformats.org/drawingml/2006/main">
+                    <a:graphicData uri="http://schemas.openxmlformats.org/drawingml/2006/picture">
+                      <pic:pic xmlns:pic="http://schemas.openxmlformats.org/drawingml/2006/picture">
+                        <pic:nvPicPr>
+                          <pic:cNvPr id="2056233284" name=""/>
+                          <pic:cNvPicPr/>
+                        </pic:nvPicPr>
+                        <pic:blipFill>
+                          <a:blip r:embed="rId33"/>
+                          <a:stretch>
+                            <a:fillRect/>
+                          </a:stretch>
+                        </pic:blipFill>
+                        <pic:spPr>
+                          <a:xfrm>
+                            <a:off x="0" y="0"/>
+                            <a:ext cx="4820323" cy="2610214"/>
+                          </a:xfrm>
+                          <a:prstGeom prst="rect">
+                            <a:avLst/>
+                          </a:prstGeom>
+                        </pic:spPr>
+                      </pic:pic>
+                    </a:graphicData>
+                  </a:graphic>
+                </wp:inline>
+              </w:drawing>
+            </w:r>
           </w:p>
         </w:tc>
       </w:tr>
@@ -2033,9 +3296,71 @@
               <w:rPr>
                 <w:rFonts w:eastAsia="Times New Roman" w:cs="Times New Roman"/>
                 <w:szCs w:val="24"/>
-                <w:lang w:eastAsia="en-ID"/>
-              </w:rPr>
-            </w:pPr>
+                <w:lang w:val="en-ID" w:eastAsia="en-ID"/>
+              </w:rPr>
+            </w:pPr>
+            <w:r>
+              <w:rPr>
+                <w:rFonts w:eastAsia="Times New Roman" w:cs="Times New Roman"/>
+                <w:szCs w:val="24"/>
+                <w:lang w:val="en-ID" w:eastAsia="en-ID"/>
+              </w:rPr>
+              <w:t>Buat folder dan file ts pada pages utlis/db/firebase.ts </w:t>
+            </w:r>
+          </w:p>
+          <w:p>
+            <w:pPr>
+              <w:spacing w:before="60" w:line="360" w:lineRule="auto"/>
+              <w:ind w:firstLine="0"/>
+              <w:jc w:val="left"/>
+              <w:rPr>
+                <w:rFonts w:eastAsia="Times New Roman" w:cs="Times New Roman"/>
+                <w:szCs w:val="24"/>
+                <w:lang w:eastAsia="en-ID"/>
+              </w:rPr>
+            </w:pPr>
+            <w:r>
+              <w:rPr>
+                <w:rFonts w:eastAsia="Times New Roman" w:cs="Times New Roman"/>
+                <w:szCs w:val="24"/>
+                <w:lang w:eastAsia="en-ID"/>
+              </w:rPr>
+              <w:drawing>
+                <wp:inline distT="0" distB="0" distL="0" distR="0" wp14:anchorId="5B66A238" wp14:editId="0B6A2D77">
+                  <wp:extent cx="2200582" cy="438211"/>
+                  <wp:effectExtent l="0" t="0" r="9525" b="0"/>
+                  <wp:docPr id="1190688000" name="Picture 1"/>
+                  <wp:cNvGraphicFramePr>
+                    <a:graphicFrameLocks xmlns:a="http://schemas.openxmlformats.org/drawingml/2006/main" noChangeAspect="1"/>
+                  </wp:cNvGraphicFramePr>
+                  <a:graphic xmlns:a="http://schemas.openxmlformats.org/drawingml/2006/main">
+                    <a:graphicData uri="http://schemas.openxmlformats.org/drawingml/2006/picture">
+                      <pic:pic xmlns:pic="http://schemas.openxmlformats.org/drawingml/2006/picture">
+                        <pic:nvPicPr>
+                          <pic:cNvPr id="1190688000" name=""/>
+                          <pic:cNvPicPr/>
+                        </pic:nvPicPr>
+                        <pic:blipFill>
+                          <a:blip r:embed="rId34"/>
+                          <a:stretch>
+                            <a:fillRect/>
+                          </a:stretch>
+                        </pic:blipFill>
+                        <pic:spPr>
+                          <a:xfrm>
+                            <a:off x="0" y="0"/>
+                            <a:ext cx="2200582" cy="438211"/>
+                          </a:xfrm>
+                          <a:prstGeom prst="rect">
+                            <a:avLst/>
+                          </a:prstGeom>
+                        </pic:spPr>
+                      </pic:pic>
+                    </a:graphicData>
+                  </a:graphic>
+                </wp:inline>
+              </w:drawing>
+            </w:r>
           </w:p>
         </w:tc>
       </w:tr>
@@ -2077,53 +3402,72 @@
               <w:rPr>
                 <w:rFonts w:eastAsia="Times New Roman" w:cs="Times New Roman"/>
                 <w:szCs w:val="24"/>
-                <w:lang w:val="en-US" w:eastAsia="en-ID"/>
-              </w:rPr>
-            </w:pPr>
-          </w:p>
-        </w:tc>
-      </w:tr>
-      <w:tr>
-        <w:tc>
-          <w:tcPr>
-            <w:tcW w:w="1129" w:type="dxa"/>
-          </w:tcPr>
-          <w:p>
-            <w:pPr>
-              <w:spacing w:before="60" w:line="360" w:lineRule="auto"/>
-              <w:ind w:firstLine="0"/>
-              <w:jc w:val="left"/>
-              <w:rPr>
-                <w:rFonts w:eastAsia="Times New Roman" w:cs="Times New Roman"/>
-                <w:szCs w:val="24"/>
-                <w:lang w:val="en-US" w:eastAsia="en-ID"/>
-              </w:rPr>
-            </w:pPr>
-            <w:r>
-              <w:rPr>
-                <w:rFonts w:eastAsia="Times New Roman" w:cs="Times New Roman"/>
-                <w:szCs w:val="24"/>
-                <w:lang w:val="en-US" w:eastAsia="en-ID"/>
-              </w:rPr>
-              <w:t>4</w:t>
-            </w:r>
-          </w:p>
-        </w:tc>
-        <w:tc>
-          <w:tcPr>
-            <w:tcW w:w="8499" w:type="dxa"/>
-          </w:tcPr>
-          <w:p>
-            <w:pPr>
-              <w:spacing w:before="60" w:line="360" w:lineRule="auto"/>
-              <w:ind w:firstLine="0"/>
-              <w:jc w:val="left"/>
-              <w:rPr>
-                <w:rFonts w:eastAsia="Times New Roman" w:cs="Times New Roman"/>
-                <w:szCs w:val="24"/>
-                <w:lang w:eastAsia="en-ID"/>
-              </w:rPr>
-            </w:pPr>
+                <w:lang w:val="en-ID" w:eastAsia="en-ID"/>
+              </w:rPr>
+            </w:pPr>
+            <w:r>
+              <w:rPr>
+                <w:rFonts w:eastAsia="Times New Roman" w:cs="Times New Roman"/>
+                <w:szCs w:val="24"/>
+                <w:lang w:val="en-ID" w:eastAsia="en-ID"/>
+              </w:rPr>
+              <w:t>Copy paste yang ada pada kotak merah ke file firebase.ts</w:t>
+            </w:r>
+          </w:p>
+          <w:p>
+            <w:pPr>
+              <w:spacing w:before="60" w:line="360" w:lineRule="auto"/>
+              <w:ind w:firstLine="0"/>
+              <w:jc w:val="left"/>
+              <w:rPr>
+                <w:rFonts w:eastAsia="Times New Roman" w:cs="Times New Roman"/>
+                <w:szCs w:val="24"/>
+                <w:lang w:val="en-ID" w:eastAsia="en-ID"/>
+              </w:rPr>
+            </w:pPr>
+            <w:r>
+              <w:rPr>
+                <w:rFonts w:eastAsia="Times New Roman" w:cs="Times New Roman"/>
+                <w:szCs w:val="24"/>
+                <w:lang w:val="en-ID" w:eastAsia="en-ID"/>
+              </w:rPr>
+              <w:lastRenderedPageBreak/>
+              <w:drawing>
+                <wp:inline distT="0" distB="0" distL="0" distR="0" wp14:anchorId="6C40F7C9" wp14:editId="136ED73A">
+                  <wp:extent cx="5259705" cy="3291840"/>
+                  <wp:effectExtent l="0" t="0" r="0" b="3810"/>
+                  <wp:docPr id="199083694" name="Picture 1"/>
+                  <wp:cNvGraphicFramePr>
+                    <a:graphicFrameLocks xmlns:a="http://schemas.openxmlformats.org/drawingml/2006/main" noChangeAspect="1"/>
+                  </wp:cNvGraphicFramePr>
+                  <a:graphic xmlns:a="http://schemas.openxmlformats.org/drawingml/2006/main">
+                    <a:graphicData uri="http://schemas.openxmlformats.org/drawingml/2006/picture">
+                      <pic:pic xmlns:pic="http://schemas.openxmlformats.org/drawingml/2006/picture">
+                        <pic:nvPicPr>
+                          <pic:cNvPr id="199083694" name=""/>
+                          <pic:cNvPicPr/>
+                        </pic:nvPicPr>
+                        <pic:blipFill>
+                          <a:blip r:embed="rId35"/>
+                          <a:stretch>
+                            <a:fillRect/>
+                          </a:stretch>
+                        </pic:blipFill>
+                        <pic:spPr>
+                          <a:xfrm>
+                            <a:off x="0" y="0"/>
+                            <a:ext cx="5259705" cy="3291840"/>
+                          </a:xfrm>
+                          <a:prstGeom prst="rect">
+                            <a:avLst/>
+                          </a:prstGeom>
+                        </pic:spPr>
+                      </pic:pic>
+                    </a:graphicData>
+                  </a:graphic>
+                </wp:inline>
+              </w:drawing>
+            </w:r>
           </w:p>
         </w:tc>
       </w:tr>
@@ -2159,7 +3503,6 @@
           <w14:ligatures w14:val="none"/>
         </w:rPr>
       </w:pPr>
-      <w:proofErr w:type="spellStart"/>
       <w:r>
         <w:rPr>
           <w:rFonts w:eastAsia="Times New Roman" w:cs="Times New Roman"/>
@@ -2170,20 +3513,7 @@
           <w:lang w:eastAsia="en-ID"/>
           <w14:ligatures w14:val="none"/>
         </w:rPr>
-        <w:t>Praktikum</w:t>
-      </w:r>
-      <w:proofErr w:type="spellEnd"/>
-      <w:r>
-        <w:rPr>
-          <w:rFonts w:eastAsia="Times New Roman" w:cs="Times New Roman"/>
-          <w:b/>
-          <w:bCs/>
-          <w:kern w:val="0"/>
-          <w:szCs w:val="24"/>
-          <w:lang w:eastAsia="en-ID"/>
-          <w14:ligatures w14:val="none"/>
-        </w:rPr>
-        <w:t xml:space="preserve"> Ke-</w:t>
+        <w:t>Praktikum Ke-</w:t>
       </w:r>
       <w:r>
         <w:rPr>
@@ -2302,6 +3632,68 @@
                 <w:lang w:val="en-US" w:eastAsia="en-ID"/>
               </w:rPr>
             </w:pPr>
+            <w:r>
+              <w:rPr>
+                <w:rFonts w:eastAsia="Times New Roman" w:cs="Times New Roman"/>
+                <w:szCs w:val="24"/>
+                <w:lang w:val="en-US" w:eastAsia="en-ID"/>
+              </w:rPr>
+              <w:t>Buat file: .env.local</w:t>
+            </w:r>
+          </w:p>
+          <w:p>
+            <w:pPr>
+              <w:spacing w:before="60" w:line="360" w:lineRule="auto"/>
+              <w:ind w:firstLine="0"/>
+              <w:jc w:val="left"/>
+              <w:rPr>
+                <w:rFonts w:eastAsia="Times New Roman" w:cs="Times New Roman"/>
+                <w:szCs w:val="24"/>
+                <w:lang w:val="en-US" w:eastAsia="en-ID"/>
+              </w:rPr>
+            </w:pPr>
+            <w:r>
+              <w:rPr>
+                <w:rFonts w:eastAsia="Times New Roman" w:cs="Times New Roman"/>
+                <w:szCs w:val="24"/>
+                <w:lang w:val="en-US" w:eastAsia="en-ID"/>
+              </w:rPr>
+              <w:drawing>
+                <wp:inline distT="0" distB="0" distL="0" distR="0" wp14:anchorId="53EECC6A" wp14:editId="0B24E95D">
+                  <wp:extent cx="2429214" cy="3105583"/>
+                  <wp:effectExtent l="0" t="0" r="9525" b="0"/>
+                  <wp:docPr id="50757896" name="Picture 1"/>
+                  <wp:cNvGraphicFramePr>
+                    <a:graphicFrameLocks xmlns:a="http://schemas.openxmlformats.org/drawingml/2006/main" noChangeAspect="1"/>
+                  </wp:cNvGraphicFramePr>
+                  <a:graphic xmlns:a="http://schemas.openxmlformats.org/drawingml/2006/main">
+                    <a:graphicData uri="http://schemas.openxmlformats.org/drawingml/2006/picture">
+                      <pic:pic xmlns:pic="http://schemas.openxmlformats.org/drawingml/2006/picture">
+                        <pic:nvPicPr>
+                          <pic:cNvPr id="50757896" name=""/>
+                          <pic:cNvPicPr/>
+                        </pic:nvPicPr>
+                        <pic:blipFill>
+                          <a:blip r:embed="rId36"/>
+                          <a:stretch>
+                            <a:fillRect/>
+                          </a:stretch>
+                        </pic:blipFill>
+                        <pic:spPr>
+                          <a:xfrm>
+                            <a:off x="0" y="0"/>
+                            <a:ext cx="2429214" cy="3105583"/>
+                          </a:xfrm>
+                          <a:prstGeom prst="rect">
+                            <a:avLst/>
+                          </a:prstGeom>
+                        </pic:spPr>
+                      </pic:pic>
+                    </a:graphicData>
+                  </a:graphic>
+                </wp:inline>
+              </w:drawing>
+            </w:r>
           </w:p>
         </w:tc>
       </w:tr>
@@ -2327,6 +3719,7 @@
                 <w:szCs w:val="24"/>
                 <w:lang w:val="en-US" w:eastAsia="en-ID"/>
               </w:rPr>
+              <w:lastRenderedPageBreak/>
               <w:t>2</w:t>
             </w:r>
           </w:p>
@@ -2346,94 +3739,68 @@
                 <w:lang w:eastAsia="en-ID"/>
               </w:rPr>
             </w:pPr>
-          </w:p>
-        </w:tc>
-      </w:tr>
-      <w:tr>
-        <w:tc>
-          <w:tcPr>
-            <w:tcW w:w="1129" w:type="dxa"/>
-          </w:tcPr>
-          <w:p>
-            <w:pPr>
-              <w:spacing w:before="60" w:line="360" w:lineRule="auto"/>
-              <w:ind w:firstLine="0"/>
-              <w:jc w:val="left"/>
-              <w:rPr>
-                <w:rFonts w:eastAsia="Times New Roman" w:cs="Times New Roman"/>
-                <w:szCs w:val="24"/>
-                <w:lang w:val="en-US" w:eastAsia="en-ID"/>
-              </w:rPr>
-            </w:pPr>
-            <w:r>
-              <w:rPr>
-                <w:rFonts w:eastAsia="Times New Roman" w:cs="Times New Roman"/>
-                <w:szCs w:val="24"/>
-                <w:lang w:val="en-US" w:eastAsia="en-ID"/>
-              </w:rPr>
-              <w:t>3</w:t>
-            </w:r>
-          </w:p>
-        </w:tc>
-        <w:tc>
-          <w:tcPr>
-            <w:tcW w:w="8499" w:type="dxa"/>
-          </w:tcPr>
-          <w:p>
-            <w:pPr>
-              <w:spacing w:before="60" w:line="360" w:lineRule="auto"/>
-              <w:ind w:firstLine="0"/>
-              <w:jc w:val="left"/>
-              <w:rPr>
-                <w:rFonts w:eastAsia="Times New Roman" w:cs="Times New Roman"/>
-                <w:szCs w:val="24"/>
-                <w:lang w:val="en-US" w:eastAsia="en-ID"/>
-              </w:rPr>
-            </w:pPr>
-          </w:p>
-        </w:tc>
-      </w:tr>
-      <w:tr>
-        <w:tc>
-          <w:tcPr>
-            <w:tcW w:w="1129" w:type="dxa"/>
-          </w:tcPr>
-          <w:p>
-            <w:pPr>
-              <w:spacing w:before="60" w:line="360" w:lineRule="auto"/>
-              <w:ind w:firstLine="0"/>
-              <w:jc w:val="left"/>
-              <w:rPr>
-                <w:rFonts w:eastAsia="Times New Roman" w:cs="Times New Roman"/>
-                <w:szCs w:val="24"/>
-                <w:lang w:val="en-US" w:eastAsia="en-ID"/>
-              </w:rPr>
-            </w:pPr>
-            <w:r>
-              <w:rPr>
-                <w:rFonts w:eastAsia="Times New Roman" w:cs="Times New Roman"/>
-                <w:szCs w:val="24"/>
-                <w:lang w:val="en-US" w:eastAsia="en-ID"/>
-              </w:rPr>
-              <w:t>4</w:t>
-            </w:r>
-          </w:p>
-        </w:tc>
-        <w:tc>
-          <w:tcPr>
-            <w:tcW w:w="8499" w:type="dxa"/>
-          </w:tcPr>
-          <w:p>
-            <w:pPr>
-              <w:spacing w:before="60" w:line="360" w:lineRule="auto"/>
-              <w:ind w:firstLine="0"/>
-              <w:jc w:val="left"/>
-              <w:rPr>
-                <w:rFonts w:eastAsia="Times New Roman" w:cs="Times New Roman"/>
-                <w:szCs w:val="24"/>
-                <w:lang w:eastAsia="en-ID"/>
-              </w:rPr>
-            </w:pPr>
+            <w:r>
+              <w:rPr>
+                <w:rFonts w:eastAsia="Times New Roman" w:cs="Times New Roman"/>
+                <w:szCs w:val="24"/>
+                <w:lang w:eastAsia="en-ID"/>
+              </w:rPr>
+              <w:t>Modifikasi file env</w:t>
+            </w:r>
+          </w:p>
+          <w:p>
+            <w:pPr>
+              <w:spacing w:before="60" w:line="360" w:lineRule="auto"/>
+              <w:ind w:firstLine="0"/>
+              <w:jc w:val="left"/>
+              <w:rPr>
+                <w:rFonts w:eastAsia="Times New Roman" w:cs="Times New Roman"/>
+                <w:szCs w:val="24"/>
+                <w:lang w:eastAsia="en-ID"/>
+              </w:rPr>
+            </w:pPr>
+            <w:r>
+              <w:rPr>
+                <w:rFonts w:eastAsia="Times New Roman" w:cs="Times New Roman"/>
+                <w:szCs w:val="24"/>
+                <w:lang w:eastAsia="en-ID"/>
+              </w:rPr>
+              <w:drawing>
+                <wp:inline distT="0" distB="0" distL="0" distR="0" wp14:anchorId="45135C34" wp14:editId="12C51574">
+                  <wp:extent cx="5259705" cy="1390015"/>
+                  <wp:effectExtent l="0" t="0" r="0" b="635"/>
+                  <wp:docPr id="1996368289" name="Picture 1"/>
+                  <wp:cNvGraphicFramePr>
+                    <a:graphicFrameLocks xmlns:a="http://schemas.openxmlformats.org/drawingml/2006/main" noChangeAspect="1"/>
+                  </wp:cNvGraphicFramePr>
+                  <a:graphic xmlns:a="http://schemas.openxmlformats.org/drawingml/2006/main">
+                    <a:graphicData uri="http://schemas.openxmlformats.org/drawingml/2006/picture">
+                      <pic:pic xmlns:pic="http://schemas.openxmlformats.org/drawingml/2006/picture">
+                        <pic:nvPicPr>
+                          <pic:cNvPr id="1996368289" name=""/>
+                          <pic:cNvPicPr/>
+                        </pic:nvPicPr>
+                        <pic:blipFill>
+                          <a:blip r:embed="rId37"/>
+                          <a:stretch>
+                            <a:fillRect/>
+                          </a:stretch>
+                        </pic:blipFill>
+                        <pic:spPr>
+                          <a:xfrm>
+                            <a:off x="0" y="0"/>
+                            <a:ext cx="5259705" cy="1390015"/>
+                          </a:xfrm>
+                          <a:prstGeom prst="rect">
+                            <a:avLst/>
+                          </a:prstGeom>
+                        </pic:spPr>
+                      </pic:pic>
+                    </a:graphicData>
+                  </a:graphic>
+                </wp:inline>
+              </w:drawing>
+            </w:r>
           </w:p>
         </w:tc>
       </w:tr>
@@ -2469,7 +3836,6 @@
           <w14:ligatures w14:val="none"/>
         </w:rPr>
       </w:pPr>
-      <w:proofErr w:type="spellStart"/>
       <w:r>
         <w:rPr>
           <w:rFonts w:eastAsia="Times New Roman" w:cs="Times New Roman"/>
@@ -2480,20 +3846,7 @@
           <w:lang w:eastAsia="en-ID"/>
           <w14:ligatures w14:val="none"/>
         </w:rPr>
-        <w:t>Praktikum</w:t>
-      </w:r>
-      <w:proofErr w:type="spellEnd"/>
-      <w:r>
-        <w:rPr>
-          <w:rFonts w:eastAsia="Times New Roman" w:cs="Times New Roman"/>
-          <w:b/>
-          <w:bCs/>
-          <w:kern w:val="0"/>
-          <w:szCs w:val="24"/>
-          <w:lang w:eastAsia="en-ID"/>
-          <w14:ligatures w14:val="none"/>
-        </w:rPr>
-        <w:t xml:space="preserve"> Ke-</w:t>
+        <w:t>Praktikum Ke-</w:t>
       </w:r>
       <w:r>
         <w:rPr>
@@ -2612,138 +3965,68 @@
                 <w:lang w:val="en-US" w:eastAsia="en-ID"/>
               </w:rPr>
             </w:pPr>
-          </w:p>
-        </w:tc>
-      </w:tr>
-      <w:tr>
-        <w:tc>
-          <w:tcPr>
-            <w:tcW w:w="1129" w:type="dxa"/>
-          </w:tcPr>
-          <w:p>
-            <w:pPr>
-              <w:spacing w:before="60" w:line="360" w:lineRule="auto"/>
-              <w:ind w:firstLine="0"/>
-              <w:jc w:val="left"/>
-              <w:rPr>
-                <w:rFonts w:eastAsia="Times New Roman" w:cs="Times New Roman"/>
-                <w:szCs w:val="24"/>
-                <w:lang w:val="en-US" w:eastAsia="en-ID"/>
-              </w:rPr>
-            </w:pPr>
-            <w:r>
-              <w:rPr>
-                <w:rFonts w:eastAsia="Times New Roman" w:cs="Times New Roman"/>
-                <w:szCs w:val="24"/>
-                <w:lang w:val="en-US" w:eastAsia="en-ID"/>
-              </w:rPr>
-              <w:t>2</w:t>
-            </w:r>
-          </w:p>
-        </w:tc>
-        <w:tc>
-          <w:tcPr>
-            <w:tcW w:w="8499" w:type="dxa"/>
-          </w:tcPr>
-          <w:p>
-            <w:pPr>
-              <w:spacing w:before="60" w:line="360" w:lineRule="auto"/>
-              <w:ind w:firstLine="0"/>
-              <w:jc w:val="left"/>
-              <w:rPr>
-                <w:rFonts w:eastAsia="Times New Roman" w:cs="Times New Roman"/>
-                <w:szCs w:val="24"/>
-                <w:lang w:eastAsia="en-ID"/>
-              </w:rPr>
-            </w:pPr>
-          </w:p>
-        </w:tc>
-      </w:tr>
-      <w:tr>
-        <w:tc>
-          <w:tcPr>
-            <w:tcW w:w="1129" w:type="dxa"/>
-          </w:tcPr>
-          <w:p>
-            <w:pPr>
-              <w:spacing w:before="60" w:line="360" w:lineRule="auto"/>
-              <w:ind w:firstLine="0"/>
-              <w:jc w:val="left"/>
-              <w:rPr>
-                <w:rFonts w:eastAsia="Times New Roman" w:cs="Times New Roman"/>
-                <w:szCs w:val="24"/>
-                <w:lang w:val="en-US" w:eastAsia="en-ID"/>
-              </w:rPr>
-            </w:pPr>
-            <w:r>
-              <w:rPr>
-                <w:rFonts w:eastAsia="Times New Roman" w:cs="Times New Roman"/>
-                <w:szCs w:val="24"/>
-                <w:lang w:val="en-US" w:eastAsia="en-ID"/>
-              </w:rPr>
-              <w:t>3</w:t>
-            </w:r>
-          </w:p>
-        </w:tc>
-        <w:tc>
-          <w:tcPr>
-            <w:tcW w:w="8499" w:type="dxa"/>
-          </w:tcPr>
-          <w:p>
-            <w:pPr>
-              <w:spacing w:before="60" w:line="360" w:lineRule="auto"/>
-              <w:ind w:firstLine="0"/>
-              <w:jc w:val="left"/>
-              <w:rPr>
-                <w:rFonts w:eastAsia="Times New Roman" w:cs="Times New Roman"/>
-                <w:szCs w:val="24"/>
-                <w:lang w:val="en-US" w:eastAsia="en-ID"/>
-              </w:rPr>
-            </w:pPr>
-          </w:p>
-        </w:tc>
-      </w:tr>
-      <w:tr>
-        <w:tc>
-          <w:tcPr>
-            <w:tcW w:w="1129" w:type="dxa"/>
-          </w:tcPr>
-          <w:p>
-            <w:pPr>
-              <w:spacing w:before="60" w:line="360" w:lineRule="auto"/>
-              <w:ind w:firstLine="0"/>
-              <w:jc w:val="left"/>
-              <w:rPr>
-                <w:rFonts w:eastAsia="Times New Roman" w:cs="Times New Roman"/>
-                <w:szCs w:val="24"/>
-                <w:lang w:val="en-US" w:eastAsia="en-ID"/>
-              </w:rPr>
-            </w:pPr>
-            <w:r>
-              <w:rPr>
-                <w:rFonts w:eastAsia="Times New Roman" w:cs="Times New Roman"/>
-                <w:szCs w:val="24"/>
-                <w:lang w:val="en-US" w:eastAsia="en-ID"/>
-              </w:rPr>
-              <w:t>4</w:t>
-            </w:r>
-          </w:p>
-        </w:tc>
-        <w:tc>
-          <w:tcPr>
-            <w:tcW w:w="8499" w:type="dxa"/>
-          </w:tcPr>
-          <w:p>
-            <w:pPr>
-              <w:spacing w:before="60" w:line="360" w:lineRule="auto"/>
-              <w:ind w:firstLine="0"/>
-              <w:jc w:val="left"/>
-              <w:rPr>
-                <w:rFonts w:eastAsia="Times New Roman" w:cs="Times New Roman"/>
-                <w:szCs w:val="24"/>
-                <w:lang w:eastAsia="en-ID"/>
-              </w:rPr>
-            </w:pPr>
+            <w:r>
+              <w:rPr>
+                <w:rFonts w:eastAsia="Times New Roman" w:cs="Times New Roman"/>
+                <w:szCs w:val="24"/>
+                <w:lang w:val="en-US" w:eastAsia="en-ID"/>
+              </w:rPr>
+              <w:t>Modifikasi firebase.ts</w:t>
+            </w:r>
+          </w:p>
+          <w:p>
+            <w:pPr>
+              <w:spacing w:before="60" w:line="360" w:lineRule="auto"/>
+              <w:ind w:firstLine="0"/>
+              <w:jc w:val="left"/>
+              <w:rPr>
+                <w:rFonts w:eastAsia="Times New Roman" w:cs="Times New Roman"/>
+                <w:szCs w:val="24"/>
+                <w:lang w:val="en-US" w:eastAsia="en-ID"/>
+              </w:rPr>
+            </w:pPr>
+            <w:r>
+              <w:rPr>
+                <w:rFonts w:eastAsia="Times New Roman" w:cs="Times New Roman"/>
+                <w:szCs w:val="24"/>
+                <w:lang w:val="en-US" w:eastAsia="en-ID"/>
+              </w:rPr>
+              <w:drawing>
+                <wp:inline distT="0" distB="0" distL="0" distR="0" wp14:anchorId="34A51D46" wp14:editId="3D60CC0A">
+                  <wp:extent cx="5259705" cy="3545205"/>
+                  <wp:effectExtent l="0" t="0" r="0" b="0"/>
+                  <wp:docPr id="288900780" name="Picture 1"/>
+                  <wp:cNvGraphicFramePr>
+                    <a:graphicFrameLocks xmlns:a="http://schemas.openxmlformats.org/drawingml/2006/main" noChangeAspect="1"/>
+                  </wp:cNvGraphicFramePr>
+                  <a:graphic xmlns:a="http://schemas.openxmlformats.org/drawingml/2006/main">
+                    <a:graphicData uri="http://schemas.openxmlformats.org/drawingml/2006/picture">
+                      <pic:pic xmlns:pic="http://schemas.openxmlformats.org/drawingml/2006/picture">
+                        <pic:nvPicPr>
+                          <pic:cNvPr id="288900780" name=""/>
+                          <pic:cNvPicPr/>
+                        </pic:nvPicPr>
+                        <pic:blipFill>
+                          <a:blip r:embed="rId38"/>
+                          <a:stretch>
+                            <a:fillRect/>
+                          </a:stretch>
+                        </pic:blipFill>
+                        <pic:spPr>
+                          <a:xfrm>
+                            <a:off x="0" y="0"/>
+                            <a:ext cx="5259705" cy="3545205"/>
+                          </a:xfrm>
+                          <a:prstGeom prst="rect">
+                            <a:avLst/>
+                          </a:prstGeom>
+                        </pic:spPr>
+                      </pic:pic>
+                    </a:graphicData>
+                  </a:graphic>
+                </wp:inline>
+              </w:drawing>
+            </w:r>
           </w:p>
         </w:tc>
       </w:tr>
@@ -2779,7 +4062,70 @@
           <w14:ligatures w14:val="none"/>
         </w:rPr>
       </w:pPr>
-      <w:proofErr w:type="spellStart"/>
+    </w:p>
+    <w:p>
+      <w:pPr>
+        <w:spacing w:before="60" w:line="360" w:lineRule="auto"/>
+        <w:ind w:firstLine="0"/>
+        <w:jc w:val="left"/>
+        <w:rPr>
+          <w:rFonts w:eastAsia="Times New Roman" w:cs="Times New Roman"/>
+          <w:b/>
+          <w:bCs/>
+          <w:kern w:val="0"/>
+          <w:szCs w:val="24"/>
+          <w:lang w:eastAsia="en-ID"/>
+          <w14:ligatures w14:val="none"/>
+        </w:rPr>
+      </w:pPr>
+    </w:p>
+    <w:p>
+      <w:pPr>
+        <w:spacing w:before="60" w:line="360" w:lineRule="auto"/>
+        <w:ind w:firstLine="0"/>
+        <w:jc w:val="left"/>
+        <w:rPr>
+          <w:rFonts w:eastAsia="Times New Roman" w:cs="Times New Roman"/>
+          <w:b/>
+          <w:bCs/>
+          <w:kern w:val="0"/>
+          <w:szCs w:val="24"/>
+          <w:lang w:eastAsia="en-ID"/>
+          <w14:ligatures w14:val="none"/>
+        </w:rPr>
+      </w:pPr>
+    </w:p>
+    <w:p>
+      <w:pPr>
+        <w:spacing w:before="60" w:line="360" w:lineRule="auto"/>
+        <w:ind w:firstLine="0"/>
+        <w:jc w:val="left"/>
+        <w:rPr>
+          <w:rFonts w:eastAsia="Times New Roman" w:cs="Times New Roman"/>
+          <w:b/>
+          <w:bCs/>
+          <w:kern w:val="0"/>
+          <w:szCs w:val="24"/>
+          <w:lang w:eastAsia="en-ID"/>
+          <w14:ligatures w14:val="none"/>
+        </w:rPr>
+      </w:pPr>
+    </w:p>
+    <w:p>
+      <w:pPr>
+        <w:spacing w:before="60" w:line="360" w:lineRule="auto"/>
+        <w:ind w:firstLine="0"/>
+        <w:jc w:val="left"/>
+        <w:rPr>
+          <w:rFonts w:eastAsia="Times New Roman" w:cs="Times New Roman"/>
+          <w:b/>
+          <w:bCs/>
+          <w:kern w:val="0"/>
+          <w:szCs w:val="24"/>
+          <w:lang w:eastAsia="en-ID"/>
+          <w14:ligatures w14:val="none"/>
+        </w:rPr>
+      </w:pPr>
       <w:r>
         <w:rPr>
           <w:rFonts w:eastAsia="Times New Roman" w:cs="Times New Roman"/>
@@ -2790,9 +4136,9 @@
           <w:lang w:eastAsia="en-ID"/>
           <w14:ligatures w14:val="none"/>
         </w:rPr>
-        <w:t>Tugas</w:t>
+        <w:lastRenderedPageBreak/>
+        <w:t>Praktikum Ke-</w:t>
       </w:r>
-      <w:proofErr w:type="spellEnd"/>
       <w:r>
         <w:rPr>
           <w:rFonts w:eastAsia="Times New Roman" w:cs="Times New Roman"/>
@@ -2803,7 +4149,7 @@
           <w:lang w:eastAsia="en-ID"/>
           <w14:ligatures w14:val="none"/>
         </w:rPr>
-        <w:t xml:space="preserve"> 1</w:t>
+        <w:t>8</w:t>
       </w:r>
     </w:p>
     <w:tbl>
@@ -2910,138 +4256,170 @@
                 <w:lang w:val="en-US" w:eastAsia="en-ID"/>
               </w:rPr>
             </w:pPr>
-          </w:p>
-        </w:tc>
-      </w:tr>
-      <w:tr>
-        <w:tc>
-          <w:tcPr>
-            <w:tcW w:w="1129" w:type="dxa"/>
-          </w:tcPr>
-          <w:p>
-            <w:pPr>
-              <w:spacing w:before="60" w:line="360" w:lineRule="auto"/>
-              <w:ind w:firstLine="0"/>
-              <w:jc w:val="left"/>
-              <w:rPr>
-                <w:rFonts w:eastAsia="Times New Roman" w:cs="Times New Roman"/>
-                <w:szCs w:val="24"/>
-                <w:lang w:val="en-US" w:eastAsia="en-ID"/>
-              </w:rPr>
-            </w:pPr>
-            <w:r>
-              <w:rPr>
-                <w:rFonts w:eastAsia="Times New Roman" w:cs="Times New Roman"/>
-                <w:szCs w:val="24"/>
-                <w:lang w:val="en-US" w:eastAsia="en-ID"/>
-              </w:rPr>
-              <w:t>2</w:t>
-            </w:r>
-          </w:p>
-        </w:tc>
-        <w:tc>
-          <w:tcPr>
-            <w:tcW w:w="8499" w:type="dxa"/>
-          </w:tcPr>
-          <w:p>
-            <w:pPr>
-              <w:spacing w:before="60" w:line="360" w:lineRule="auto"/>
-              <w:ind w:firstLine="0"/>
-              <w:jc w:val="left"/>
-              <w:rPr>
-                <w:rFonts w:eastAsia="Times New Roman" w:cs="Times New Roman"/>
-                <w:szCs w:val="24"/>
-                <w:lang w:eastAsia="en-ID"/>
-              </w:rPr>
-            </w:pPr>
-          </w:p>
-        </w:tc>
-      </w:tr>
-      <w:tr>
-        <w:tc>
-          <w:tcPr>
-            <w:tcW w:w="1129" w:type="dxa"/>
-          </w:tcPr>
-          <w:p>
-            <w:pPr>
-              <w:spacing w:before="60" w:line="360" w:lineRule="auto"/>
-              <w:ind w:firstLine="0"/>
-              <w:jc w:val="left"/>
-              <w:rPr>
-                <w:rFonts w:eastAsia="Times New Roman" w:cs="Times New Roman"/>
-                <w:szCs w:val="24"/>
-                <w:lang w:val="en-US" w:eastAsia="en-ID"/>
-              </w:rPr>
-            </w:pPr>
-            <w:r>
-              <w:rPr>
-                <w:rFonts w:eastAsia="Times New Roman" w:cs="Times New Roman"/>
-                <w:szCs w:val="24"/>
-                <w:lang w:val="en-US" w:eastAsia="en-ID"/>
-              </w:rPr>
-              <w:t>3</w:t>
-            </w:r>
-          </w:p>
-        </w:tc>
-        <w:tc>
-          <w:tcPr>
-            <w:tcW w:w="8499" w:type="dxa"/>
-          </w:tcPr>
-          <w:p>
-            <w:pPr>
-              <w:spacing w:before="60" w:line="360" w:lineRule="auto"/>
-              <w:ind w:firstLine="0"/>
-              <w:jc w:val="left"/>
-              <w:rPr>
-                <w:rFonts w:eastAsia="Times New Roman" w:cs="Times New Roman"/>
-                <w:szCs w:val="24"/>
-                <w:lang w:val="en-US" w:eastAsia="en-ID"/>
-              </w:rPr>
-            </w:pPr>
-          </w:p>
-        </w:tc>
-      </w:tr>
-      <w:tr>
-        <w:tc>
-          <w:tcPr>
-            <w:tcW w:w="1129" w:type="dxa"/>
-          </w:tcPr>
-          <w:p>
-            <w:pPr>
-              <w:spacing w:before="60" w:line="360" w:lineRule="auto"/>
-              <w:ind w:firstLine="0"/>
-              <w:jc w:val="left"/>
-              <w:rPr>
-                <w:rFonts w:eastAsia="Times New Roman" w:cs="Times New Roman"/>
-                <w:szCs w:val="24"/>
-                <w:lang w:val="en-US" w:eastAsia="en-ID"/>
-              </w:rPr>
-            </w:pPr>
-            <w:r>
-              <w:rPr>
-                <w:rFonts w:eastAsia="Times New Roman" w:cs="Times New Roman"/>
-                <w:szCs w:val="24"/>
-                <w:lang w:val="en-US" w:eastAsia="en-ID"/>
-              </w:rPr>
-              <w:t>4</w:t>
-            </w:r>
-          </w:p>
-        </w:tc>
-        <w:tc>
-          <w:tcPr>
-            <w:tcW w:w="8499" w:type="dxa"/>
-          </w:tcPr>
-          <w:p>
-            <w:pPr>
-              <w:spacing w:before="60" w:line="360" w:lineRule="auto"/>
-              <w:ind w:firstLine="0"/>
-              <w:jc w:val="left"/>
-              <w:rPr>
-                <w:rFonts w:eastAsia="Times New Roman" w:cs="Times New Roman"/>
-                <w:szCs w:val="24"/>
-                <w:lang w:eastAsia="en-ID"/>
-              </w:rPr>
-            </w:pPr>
+            <w:r>
+              <w:rPr>
+                <w:rFonts w:eastAsia="Times New Roman" w:cs="Times New Roman"/>
+                <w:szCs w:val="24"/>
+                <w:lang w:val="en-US" w:eastAsia="en-ID"/>
+              </w:rPr>
+              <w:t>Buat file</w:t>
+            </w:r>
+          </w:p>
+          <w:p>
+            <w:pPr>
+              <w:pStyle w:val="ListParagraph"/>
+              <w:numPr>
+                <w:ilvl w:val="0"/>
+                <w:numId w:val="32"/>
+              </w:numPr>
+              <w:spacing w:before="60" w:line="360" w:lineRule="auto"/>
+              <w:jc w:val="left"/>
+              <w:rPr>
+                <w:rFonts w:eastAsia="Times New Roman" w:cs="Times New Roman"/>
+                <w:szCs w:val="24"/>
+                <w:lang w:val="en-US" w:eastAsia="en-ID"/>
+              </w:rPr>
+            </w:pPr>
+            <w:r>
+              <w:rPr>
+                <w:rFonts w:eastAsia="Times New Roman" w:cs="Times New Roman"/>
+                <w:szCs w:val="24"/>
+                <w:lang w:val="en-US" w:eastAsia="en-ID"/>
+              </w:rPr>
+              <w:t>ulits/db/servicefirebase.js</w:t>
+            </w:r>
+          </w:p>
+          <w:p>
+            <w:pPr>
+              <w:pStyle w:val="ListParagraph"/>
+              <w:numPr>
+                <w:ilvl w:val="0"/>
+                <w:numId w:val="32"/>
+              </w:numPr>
+              <w:spacing w:before="60" w:line="360" w:lineRule="auto"/>
+              <w:jc w:val="left"/>
+              <w:rPr>
+                <w:rFonts w:eastAsia="Times New Roman" w:cs="Times New Roman"/>
+                <w:szCs w:val="24"/>
+                <w:lang w:val="en-US" w:eastAsia="en-ID"/>
+              </w:rPr>
+            </w:pPr>
+            <w:r>
+              <w:rPr>
+                <w:rFonts w:eastAsia="Times New Roman" w:cs="Times New Roman"/>
+                <w:szCs w:val="24"/>
+                <w:lang w:val="en-US" w:eastAsia="en-ID"/>
+              </w:rPr>
+              <w:t>modifikasi file servicefirebase.js</w:t>
+            </w:r>
+          </w:p>
+          <w:p>
+            <w:pPr>
+              <w:spacing w:before="60" w:line="360" w:lineRule="auto"/>
+              <w:ind w:firstLine="0"/>
+              <w:jc w:val="left"/>
+              <w:rPr>
+                <w:rFonts w:eastAsia="Times New Roman" w:cs="Times New Roman"/>
+                <w:szCs w:val="24"/>
+                <w:lang w:val="en-US" w:eastAsia="en-ID"/>
+              </w:rPr>
+            </w:pPr>
+            <w:r>
+              <w:rPr>
+                <w:rFonts w:eastAsia="Times New Roman" w:cs="Times New Roman"/>
+                <w:szCs w:val="24"/>
+                <w:lang w:val="en-US" w:eastAsia="en-ID"/>
+              </w:rPr>
+              <w:drawing>
+                <wp:inline distT="0" distB="0" distL="0" distR="0" wp14:anchorId="1B09FF3F" wp14:editId="6991C99C">
+                  <wp:extent cx="2172003" cy="638264"/>
+                  <wp:effectExtent l="0" t="0" r="0" b="9525"/>
+                  <wp:docPr id="409967926" name="Picture 1"/>
+                  <wp:cNvGraphicFramePr>
+                    <a:graphicFrameLocks xmlns:a="http://schemas.openxmlformats.org/drawingml/2006/main" noChangeAspect="1"/>
+                  </wp:cNvGraphicFramePr>
+                  <a:graphic xmlns:a="http://schemas.openxmlformats.org/drawingml/2006/main">
+                    <a:graphicData uri="http://schemas.openxmlformats.org/drawingml/2006/picture">
+                      <pic:pic xmlns:pic="http://schemas.openxmlformats.org/drawingml/2006/picture">
+                        <pic:nvPicPr>
+                          <pic:cNvPr id="409967926" name=""/>
+                          <pic:cNvPicPr/>
+                        </pic:nvPicPr>
+                        <pic:blipFill>
+                          <a:blip r:embed="rId39"/>
+                          <a:stretch>
+                            <a:fillRect/>
+                          </a:stretch>
+                        </pic:blipFill>
+                        <pic:spPr>
+                          <a:xfrm>
+                            <a:off x="0" y="0"/>
+                            <a:ext cx="2172003" cy="638264"/>
+                          </a:xfrm>
+                          <a:prstGeom prst="rect">
+                            <a:avLst/>
+                          </a:prstGeom>
+                        </pic:spPr>
+                      </pic:pic>
+                    </a:graphicData>
+                  </a:graphic>
+                </wp:inline>
+              </w:drawing>
+            </w:r>
+          </w:p>
+          <w:p>
+            <w:pPr>
+              <w:spacing w:before="60" w:line="360" w:lineRule="auto"/>
+              <w:ind w:firstLine="0"/>
+              <w:jc w:val="left"/>
+              <w:rPr>
+                <w:rFonts w:eastAsia="Times New Roman" w:cs="Times New Roman"/>
+                <w:szCs w:val="24"/>
+                <w:lang w:val="en-US" w:eastAsia="en-ID"/>
+              </w:rPr>
+            </w:pPr>
+            <w:r>
+              <w:rPr>
+                <w:rFonts w:eastAsia="Times New Roman" w:cs="Times New Roman"/>
+                <w:szCs w:val="24"/>
+                <w:lang w:val="en-US" w:eastAsia="en-ID"/>
+              </w:rPr>
+              <w:drawing>
+                <wp:inline distT="0" distB="0" distL="0" distR="0" wp14:anchorId="2AC239D3" wp14:editId="58765981">
+                  <wp:extent cx="4389120" cy="2012541"/>
+                  <wp:effectExtent l="0" t="0" r="0" b="6985"/>
+                  <wp:docPr id="412956408" name="Picture 1"/>
+                  <wp:cNvGraphicFramePr>
+                    <a:graphicFrameLocks xmlns:a="http://schemas.openxmlformats.org/drawingml/2006/main" noChangeAspect="1"/>
+                  </wp:cNvGraphicFramePr>
+                  <a:graphic xmlns:a="http://schemas.openxmlformats.org/drawingml/2006/main">
+                    <a:graphicData uri="http://schemas.openxmlformats.org/drawingml/2006/picture">
+                      <pic:pic xmlns:pic="http://schemas.openxmlformats.org/drawingml/2006/picture">
+                        <pic:nvPicPr>
+                          <pic:cNvPr id="412956408" name=""/>
+                          <pic:cNvPicPr/>
+                        </pic:nvPicPr>
+                        <pic:blipFill>
+                          <a:blip r:embed="rId40"/>
+                          <a:stretch>
+                            <a:fillRect/>
+                          </a:stretch>
+                        </pic:blipFill>
+                        <pic:spPr>
+                          <a:xfrm>
+                            <a:off x="0" y="0"/>
+                            <a:ext cx="4393234" cy="2014427"/>
+                          </a:xfrm>
+                          <a:prstGeom prst="rect">
+                            <a:avLst/>
+                          </a:prstGeom>
+                        </pic:spPr>
+                      </pic:pic>
+                    </a:graphicData>
+                  </a:graphic>
+                </wp:inline>
+              </w:drawing>
+            </w:r>
           </w:p>
         </w:tc>
       </w:tr>
@@ -3077,7 +4455,6 @@
           <w14:ligatures w14:val="none"/>
         </w:rPr>
       </w:pPr>
-      <w:proofErr w:type="spellStart"/>
       <w:r>
         <w:rPr>
           <w:rFonts w:eastAsia="Times New Roman" w:cs="Times New Roman"/>
@@ -3088,9 +4465,8 @@
           <w:lang w:eastAsia="en-ID"/>
           <w14:ligatures w14:val="none"/>
         </w:rPr>
-        <w:t>Tugas</w:t>
+        <w:t>Praktikum Ke-</w:t>
       </w:r>
-      <w:proofErr w:type="spellEnd"/>
       <w:r>
         <w:rPr>
           <w:rFonts w:eastAsia="Times New Roman" w:cs="Times New Roman"/>
@@ -3101,7 +4477,950 @@
           <w:lang w:eastAsia="en-ID"/>
           <w14:ligatures w14:val="none"/>
         </w:rPr>
-        <w:t xml:space="preserve"> </w:t>
+        <w:t>9</w:t>
+      </w:r>
+    </w:p>
+    <w:tbl>
+      <w:tblPr>
+        <w:tblStyle w:val="TableGrid"/>
+        <w:tblW w:w="5000" w:type="pct"/>
+        <w:tblLayout w:type="fixed"/>
+        <w:tblLook w:val="04A0" w:firstRow="1" w:lastRow="0" w:firstColumn="1" w:lastColumn="0" w:noHBand="0" w:noVBand="1"/>
+      </w:tblPr>
+      <w:tblGrid>
+        <w:gridCol w:w="1129"/>
+        <w:gridCol w:w="8499"/>
+      </w:tblGrid>
+      <w:tr>
+        <w:tc>
+          <w:tcPr>
+            <w:tcW w:w="1129" w:type="dxa"/>
+          </w:tcPr>
+          <w:p>
+            <w:pPr>
+              <w:spacing w:before="60" w:line="360" w:lineRule="auto"/>
+              <w:ind w:firstLine="0"/>
+              <w:jc w:val="left"/>
+              <w:rPr>
+                <w:rFonts w:eastAsia="Times New Roman" w:cs="Times New Roman"/>
+                <w:szCs w:val="24"/>
+                <w:lang w:eastAsia="en-ID"/>
+              </w:rPr>
+            </w:pPr>
+            <w:r>
+              <w:rPr>
+                <w:rFonts w:eastAsia="Times New Roman" w:cs="Times New Roman"/>
+                <w:szCs w:val="24"/>
+                <w:lang w:eastAsia="en-ID"/>
+              </w:rPr>
+              <w:t>Langkah</w:t>
+            </w:r>
+          </w:p>
+        </w:tc>
+        <w:tc>
+          <w:tcPr>
+            <w:tcW w:w="8499" w:type="dxa"/>
+          </w:tcPr>
+          <w:p>
+            <w:pPr>
+              <w:spacing w:before="60" w:line="360" w:lineRule="auto"/>
+              <w:ind w:firstLine="0"/>
+              <w:jc w:val="left"/>
+              <w:rPr>
+                <w:rFonts w:eastAsia="Times New Roman" w:cs="Times New Roman"/>
+                <w:szCs w:val="24"/>
+                <w:lang w:eastAsia="en-ID"/>
+              </w:rPr>
+            </w:pPr>
+            <w:r>
+              <w:rPr>
+                <w:rFonts w:eastAsia="Times New Roman" w:cs="Times New Roman"/>
+                <w:szCs w:val="24"/>
+                <w:lang w:eastAsia="en-ID"/>
+              </w:rPr>
+              <w:t>Jawaban/Deskripsi</w:t>
+            </w:r>
+          </w:p>
+        </w:tc>
+      </w:tr>
+      <w:tr>
+        <w:tc>
+          <w:tcPr>
+            <w:tcW w:w="1129" w:type="dxa"/>
+          </w:tcPr>
+          <w:p>
+            <w:pPr>
+              <w:spacing w:before="60" w:line="360" w:lineRule="auto"/>
+              <w:ind w:firstLine="0"/>
+              <w:jc w:val="left"/>
+              <w:rPr>
+                <w:rFonts w:eastAsia="Times New Roman" w:cs="Times New Roman"/>
+                <w:szCs w:val="24"/>
+                <w:lang w:val="en-US" w:eastAsia="en-ID"/>
+              </w:rPr>
+            </w:pPr>
+            <w:r>
+              <w:rPr>
+                <w:rFonts w:eastAsia="Times New Roman" w:cs="Times New Roman"/>
+                <w:szCs w:val="24"/>
+                <w:lang w:val="en-US" w:eastAsia="en-ID"/>
+              </w:rPr>
+              <w:t>1</w:t>
+            </w:r>
+          </w:p>
+        </w:tc>
+        <w:tc>
+          <w:tcPr>
+            <w:tcW w:w="8499" w:type="dxa"/>
+          </w:tcPr>
+          <w:p>
+            <w:pPr>
+              <w:spacing w:before="60" w:line="360" w:lineRule="auto"/>
+              <w:ind w:firstLine="0"/>
+              <w:jc w:val="left"/>
+              <w:rPr>
+                <w:rFonts w:eastAsia="Times New Roman" w:cs="Times New Roman"/>
+                <w:szCs w:val="24"/>
+                <w:lang w:val="en-US" w:eastAsia="en-ID"/>
+              </w:rPr>
+            </w:pPr>
+            <w:r>
+              <w:rPr>
+                <w:rFonts w:eastAsia="Times New Roman" w:cs="Times New Roman"/>
+                <w:szCs w:val="24"/>
+                <w:lang w:val="en-US" w:eastAsia="en-ID"/>
+              </w:rPr>
+              <w:t>Edit pages/api/product.js:</w:t>
+            </w:r>
+          </w:p>
+          <w:p>
+            <w:pPr>
+              <w:spacing w:before="60" w:line="360" w:lineRule="auto"/>
+              <w:ind w:firstLine="0"/>
+              <w:jc w:val="left"/>
+              <w:rPr>
+                <w:rFonts w:eastAsia="Times New Roman" w:cs="Times New Roman"/>
+                <w:szCs w:val="24"/>
+                <w:lang w:val="en-US" w:eastAsia="en-ID"/>
+              </w:rPr>
+            </w:pPr>
+            <w:r>
+              <w:rPr>
+                <w:rFonts w:eastAsia="Times New Roman" w:cs="Times New Roman"/>
+                <w:szCs w:val="24"/>
+                <w:lang w:val="en-US" w:eastAsia="en-ID"/>
+              </w:rPr>
+              <w:drawing>
+                <wp:inline distT="0" distB="0" distL="0" distR="0" wp14:anchorId="794FDBD9" wp14:editId="26658FD8">
+                  <wp:extent cx="4253948" cy="2375802"/>
+                  <wp:effectExtent l="0" t="0" r="0" b="5715"/>
+                  <wp:docPr id="492379417" name="Picture 1"/>
+                  <wp:cNvGraphicFramePr>
+                    <a:graphicFrameLocks xmlns:a="http://schemas.openxmlformats.org/drawingml/2006/main" noChangeAspect="1"/>
+                  </wp:cNvGraphicFramePr>
+                  <a:graphic xmlns:a="http://schemas.openxmlformats.org/drawingml/2006/main">
+                    <a:graphicData uri="http://schemas.openxmlformats.org/drawingml/2006/picture">
+                      <pic:pic xmlns:pic="http://schemas.openxmlformats.org/drawingml/2006/picture">
+                        <pic:nvPicPr>
+                          <pic:cNvPr id="492379417" name=""/>
+                          <pic:cNvPicPr/>
+                        </pic:nvPicPr>
+                        <pic:blipFill>
+                          <a:blip r:embed="rId41"/>
+                          <a:stretch>
+                            <a:fillRect/>
+                          </a:stretch>
+                        </pic:blipFill>
+                        <pic:spPr>
+                          <a:xfrm>
+                            <a:off x="0" y="0"/>
+                            <a:ext cx="4272740" cy="2386297"/>
+                          </a:xfrm>
+                          <a:prstGeom prst="rect">
+                            <a:avLst/>
+                          </a:prstGeom>
+                        </pic:spPr>
+                      </pic:pic>
+                    </a:graphicData>
+                  </a:graphic>
+                </wp:inline>
+              </w:drawing>
+            </w:r>
+          </w:p>
+        </w:tc>
+      </w:tr>
+      <w:tr>
+        <w:tc>
+          <w:tcPr>
+            <w:tcW w:w="1129" w:type="dxa"/>
+          </w:tcPr>
+          <w:p>
+            <w:pPr>
+              <w:spacing w:before="60" w:line="360" w:lineRule="auto"/>
+              <w:ind w:firstLine="0"/>
+              <w:jc w:val="left"/>
+              <w:rPr>
+                <w:rFonts w:eastAsia="Times New Roman" w:cs="Times New Roman"/>
+                <w:szCs w:val="24"/>
+                <w:lang w:val="en-US" w:eastAsia="en-ID"/>
+              </w:rPr>
+            </w:pPr>
+            <w:r>
+              <w:rPr>
+                <w:rFonts w:eastAsia="Times New Roman" w:cs="Times New Roman"/>
+                <w:szCs w:val="24"/>
+                <w:lang w:val="en-US" w:eastAsia="en-ID"/>
+              </w:rPr>
+              <w:lastRenderedPageBreak/>
+              <w:t>2</w:t>
+            </w:r>
+          </w:p>
+        </w:tc>
+        <w:tc>
+          <w:tcPr>
+            <w:tcW w:w="8499" w:type="dxa"/>
+          </w:tcPr>
+          <w:p>
+            <w:pPr>
+              <w:spacing w:before="60" w:line="360" w:lineRule="auto"/>
+              <w:ind w:firstLine="0"/>
+              <w:jc w:val="left"/>
+              <w:rPr>
+                <w:rFonts w:eastAsia="Times New Roman" w:cs="Times New Roman"/>
+                <w:szCs w:val="24"/>
+                <w:lang w:eastAsia="en-ID"/>
+              </w:rPr>
+            </w:pPr>
+            <w:r>
+              <w:rPr>
+                <w:rFonts w:eastAsia="Times New Roman" w:cs="Times New Roman"/>
+                <w:szCs w:val="24"/>
+                <w:lang w:eastAsia="en-ID"/>
+              </w:rPr>
+              <w:t>Jalankan browser http://localhost:3000/api/produk</w:t>
+            </w:r>
+          </w:p>
+          <w:p>
+            <w:pPr>
+              <w:spacing w:before="60" w:line="360" w:lineRule="auto"/>
+              <w:ind w:firstLine="0"/>
+              <w:jc w:val="left"/>
+              <w:rPr>
+                <w:rFonts w:eastAsia="Times New Roman" w:cs="Times New Roman"/>
+                <w:szCs w:val="24"/>
+                <w:lang w:eastAsia="en-ID"/>
+              </w:rPr>
+            </w:pPr>
+            <w:r>
+              <w:rPr>
+                <w:rFonts w:eastAsia="Times New Roman" w:cs="Times New Roman"/>
+                <w:szCs w:val="24"/>
+                <w:lang w:eastAsia="en-ID"/>
+              </w:rPr>
+              <w:drawing>
+                <wp:inline distT="0" distB="0" distL="0" distR="0" wp14:anchorId="4C3B173C" wp14:editId="11F73AF5">
+                  <wp:extent cx="5259705" cy="715645"/>
+                  <wp:effectExtent l="0" t="0" r="0" b="8255"/>
+                  <wp:docPr id="1740984482" name="Picture 1"/>
+                  <wp:cNvGraphicFramePr>
+                    <a:graphicFrameLocks xmlns:a="http://schemas.openxmlformats.org/drawingml/2006/main" noChangeAspect="1"/>
+                  </wp:cNvGraphicFramePr>
+                  <a:graphic xmlns:a="http://schemas.openxmlformats.org/drawingml/2006/main">
+                    <a:graphicData uri="http://schemas.openxmlformats.org/drawingml/2006/picture">
+                      <pic:pic xmlns:pic="http://schemas.openxmlformats.org/drawingml/2006/picture">
+                        <pic:nvPicPr>
+                          <pic:cNvPr id="1740984482" name=""/>
+                          <pic:cNvPicPr/>
+                        </pic:nvPicPr>
+                        <pic:blipFill>
+                          <a:blip r:embed="rId42"/>
+                          <a:stretch>
+                            <a:fillRect/>
+                          </a:stretch>
+                        </pic:blipFill>
+                        <pic:spPr>
+                          <a:xfrm>
+                            <a:off x="0" y="0"/>
+                            <a:ext cx="5259705" cy="715645"/>
+                          </a:xfrm>
+                          <a:prstGeom prst="rect">
+                            <a:avLst/>
+                          </a:prstGeom>
+                        </pic:spPr>
+                      </pic:pic>
+                    </a:graphicData>
+                  </a:graphic>
+                </wp:inline>
+              </w:drawing>
+            </w:r>
+          </w:p>
+        </w:tc>
+      </w:tr>
+      <w:tr>
+        <w:tc>
+          <w:tcPr>
+            <w:tcW w:w="1129" w:type="dxa"/>
+          </w:tcPr>
+          <w:p>
+            <w:pPr>
+              <w:spacing w:before="60" w:line="360" w:lineRule="auto"/>
+              <w:ind w:firstLine="0"/>
+              <w:jc w:val="left"/>
+              <w:rPr>
+                <w:rFonts w:eastAsia="Times New Roman" w:cs="Times New Roman"/>
+                <w:szCs w:val="24"/>
+                <w:lang w:val="en-US" w:eastAsia="en-ID"/>
+              </w:rPr>
+            </w:pPr>
+            <w:r>
+              <w:rPr>
+                <w:rFonts w:eastAsia="Times New Roman" w:cs="Times New Roman"/>
+                <w:szCs w:val="24"/>
+                <w:lang w:val="en-US" w:eastAsia="en-ID"/>
+              </w:rPr>
+              <w:t>3</w:t>
+            </w:r>
+          </w:p>
+        </w:tc>
+        <w:tc>
+          <w:tcPr>
+            <w:tcW w:w="8499" w:type="dxa"/>
+          </w:tcPr>
+          <w:p>
+            <w:pPr>
+              <w:spacing w:before="60" w:line="360" w:lineRule="auto"/>
+              <w:ind w:firstLine="0"/>
+              <w:jc w:val="left"/>
+              <w:rPr>
+                <w:rFonts w:eastAsia="Times New Roman" w:cs="Times New Roman"/>
+                <w:szCs w:val="24"/>
+                <w:lang w:val="en-US" w:eastAsia="en-ID"/>
+              </w:rPr>
+            </w:pPr>
+            <w:r>
+              <w:rPr>
+                <w:rFonts w:eastAsia="Times New Roman" w:cs="Times New Roman"/>
+                <w:szCs w:val="24"/>
+                <w:lang w:val="en-US" w:eastAsia="en-ID"/>
+              </w:rPr>
+              <w:t>Modifikasi index.ts pada produk sesuaikan nama typenya dan db nya</w:t>
+            </w:r>
+          </w:p>
+          <w:p>
+            <w:pPr>
+              <w:spacing w:before="60" w:line="360" w:lineRule="auto"/>
+              <w:ind w:firstLine="0"/>
+              <w:jc w:val="left"/>
+              <w:rPr>
+                <w:rFonts w:eastAsia="Times New Roman" w:cs="Times New Roman"/>
+                <w:szCs w:val="24"/>
+                <w:lang w:val="en-US" w:eastAsia="en-ID"/>
+              </w:rPr>
+            </w:pPr>
+            <w:r>
+              <w:rPr>
+                <w:rFonts w:eastAsia="Times New Roman" w:cs="Times New Roman"/>
+                <w:szCs w:val="24"/>
+                <w:lang w:val="en-US" w:eastAsia="en-ID"/>
+              </w:rPr>
+              <w:drawing>
+                <wp:inline distT="0" distB="0" distL="0" distR="0" wp14:anchorId="3987E4F0" wp14:editId="2D66A46E">
+                  <wp:extent cx="5259705" cy="6372860"/>
+                  <wp:effectExtent l="0" t="0" r="0" b="8890"/>
+                  <wp:docPr id="463708190" name="Picture 1"/>
+                  <wp:cNvGraphicFramePr>
+                    <a:graphicFrameLocks xmlns:a="http://schemas.openxmlformats.org/drawingml/2006/main" noChangeAspect="1"/>
+                  </wp:cNvGraphicFramePr>
+                  <a:graphic xmlns:a="http://schemas.openxmlformats.org/drawingml/2006/main">
+                    <a:graphicData uri="http://schemas.openxmlformats.org/drawingml/2006/picture">
+                      <pic:pic xmlns:pic="http://schemas.openxmlformats.org/drawingml/2006/picture">
+                        <pic:nvPicPr>
+                          <pic:cNvPr id="463708190" name=""/>
+                          <pic:cNvPicPr/>
+                        </pic:nvPicPr>
+                        <pic:blipFill>
+                          <a:blip r:embed="rId43"/>
+                          <a:stretch>
+                            <a:fillRect/>
+                          </a:stretch>
+                        </pic:blipFill>
+                        <pic:spPr>
+                          <a:xfrm>
+                            <a:off x="0" y="0"/>
+                            <a:ext cx="5259705" cy="6372860"/>
+                          </a:xfrm>
+                          <a:prstGeom prst="rect">
+                            <a:avLst/>
+                          </a:prstGeom>
+                        </pic:spPr>
+                      </pic:pic>
+                    </a:graphicData>
+                  </a:graphic>
+                </wp:inline>
+              </w:drawing>
+            </w:r>
+          </w:p>
+        </w:tc>
+      </w:tr>
+      <w:tr>
+        <w:tc>
+          <w:tcPr>
+            <w:tcW w:w="1129" w:type="dxa"/>
+          </w:tcPr>
+          <w:p>
+            <w:pPr>
+              <w:spacing w:before="60" w:line="360" w:lineRule="auto"/>
+              <w:ind w:firstLine="0"/>
+              <w:jc w:val="left"/>
+              <w:rPr>
+                <w:rFonts w:eastAsia="Times New Roman" w:cs="Times New Roman"/>
+                <w:szCs w:val="24"/>
+                <w:lang w:val="en-US" w:eastAsia="en-ID"/>
+              </w:rPr>
+            </w:pPr>
+            <w:r>
+              <w:rPr>
+                <w:rFonts w:eastAsia="Times New Roman" w:cs="Times New Roman"/>
+                <w:szCs w:val="24"/>
+                <w:lang w:val="en-US" w:eastAsia="en-ID"/>
+              </w:rPr>
+              <w:lastRenderedPageBreak/>
+              <w:t>4</w:t>
+            </w:r>
+          </w:p>
+        </w:tc>
+        <w:tc>
+          <w:tcPr>
+            <w:tcW w:w="8499" w:type="dxa"/>
+          </w:tcPr>
+          <w:p>
+            <w:pPr>
+              <w:spacing w:before="60" w:line="360" w:lineRule="auto"/>
+              <w:ind w:firstLine="0"/>
+              <w:jc w:val="left"/>
+              <w:rPr>
+                <w:rFonts w:eastAsia="Times New Roman" w:cs="Times New Roman"/>
+                <w:szCs w:val="24"/>
+                <w:lang w:eastAsia="en-ID"/>
+              </w:rPr>
+            </w:pPr>
+            <w:r>
+              <w:rPr>
+                <w:rFonts w:eastAsia="Times New Roman" w:cs="Times New Roman"/>
+                <w:szCs w:val="24"/>
+                <w:lang w:eastAsia="en-ID"/>
+              </w:rPr>
+              <w:t>Jalankan browser</w:t>
+            </w:r>
+          </w:p>
+          <w:p>
+            <w:pPr>
+              <w:spacing w:before="60" w:line="360" w:lineRule="auto"/>
+              <w:ind w:firstLine="0"/>
+              <w:jc w:val="left"/>
+              <w:rPr>
+                <w:rFonts w:eastAsia="Times New Roman" w:cs="Times New Roman"/>
+                <w:szCs w:val="24"/>
+                <w:lang w:eastAsia="en-ID"/>
+              </w:rPr>
+            </w:pPr>
+            <w:r>
+              <w:rPr>
+                <w:rFonts w:eastAsia="Times New Roman" w:cs="Times New Roman"/>
+                <w:szCs w:val="24"/>
+                <w:lang w:eastAsia="en-ID"/>
+              </w:rPr>
+              <w:drawing>
+                <wp:inline distT="0" distB="0" distL="0" distR="0" wp14:anchorId="79BBC167" wp14:editId="32F794A4">
+                  <wp:extent cx="3429479" cy="2124371"/>
+                  <wp:effectExtent l="0" t="0" r="0" b="0"/>
+                  <wp:docPr id="995793976" name="Picture 1"/>
+                  <wp:cNvGraphicFramePr>
+                    <a:graphicFrameLocks xmlns:a="http://schemas.openxmlformats.org/drawingml/2006/main" noChangeAspect="1"/>
+                  </wp:cNvGraphicFramePr>
+                  <a:graphic xmlns:a="http://schemas.openxmlformats.org/drawingml/2006/main">
+                    <a:graphicData uri="http://schemas.openxmlformats.org/drawingml/2006/picture">
+                      <pic:pic xmlns:pic="http://schemas.openxmlformats.org/drawingml/2006/picture">
+                        <pic:nvPicPr>
+                          <pic:cNvPr id="995793976" name=""/>
+                          <pic:cNvPicPr/>
+                        </pic:nvPicPr>
+                        <pic:blipFill>
+                          <a:blip r:embed="rId44"/>
+                          <a:stretch>
+                            <a:fillRect/>
+                          </a:stretch>
+                        </pic:blipFill>
+                        <pic:spPr>
+                          <a:xfrm>
+                            <a:off x="0" y="0"/>
+                            <a:ext cx="3429479" cy="2124371"/>
+                          </a:xfrm>
+                          <a:prstGeom prst="rect">
+                            <a:avLst/>
+                          </a:prstGeom>
+                        </pic:spPr>
+                      </pic:pic>
+                    </a:graphicData>
+                  </a:graphic>
+                </wp:inline>
+              </w:drawing>
+            </w:r>
+          </w:p>
+        </w:tc>
+      </w:tr>
+    </w:tbl>
+    <w:p>
+      <w:pPr>
+        <w:spacing w:before="60" w:line="360" w:lineRule="auto"/>
+        <w:ind w:firstLine="0"/>
+        <w:jc w:val="left"/>
+        <w:rPr>
+          <w:rFonts w:eastAsia="Times New Roman" w:cs="Times New Roman"/>
+          <w:b/>
+          <w:bCs/>
+          <w:kern w:val="0"/>
+          <w:szCs w:val="24"/>
+          <w:lang w:eastAsia="en-ID"/>
+          <w14:ligatures w14:val="none"/>
+        </w:rPr>
+      </w:pPr>
+    </w:p>
+    <w:p>
+      <w:pPr>
+        <w:spacing w:before="60" w:line="360" w:lineRule="auto"/>
+        <w:ind w:firstLine="0"/>
+        <w:jc w:val="left"/>
+        <w:rPr>
+          <w:rFonts w:eastAsia="Times New Roman" w:cs="Times New Roman"/>
+          <w:b/>
+          <w:bCs/>
+          <w:kern w:val="0"/>
+          <w:szCs w:val="24"/>
+          <w:lang w:eastAsia="en-ID"/>
+          <w14:ligatures w14:val="none"/>
+        </w:rPr>
+      </w:pPr>
+      <w:r>
+        <w:rPr>
+          <w:rFonts w:eastAsia="Times New Roman" w:cs="Times New Roman"/>
+          <w:b/>
+          <w:bCs/>
+          <w:kern w:val="0"/>
+          <w:szCs w:val="24"/>
+          <w:lang w:eastAsia="en-ID"/>
+          <w14:ligatures w14:val="none"/>
+        </w:rPr>
+        <w:t xml:space="preserve">Tugas </w:t>
+      </w:r>
+      <w:r>
+        <w:rPr>
+          <w:rFonts w:eastAsia="Times New Roman" w:cs="Times New Roman"/>
+          <w:b/>
+          <w:bCs/>
+          <w:kern w:val="0"/>
+          <w:szCs w:val="24"/>
+          <w:lang w:eastAsia="en-ID"/>
+          <w14:ligatures w14:val="none"/>
+        </w:rPr>
+        <w:t>1</w:t>
+      </w:r>
+    </w:p>
+    <w:tbl>
+      <w:tblPr>
+        <w:tblStyle w:val="TableGrid"/>
+        <w:tblW w:w="5000" w:type="pct"/>
+        <w:tblLayout w:type="fixed"/>
+        <w:tblLook w:val="04A0" w:firstRow="1" w:lastRow="0" w:firstColumn="1" w:lastColumn="0" w:noHBand="0" w:noVBand="1"/>
+      </w:tblPr>
+      <w:tblGrid>
+        <w:gridCol w:w="1129"/>
+        <w:gridCol w:w="8499"/>
+      </w:tblGrid>
+      <w:tr>
+        <w:tc>
+          <w:tcPr>
+            <w:tcW w:w="1129" w:type="dxa"/>
+          </w:tcPr>
+          <w:p>
+            <w:pPr>
+              <w:spacing w:before="60" w:line="360" w:lineRule="auto"/>
+              <w:ind w:firstLine="0"/>
+              <w:jc w:val="left"/>
+              <w:rPr>
+                <w:rFonts w:eastAsia="Times New Roman" w:cs="Times New Roman"/>
+                <w:szCs w:val="24"/>
+                <w:lang w:eastAsia="en-ID"/>
+              </w:rPr>
+            </w:pPr>
+            <w:r>
+              <w:rPr>
+                <w:rFonts w:eastAsia="Times New Roman" w:cs="Times New Roman"/>
+                <w:szCs w:val="24"/>
+                <w:lang w:eastAsia="en-ID"/>
+              </w:rPr>
+              <w:t>Langkah</w:t>
+            </w:r>
+          </w:p>
+        </w:tc>
+        <w:tc>
+          <w:tcPr>
+            <w:tcW w:w="8499" w:type="dxa"/>
+          </w:tcPr>
+          <w:p>
+            <w:pPr>
+              <w:spacing w:before="60" w:line="360" w:lineRule="auto"/>
+              <w:ind w:firstLine="0"/>
+              <w:jc w:val="left"/>
+              <w:rPr>
+                <w:rFonts w:eastAsia="Times New Roman" w:cs="Times New Roman"/>
+                <w:szCs w:val="24"/>
+                <w:lang w:eastAsia="en-ID"/>
+              </w:rPr>
+            </w:pPr>
+            <w:r>
+              <w:rPr>
+                <w:rFonts w:eastAsia="Times New Roman" w:cs="Times New Roman"/>
+                <w:szCs w:val="24"/>
+                <w:lang w:eastAsia="en-ID"/>
+              </w:rPr>
+              <w:t>Jawaban/Deskripsi</w:t>
+            </w:r>
+          </w:p>
+        </w:tc>
+      </w:tr>
+      <w:tr>
+        <w:tc>
+          <w:tcPr>
+            <w:tcW w:w="1129" w:type="dxa"/>
+          </w:tcPr>
+          <w:p>
+            <w:pPr>
+              <w:spacing w:before="60" w:line="360" w:lineRule="auto"/>
+              <w:ind w:firstLine="0"/>
+              <w:jc w:val="left"/>
+              <w:rPr>
+                <w:rFonts w:eastAsia="Times New Roman" w:cs="Times New Roman"/>
+                <w:szCs w:val="24"/>
+                <w:lang w:val="en-US" w:eastAsia="en-ID"/>
+              </w:rPr>
+            </w:pPr>
+            <w:r>
+              <w:rPr>
+                <w:rFonts w:eastAsia="Times New Roman" w:cs="Times New Roman"/>
+                <w:szCs w:val="24"/>
+                <w:lang w:val="en-US" w:eastAsia="en-ID"/>
+              </w:rPr>
+              <w:t>1</w:t>
+            </w:r>
+          </w:p>
+        </w:tc>
+        <w:tc>
+          <w:tcPr>
+            <w:tcW w:w="8499" w:type="dxa"/>
+          </w:tcPr>
+          <w:p>
+            <w:pPr>
+              <w:spacing w:before="60" w:line="360" w:lineRule="auto"/>
+              <w:ind w:firstLine="0"/>
+              <w:jc w:val="left"/>
+              <w:rPr>
+                <w:rFonts w:eastAsia="Times New Roman" w:cs="Times New Roman"/>
+                <w:szCs w:val="24"/>
+                <w:lang w:val="en-US" w:eastAsia="en-ID"/>
+              </w:rPr>
+            </w:pPr>
+            <w:r>
+              <w:rPr>
+                <w:rFonts w:eastAsia="Times New Roman" w:cs="Times New Roman"/>
+                <w:szCs w:val="24"/>
+                <w:lang w:val="en-US" w:eastAsia="en-ID"/>
+              </w:rPr>
+              <w:t>• Tambahkan minimal 3 data produk di Firestore</w:t>
+            </w:r>
+          </w:p>
+          <w:p>
+            <w:pPr>
+              <w:spacing w:before="60" w:line="360" w:lineRule="auto"/>
+              <w:ind w:firstLine="0"/>
+              <w:jc w:val="left"/>
+              <w:rPr>
+                <w:rFonts w:eastAsia="Times New Roman" w:cs="Times New Roman"/>
+                <w:szCs w:val="24"/>
+                <w:lang w:val="en-US" w:eastAsia="en-ID"/>
+              </w:rPr>
+            </w:pPr>
+            <w:r>
+              <w:rPr>
+                <w:rFonts w:eastAsia="Times New Roman" w:cs="Times New Roman"/>
+                <w:szCs w:val="24"/>
+                <w:lang w:val="en-US" w:eastAsia="en-ID"/>
+              </w:rPr>
+              <w:t>• Pastikan data tampil di halaman produk</w:t>
+            </w:r>
+          </w:p>
+          <w:p>
+            <w:pPr>
+              <w:spacing w:before="60" w:line="360" w:lineRule="auto"/>
+              <w:ind w:firstLine="0"/>
+              <w:jc w:val="left"/>
+              <w:rPr>
+                <w:rFonts w:eastAsia="Times New Roman" w:cs="Times New Roman"/>
+                <w:szCs w:val="24"/>
+                <w:lang w:val="en-US" w:eastAsia="en-ID"/>
+              </w:rPr>
+            </w:pPr>
+            <w:r>
+              <w:rPr>
+                <w:rFonts w:eastAsia="Times New Roman" w:cs="Times New Roman"/>
+                <w:szCs w:val="24"/>
+                <w:lang w:val="en-US" w:eastAsia="en-ID"/>
+              </w:rPr>
+              <w:drawing>
+                <wp:inline distT="0" distB="0" distL="0" distR="0" wp14:anchorId="6B60664A" wp14:editId="6C411E1D">
+                  <wp:extent cx="5259705" cy="1233170"/>
+                  <wp:effectExtent l="0" t="0" r="0" b="5080"/>
+                  <wp:docPr id="1846475810" name="Picture 1"/>
+                  <wp:cNvGraphicFramePr>
+                    <a:graphicFrameLocks xmlns:a="http://schemas.openxmlformats.org/drawingml/2006/main" noChangeAspect="1"/>
+                  </wp:cNvGraphicFramePr>
+                  <a:graphic xmlns:a="http://schemas.openxmlformats.org/drawingml/2006/main">
+                    <a:graphicData uri="http://schemas.openxmlformats.org/drawingml/2006/picture">
+                      <pic:pic xmlns:pic="http://schemas.openxmlformats.org/drawingml/2006/picture">
+                        <pic:nvPicPr>
+                          <pic:cNvPr id="1846475810" name=""/>
+                          <pic:cNvPicPr/>
+                        </pic:nvPicPr>
+                        <pic:blipFill>
+                          <a:blip r:embed="rId45"/>
+                          <a:stretch>
+                            <a:fillRect/>
+                          </a:stretch>
+                        </pic:blipFill>
+                        <pic:spPr>
+                          <a:xfrm>
+                            <a:off x="0" y="0"/>
+                            <a:ext cx="5259705" cy="1233170"/>
+                          </a:xfrm>
+                          <a:prstGeom prst="rect">
+                            <a:avLst/>
+                          </a:prstGeom>
+                        </pic:spPr>
+                      </pic:pic>
+                    </a:graphicData>
+                  </a:graphic>
+                </wp:inline>
+              </w:drawing>
+            </w:r>
+          </w:p>
+          <w:p>
+            <w:pPr>
+              <w:spacing w:before="60" w:line="360" w:lineRule="auto"/>
+              <w:ind w:firstLine="0"/>
+              <w:jc w:val="left"/>
+              <w:rPr>
+                <w:rFonts w:eastAsia="Times New Roman" w:cs="Times New Roman"/>
+                <w:szCs w:val="24"/>
+                <w:lang w:val="en-US" w:eastAsia="en-ID"/>
+              </w:rPr>
+            </w:pPr>
+            <w:r>
+              <w:rPr>
+                <w:rFonts w:eastAsia="Times New Roman" w:cs="Times New Roman"/>
+                <w:szCs w:val="24"/>
+                <w:lang w:val="en-US" w:eastAsia="en-ID"/>
+              </w:rPr>
+              <w:drawing>
+                <wp:inline distT="0" distB="0" distL="0" distR="0" wp14:anchorId="44E6E58D" wp14:editId="69013E58">
+                  <wp:extent cx="5259705" cy="1109345"/>
+                  <wp:effectExtent l="0" t="0" r="0" b="0"/>
+                  <wp:docPr id="906052459" name="Picture 1"/>
+                  <wp:cNvGraphicFramePr>
+                    <a:graphicFrameLocks xmlns:a="http://schemas.openxmlformats.org/drawingml/2006/main" noChangeAspect="1"/>
+                  </wp:cNvGraphicFramePr>
+                  <a:graphic xmlns:a="http://schemas.openxmlformats.org/drawingml/2006/main">
+                    <a:graphicData uri="http://schemas.openxmlformats.org/drawingml/2006/picture">
+                      <pic:pic xmlns:pic="http://schemas.openxmlformats.org/drawingml/2006/picture">
+                        <pic:nvPicPr>
+                          <pic:cNvPr id="906052459" name=""/>
+                          <pic:cNvPicPr/>
+                        </pic:nvPicPr>
+                        <pic:blipFill>
+                          <a:blip r:embed="rId46"/>
+                          <a:stretch>
+                            <a:fillRect/>
+                          </a:stretch>
+                        </pic:blipFill>
+                        <pic:spPr>
+                          <a:xfrm>
+                            <a:off x="0" y="0"/>
+                            <a:ext cx="5259705" cy="1109345"/>
+                          </a:xfrm>
+                          <a:prstGeom prst="rect">
+                            <a:avLst/>
+                          </a:prstGeom>
+                        </pic:spPr>
+                      </pic:pic>
+                    </a:graphicData>
+                  </a:graphic>
+                </wp:inline>
+              </w:drawing>
+            </w:r>
+          </w:p>
+          <w:p>
+            <w:pPr>
+              <w:spacing w:before="60" w:line="360" w:lineRule="auto"/>
+              <w:ind w:firstLine="0"/>
+              <w:jc w:val="left"/>
+              <w:rPr>
+                <w:rFonts w:eastAsia="Times New Roman" w:cs="Times New Roman"/>
+                <w:szCs w:val="24"/>
+                <w:lang w:val="en-US" w:eastAsia="en-ID"/>
+              </w:rPr>
+            </w:pPr>
+            <w:r>
+              <w:rPr>
+                <w:rFonts w:eastAsia="Times New Roman" w:cs="Times New Roman"/>
+                <w:szCs w:val="24"/>
+                <w:lang w:val="en-US" w:eastAsia="en-ID"/>
+              </w:rPr>
+              <w:drawing>
+                <wp:inline distT="0" distB="0" distL="0" distR="0" wp14:anchorId="7AFA3D43" wp14:editId="6D0D1AD0">
+                  <wp:extent cx="5259705" cy="1058545"/>
+                  <wp:effectExtent l="0" t="0" r="0" b="8255"/>
+                  <wp:docPr id="1378063070" name="Picture 1"/>
+                  <wp:cNvGraphicFramePr>
+                    <a:graphicFrameLocks xmlns:a="http://schemas.openxmlformats.org/drawingml/2006/main" noChangeAspect="1"/>
+                  </wp:cNvGraphicFramePr>
+                  <a:graphic xmlns:a="http://schemas.openxmlformats.org/drawingml/2006/main">
+                    <a:graphicData uri="http://schemas.openxmlformats.org/drawingml/2006/picture">
+                      <pic:pic xmlns:pic="http://schemas.openxmlformats.org/drawingml/2006/picture">
+                        <pic:nvPicPr>
+                          <pic:cNvPr id="1378063070" name=""/>
+                          <pic:cNvPicPr/>
+                        </pic:nvPicPr>
+                        <pic:blipFill>
+                          <a:blip r:embed="rId47"/>
+                          <a:stretch>
+                            <a:fillRect/>
+                          </a:stretch>
+                        </pic:blipFill>
+                        <pic:spPr>
+                          <a:xfrm>
+                            <a:off x="0" y="0"/>
+                            <a:ext cx="5259705" cy="1058545"/>
+                          </a:xfrm>
+                          <a:prstGeom prst="rect">
+                            <a:avLst/>
+                          </a:prstGeom>
+                        </pic:spPr>
+                      </pic:pic>
+                    </a:graphicData>
+                  </a:graphic>
+                </wp:inline>
+              </w:drawing>
+            </w:r>
+          </w:p>
+          <w:p>
+            <w:pPr>
+              <w:spacing w:before="60" w:line="360" w:lineRule="auto"/>
+              <w:ind w:firstLine="0"/>
+              <w:jc w:val="left"/>
+              <w:rPr>
+                <w:rFonts w:eastAsia="Times New Roman" w:cs="Times New Roman"/>
+                <w:szCs w:val="24"/>
+                <w:lang w:val="en-US" w:eastAsia="en-ID"/>
+              </w:rPr>
+            </w:pPr>
+            <w:r>
+              <w:rPr>
+                <w:rFonts w:eastAsia="Times New Roman" w:cs="Times New Roman"/>
+                <w:szCs w:val="24"/>
+                <w:lang w:val="en-US" w:eastAsia="en-ID"/>
+              </w:rPr>
+              <w:lastRenderedPageBreak/>
+              <w:drawing>
+                <wp:inline distT="0" distB="0" distL="0" distR="0" wp14:anchorId="332A7A61" wp14:editId="7FA5ABDC">
+                  <wp:extent cx="3496163" cy="3839111"/>
+                  <wp:effectExtent l="0" t="0" r="9525" b="9525"/>
+                  <wp:docPr id="1225613505" name="Picture 1"/>
+                  <wp:cNvGraphicFramePr>
+                    <a:graphicFrameLocks xmlns:a="http://schemas.openxmlformats.org/drawingml/2006/main" noChangeAspect="1"/>
+                  </wp:cNvGraphicFramePr>
+                  <a:graphic xmlns:a="http://schemas.openxmlformats.org/drawingml/2006/main">
+                    <a:graphicData uri="http://schemas.openxmlformats.org/drawingml/2006/picture">
+                      <pic:pic xmlns:pic="http://schemas.openxmlformats.org/drawingml/2006/picture">
+                        <pic:nvPicPr>
+                          <pic:cNvPr id="1225613505" name=""/>
+                          <pic:cNvPicPr/>
+                        </pic:nvPicPr>
+                        <pic:blipFill>
+                          <a:blip r:embed="rId48"/>
+                          <a:stretch>
+                            <a:fillRect/>
+                          </a:stretch>
+                        </pic:blipFill>
+                        <pic:spPr>
+                          <a:xfrm>
+                            <a:off x="0" y="0"/>
+                            <a:ext cx="3496163" cy="3839111"/>
+                          </a:xfrm>
+                          <a:prstGeom prst="rect">
+                            <a:avLst/>
+                          </a:prstGeom>
+                        </pic:spPr>
+                      </pic:pic>
+                    </a:graphicData>
+                  </a:graphic>
+                </wp:inline>
+              </w:drawing>
+            </w:r>
+          </w:p>
+        </w:tc>
+      </w:tr>
+    </w:tbl>
+    <w:p>
+      <w:pPr>
+        <w:spacing w:before="60" w:line="360" w:lineRule="auto"/>
+        <w:ind w:firstLine="0"/>
+        <w:jc w:val="left"/>
+        <w:rPr>
+          <w:rFonts w:eastAsia="Times New Roman" w:cs="Times New Roman"/>
+          <w:b/>
+          <w:bCs/>
+          <w:kern w:val="0"/>
+          <w:szCs w:val="24"/>
+          <w:lang w:eastAsia="en-ID"/>
+          <w14:ligatures w14:val="none"/>
+        </w:rPr>
+      </w:pPr>
+    </w:p>
+    <w:p>
+      <w:pPr>
+        <w:spacing w:before="60" w:line="360" w:lineRule="auto"/>
+        <w:ind w:firstLine="0"/>
+        <w:jc w:val="left"/>
+        <w:rPr>
+          <w:rFonts w:eastAsia="Times New Roman" w:cs="Times New Roman"/>
+          <w:b/>
+          <w:bCs/>
+          <w:kern w:val="0"/>
+          <w:szCs w:val="24"/>
+          <w:lang w:eastAsia="en-ID"/>
+          <w14:ligatures w14:val="none"/>
+        </w:rPr>
+      </w:pPr>
+      <w:r>
+        <w:rPr>
+          <w:rFonts w:eastAsia="Times New Roman" w:cs="Times New Roman"/>
+          <w:b/>
+          <w:bCs/>
+          <w:kern w:val="0"/>
+          <w:szCs w:val="24"/>
+          <w:lang w:eastAsia="en-ID"/>
+          <w14:ligatures w14:val="none"/>
+        </w:rPr>
+        <w:t xml:space="preserve">Tugas </w:t>
       </w:r>
       <w:r>
         <w:rPr>
@@ -3220,138 +5539,233 @@
                 <w:lang w:val="en-US" w:eastAsia="en-ID"/>
               </w:rPr>
             </w:pPr>
-          </w:p>
-        </w:tc>
-      </w:tr>
-      <w:tr>
-        <w:tc>
-          <w:tcPr>
-            <w:tcW w:w="1129" w:type="dxa"/>
-          </w:tcPr>
-          <w:p>
-            <w:pPr>
-              <w:spacing w:before="60" w:line="360" w:lineRule="auto"/>
-              <w:ind w:firstLine="0"/>
-              <w:jc w:val="left"/>
-              <w:rPr>
-                <w:rFonts w:eastAsia="Times New Roman" w:cs="Times New Roman"/>
-                <w:szCs w:val="24"/>
-                <w:lang w:val="en-US" w:eastAsia="en-ID"/>
-              </w:rPr>
-            </w:pPr>
-            <w:r>
-              <w:rPr>
-                <w:rFonts w:eastAsia="Times New Roman" w:cs="Times New Roman"/>
-                <w:szCs w:val="24"/>
-                <w:lang w:val="en-US" w:eastAsia="en-ID"/>
-              </w:rPr>
-              <w:t>2</w:t>
-            </w:r>
-          </w:p>
-        </w:tc>
-        <w:tc>
-          <w:tcPr>
-            <w:tcW w:w="8499" w:type="dxa"/>
-          </w:tcPr>
-          <w:p>
-            <w:pPr>
-              <w:spacing w:before="60" w:line="360" w:lineRule="auto"/>
-              <w:ind w:firstLine="0"/>
-              <w:jc w:val="left"/>
-              <w:rPr>
-                <w:rFonts w:eastAsia="Times New Roman" w:cs="Times New Roman"/>
-                <w:szCs w:val="24"/>
-                <w:lang w:eastAsia="en-ID"/>
-              </w:rPr>
-            </w:pPr>
-          </w:p>
-        </w:tc>
-      </w:tr>
-      <w:tr>
-        <w:tc>
-          <w:tcPr>
-            <w:tcW w:w="1129" w:type="dxa"/>
-          </w:tcPr>
-          <w:p>
-            <w:pPr>
-              <w:spacing w:before="60" w:line="360" w:lineRule="auto"/>
-              <w:ind w:firstLine="0"/>
-              <w:jc w:val="left"/>
-              <w:rPr>
-                <w:rFonts w:eastAsia="Times New Roman" w:cs="Times New Roman"/>
-                <w:szCs w:val="24"/>
-                <w:lang w:val="en-US" w:eastAsia="en-ID"/>
-              </w:rPr>
-            </w:pPr>
-            <w:r>
-              <w:rPr>
-                <w:rFonts w:eastAsia="Times New Roman" w:cs="Times New Roman"/>
-                <w:szCs w:val="24"/>
-                <w:lang w:val="en-US" w:eastAsia="en-ID"/>
-              </w:rPr>
-              <w:t>3</w:t>
-            </w:r>
-          </w:p>
-        </w:tc>
-        <w:tc>
-          <w:tcPr>
-            <w:tcW w:w="8499" w:type="dxa"/>
-          </w:tcPr>
-          <w:p>
-            <w:pPr>
-              <w:spacing w:before="60" w:line="360" w:lineRule="auto"/>
-              <w:ind w:firstLine="0"/>
-              <w:jc w:val="left"/>
-              <w:rPr>
-                <w:rFonts w:eastAsia="Times New Roman" w:cs="Times New Roman"/>
-                <w:szCs w:val="24"/>
-                <w:lang w:val="en-US" w:eastAsia="en-ID"/>
-              </w:rPr>
-            </w:pPr>
-          </w:p>
-        </w:tc>
-      </w:tr>
-      <w:tr>
-        <w:tc>
-          <w:tcPr>
-            <w:tcW w:w="1129" w:type="dxa"/>
-          </w:tcPr>
-          <w:p>
-            <w:pPr>
-              <w:spacing w:before="60" w:line="360" w:lineRule="auto"/>
-              <w:ind w:firstLine="0"/>
-              <w:jc w:val="left"/>
-              <w:rPr>
-                <w:rFonts w:eastAsia="Times New Roman" w:cs="Times New Roman"/>
-                <w:szCs w:val="24"/>
-                <w:lang w:val="en-US" w:eastAsia="en-ID"/>
-              </w:rPr>
-            </w:pPr>
-            <w:r>
-              <w:rPr>
-                <w:rFonts w:eastAsia="Times New Roman" w:cs="Times New Roman"/>
-                <w:szCs w:val="24"/>
-                <w:lang w:val="en-US" w:eastAsia="en-ID"/>
-              </w:rPr>
-              <w:t>4</w:t>
-            </w:r>
-          </w:p>
-        </w:tc>
-        <w:tc>
-          <w:tcPr>
-            <w:tcW w:w="8499" w:type="dxa"/>
-          </w:tcPr>
-          <w:p>
-            <w:pPr>
-              <w:spacing w:before="60" w:line="360" w:lineRule="auto"/>
-              <w:ind w:firstLine="0"/>
-              <w:jc w:val="left"/>
-              <w:rPr>
-                <w:rFonts w:eastAsia="Times New Roman" w:cs="Times New Roman"/>
-                <w:szCs w:val="24"/>
-                <w:lang w:eastAsia="en-ID"/>
-              </w:rPr>
-            </w:pPr>
+            <w:r>
+              <w:rPr>
+                <w:rFonts w:eastAsia="Times New Roman" w:cs="Times New Roman"/>
+                <w:szCs w:val="24"/>
+                <w:lang w:val="en-US" w:eastAsia="en-ID"/>
+              </w:rPr>
+              <w:t>• Tambahkan field baru:</w:t>
+            </w:r>
+          </w:p>
+          <w:p>
+            <w:pPr>
+              <w:spacing w:before="60" w:line="360" w:lineRule="auto"/>
+              <w:ind w:firstLine="0"/>
+              <w:jc w:val="left"/>
+              <w:rPr>
+                <w:rFonts w:eastAsia="Times New Roman" w:cs="Times New Roman"/>
+                <w:szCs w:val="24"/>
+                <w:lang w:val="en-US" w:eastAsia="en-ID"/>
+              </w:rPr>
+            </w:pPr>
+            <w:r>
+              <w:rPr>
+                <w:rFonts w:eastAsia="Times New Roman" w:cs="Times New Roman"/>
+                <w:szCs w:val="24"/>
+                <w:lang w:val="en-US" w:eastAsia="en-ID"/>
+              </w:rPr>
+              <w:t xml:space="preserve">    </w:t>
+            </w:r>
+            <w:r>
+              <w:rPr>
+                <w:rFonts w:eastAsia="Times New Roman" w:cs="Times New Roman"/>
+                <w:szCs w:val="24"/>
+                <w:lang w:val="en-US" w:eastAsia="en-ID"/>
+              </w:rPr>
+              <w:t>-</w:t>
+            </w:r>
+            <w:r>
+              <w:rPr>
+                <w:rFonts w:eastAsia="Times New Roman" w:cs="Times New Roman"/>
+                <w:szCs w:val="24"/>
+                <w:lang w:val="en-US" w:eastAsia="en-ID"/>
+              </w:rPr>
+              <w:t xml:space="preserve"> category</w:t>
+            </w:r>
+          </w:p>
+          <w:p>
+            <w:pPr>
+              <w:spacing w:before="60" w:line="360" w:lineRule="auto"/>
+              <w:ind w:firstLine="0"/>
+              <w:jc w:val="left"/>
+              <w:rPr>
+                <w:rFonts w:eastAsia="Times New Roman" w:cs="Times New Roman"/>
+                <w:szCs w:val="24"/>
+                <w:lang w:val="en-US" w:eastAsia="en-ID"/>
+              </w:rPr>
+            </w:pPr>
+            <w:r>
+              <w:rPr>
+                <w:rFonts w:eastAsia="Times New Roman" w:cs="Times New Roman"/>
+                <w:szCs w:val="24"/>
+                <w:lang w:val="en-US" w:eastAsia="en-ID"/>
+              </w:rPr>
+              <w:t>• Tampilkan category di frontend</w:t>
+            </w:r>
+          </w:p>
+          <w:p>
+            <w:pPr>
+              <w:spacing w:before="60" w:line="360" w:lineRule="auto"/>
+              <w:ind w:firstLine="0"/>
+              <w:jc w:val="left"/>
+              <w:rPr>
+                <w:rFonts w:eastAsia="Times New Roman" w:cs="Times New Roman"/>
+                <w:szCs w:val="24"/>
+                <w:lang w:val="en-US" w:eastAsia="en-ID"/>
+              </w:rPr>
+            </w:pPr>
+            <w:r>
+              <w:rPr>
+                <w:rFonts w:eastAsia="Times New Roman" w:cs="Times New Roman"/>
+                <w:szCs w:val="24"/>
+                <w:lang w:val="en-US" w:eastAsia="en-ID"/>
+              </w:rPr>
+              <w:drawing>
+                <wp:inline distT="0" distB="0" distL="0" distR="0" wp14:anchorId="2FB56750" wp14:editId="5D493BD5">
+                  <wp:extent cx="5259705" cy="1209040"/>
+                  <wp:effectExtent l="0" t="0" r="0" b="0"/>
+                  <wp:docPr id="715186578" name="Picture 1"/>
+                  <wp:cNvGraphicFramePr>
+                    <a:graphicFrameLocks xmlns:a="http://schemas.openxmlformats.org/drawingml/2006/main" noChangeAspect="1"/>
+                  </wp:cNvGraphicFramePr>
+                  <a:graphic xmlns:a="http://schemas.openxmlformats.org/drawingml/2006/main">
+                    <a:graphicData uri="http://schemas.openxmlformats.org/drawingml/2006/picture">
+                      <pic:pic xmlns:pic="http://schemas.openxmlformats.org/drawingml/2006/picture">
+                        <pic:nvPicPr>
+                          <pic:cNvPr id="715186578" name=""/>
+                          <pic:cNvPicPr/>
+                        </pic:nvPicPr>
+                        <pic:blipFill>
+                          <a:blip r:embed="rId49"/>
+                          <a:stretch>
+                            <a:fillRect/>
+                          </a:stretch>
+                        </pic:blipFill>
+                        <pic:spPr>
+                          <a:xfrm>
+                            <a:off x="0" y="0"/>
+                            <a:ext cx="5259705" cy="1209040"/>
+                          </a:xfrm>
+                          <a:prstGeom prst="rect">
+                            <a:avLst/>
+                          </a:prstGeom>
+                        </pic:spPr>
+                      </pic:pic>
+                    </a:graphicData>
+                  </a:graphic>
+                </wp:inline>
+              </w:drawing>
+            </w:r>
+          </w:p>
+          <w:p>
+            <w:pPr>
+              <w:spacing w:before="60" w:line="360" w:lineRule="auto"/>
+              <w:ind w:firstLine="0"/>
+              <w:jc w:val="left"/>
+              <w:rPr>
+                <w:rFonts w:eastAsia="Times New Roman" w:cs="Times New Roman"/>
+                <w:szCs w:val="24"/>
+                <w:lang w:val="en-US" w:eastAsia="en-ID"/>
+              </w:rPr>
+            </w:pPr>
+            <w:r>
+              <w:rPr>
+                <w:rFonts w:eastAsia="Times New Roman" w:cs="Times New Roman"/>
+                <w:szCs w:val="24"/>
+                <w:lang w:val="en-US" w:eastAsia="en-ID"/>
+              </w:rPr>
+              <w:lastRenderedPageBreak/>
+              <w:drawing>
+                <wp:inline distT="0" distB="0" distL="0" distR="0" wp14:anchorId="328BC52D" wp14:editId="73035CCA">
+                  <wp:extent cx="3231259" cy="3840480"/>
+                  <wp:effectExtent l="0" t="0" r="7620" b="7620"/>
+                  <wp:docPr id="508042448" name="Picture 1"/>
+                  <wp:cNvGraphicFramePr>
+                    <a:graphicFrameLocks xmlns:a="http://schemas.openxmlformats.org/drawingml/2006/main" noChangeAspect="1"/>
+                  </wp:cNvGraphicFramePr>
+                  <a:graphic xmlns:a="http://schemas.openxmlformats.org/drawingml/2006/main">
+                    <a:graphicData uri="http://schemas.openxmlformats.org/drawingml/2006/picture">
+                      <pic:pic xmlns:pic="http://schemas.openxmlformats.org/drawingml/2006/picture">
+                        <pic:nvPicPr>
+                          <pic:cNvPr id="508042448" name=""/>
+                          <pic:cNvPicPr/>
+                        </pic:nvPicPr>
+                        <pic:blipFill>
+                          <a:blip r:embed="rId50"/>
+                          <a:stretch>
+                            <a:fillRect/>
+                          </a:stretch>
+                        </pic:blipFill>
+                        <pic:spPr>
+                          <a:xfrm>
+                            <a:off x="0" y="0"/>
+                            <a:ext cx="3238208" cy="3848739"/>
+                          </a:xfrm>
+                          <a:prstGeom prst="rect">
+                            <a:avLst/>
+                          </a:prstGeom>
+                        </pic:spPr>
+                      </pic:pic>
+                    </a:graphicData>
+                  </a:graphic>
+                </wp:inline>
+              </w:drawing>
+            </w:r>
+          </w:p>
+          <w:p>
+            <w:pPr>
+              <w:spacing w:before="60" w:line="360" w:lineRule="auto"/>
+              <w:ind w:firstLine="0"/>
+              <w:jc w:val="left"/>
+              <w:rPr>
+                <w:rFonts w:eastAsia="Times New Roman" w:cs="Times New Roman"/>
+                <w:szCs w:val="24"/>
+                <w:lang w:val="en-US" w:eastAsia="en-ID"/>
+              </w:rPr>
+            </w:pPr>
+            <w:r>
+              <w:rPr>
+                <w:rFonts w:eastAsia="Times New Roman" w:cs="Times New Roman"/>
+                <w:szCs w:val="24"/>
+                <w:lang w:val="en-US" w:eastAsia="en-ID"/>
+              </w:rPr>
+              <w:drawing>
+                <wp:inline distT="0" distB="0" distL="0" distR="0" wp14:anchorId="6EE3C9E5" wp14:editId="2A200096">
+                  <wp:extent cx="2818679" cy="3681702"/>
+                  <wp:effectExtent l="0" t="0" r="1270" b="0"/>
+                  <wp:docPr id="1581951970" name="Picture 1"/>
+                  <wp:cNvGraphicFramePr>
+                    <a:graphicFrameLocks xmlns:a="http://schemas.openxmlformats.org/drawingml/2006/main" noChangeAspect="1"/>
+                  </wp:cNvGraphicFramePr>
+                  <a:graphic xmlns:a="http://schemas.openxmlformats.org/drawingml/2006/main">
+                    <a:graphicData uri="http://schemas.openxmlformats.org/drawingml/2006/picture">
+                      <pic:pic xmlns:pic="http://schemas.openxmlformats.org/drawingml/2006/picture">
+                        <pic:nvPicPr>
+                          <pic:cNvPr id="1581951970" name=""/>
+                          <pic:cNvPicPr/>
+                        </pic:nvPicPr>
+                        <pic:blipFill>
+                          <a:blip r:embed="rId51"/>
+                          <a:stretch>
+                            <a:fillRect/>
+                          </a:stretch>
+                        </pic:blipFill>
+                        <pic:spPr>
+                          <a:xfrm>
+                            <a:off x="0" y="0"/>
+                            <a:ext cx="2822116" cy="3686191"/>
+                          </a:xfrm>
+                          <a:prstGeom prst="rect">
+                            <a:avLst/>
+                          </a:prstGeom>
+                        </pic:spPr>
+                      </pic:pic>
+                    </a:graphicData>
+                  </a:graphic>
+                </wp:inline>
+              </w:drawing>
+            </w:r>
           </w:p>
         </w:tc>
       </w:tr>
@@ -3387,7 +5801,6 @@
           <w14:ligatures w14:val="none"/>
         </w:rPr>
       </w:pPr>
-      <w:proofErr w:type="spellStart"/>
       <w:r>
         <w:rPr>
           <w:rFonts w:eastAsia="Times New Roman" w:cs="Times New Roman"/>
@@ -3398,32 +5811,8 @@
           <w:lang w:eastAsia="en-ID"/>
           <w14:ligatures w14:val="none"/>
         </w:rPr>
-        <w:t>Tugas</w:t>
-      </w:r>
-      <w:proofErr w:type="spellEnd"/>
-      <w:r>
-        <w:rPr>
-          <w:rFonts w:eastAsia="Times New Roman" w:cs="Times New Roman"/>
-          <w:b/>
-          <w:bCs/>
-          <w:kern w:val="0"/>
-          <w:szCs w:val="24"/>
-          <w:lang w:eastAsia="en-ID"/>
-          <w14:ligatures w14:val="none"/>
-        </w:rPr>
-        <w:t xml:space="preserve"> </w:t>
-      </w:r>
-      <w:r>
-        <w:rPr>
-          <w:rFonts w:eastAsia="Times New Roman" w:cs="Times New Roman"/>
-          <w:b/>
-          <w:bCs/>
-          <w:kern w:val="0"/>
-          <w:szCs w:val="24"/>
-          <w:lang w:eastAsia="en-ID"/>
-          <w14:ligatures w14:val="none"/>
-        </w:rPr>
-        <w:t>3</w:t>
+        <w:lastRenderedPageBreak/>
+        <w:t>Tugas 3</w:t>
       </w:r>
     </w:p>
     <w:tbl>
@@ -3530,138 +5919,88 @@
                 <w:lang w:val="en-US" w:eastAsia="en-ID"/>
               </w:rPr>
             </w:pPr>
-          </w:p>
-        </w:tc>
-      </w:tr>
-      <w:tr>
-        <w:tc>
-          <w:tcPr>
-            <w:tcW w:w="1129" w:type="dxa"/>
-          </w:tcPr>
-          <w:p>
-            <w:pPr>
-              <w:spacing w:before="60" w:line="360" w:lineRule="auto"/>
-              <w:ind w:firstLine="0"/>
-              <w:jc w:val="left"/>
-              <w:rPr>
-                <w:rFonts w:eastAsia="Times New Roman" w:cs="Times New Roman"/>
-                <w:szCs w:val="24"/>
-                <w:lang w:val="en-US" w:eastAsia="en-ID"/>
-              </w:rPr>
-            </w:pPr>
-            <w:r>
-              <w:rPr>
-                <w:rFonts w:eastAsia="Times New Roman" w:cs="Times New Roman"/>
-                <w:szCs w:val="24"/>
-                <w:lang w:val="en-US" w:eastAsia="en-ID"/>
-              </w:rPr>
-              <w:t>2</w:t>
-            </w:r>
-          </w:p>
-        </w:tc>
-        <w:tc>
-          <w:tcPr>
-            <w:tcW w:w="8499" w:type="dxa"/>
-          </w:tcPr>
-          <w:p>
-            <w:pPr>
-              <w:spacing w:before="60" w:line="360" w:lineRule="auto"/>
-              <w:ind w:firstLine="0"/>
-              <w:jc w:val="left"/>
-              <w:rPr>
-                <w:rFonts w:eastAsia="Times New Roman" w:cs="Times New Roman"/>
-                <w:szCs w:val="24"/>
-                <w:lang w:eastAsia="en-ID"/>
-              </w:rPr>
-            </w:pPr>
-          </w:p>
-        </w:tc>
-      </w:tr>
-      <w:tr>
-        <w:tc>
-          <w:tcPr>
-            <w:tcW w:w="1129" w:type="dxa"/>
-          </w:tcPr>
-          <w:p>
-            <w:pPr>
-              <w:spacing w:before="60" w:line="360" w:lineRule="auto"/>
-              <w:ind w:firstLine="0"/>
-              <w:jc w:val="left"/>
-              <w:rPr>
-                <w:rFonts w:eastAsia="Times New Roman" w:cs="Times New Roman"/>
-                <w:szCs w:val="24"/>
-                <w:lang w:val="en-US" w:eastAsia="en-ID"/>
-              </w:rPr>
-            </w:pPr>
-            <w:r>
-              <w:rPr>
-                <w:rFonts w:eastAsia="Times New Roman" w:cs="Times New Roman"/>
-                <w:szCs w:val="24"/>
-                <w:lang w:val="en-US" w:eastAsia="en-ID"/>
-              </w:rPr>
-              <w:t>3</w:t>
-            </w:r>
-          </w:p>
-        </w:tc>
-        <w:tc>
-          <w:tcPr>
-            <w:tcW w:w="8499" w:type="dxa"/>
-          </w:tcPr>
-          <w:p>
-            <w:pPr>
-              <w:spacing w:before="60" w:line="360" w:lineRule="auto"/>
-              <w:ind w:firstLine="0"/>
-              <w:jc w:val="left"/>
-              <w:rPr>
-                <w:rFonts w:eastAsia="Times New Roman" w:cs="Times New Roman"/>
-                <w:szCs w:val="24"/>
-                <w:lang w:val="en-US" w:eastAsia="en-ID"/>
-              </w:rPr>
-            </w:pPr>
-          </w:p>
-        </w:tc>
-      </w:tr>
-      <w:tr>
-        <w:tc>
-          <w:tcPr>
-            <w:tcW w:w="1129" w:type="dxa"/>
-          </w:tcPr>
-          <w:p>
-            <w:pPr>
-              <w:spacing w:before="60" w:line="360" w:lineRule="auto"/>
-              <w:ind w:firstLine="0"/>
-              <w:jc w:val="left"/>
-              <w:rPr>
-                <w:rFonts w:eastAsia="Times New Roman" w:cs="Times New Roman"/>
-                <w:szCs w:val="24"/>
-                <w:lang w:val="en-US" w:eastAsia="en-ID"/>
-              </w:rPr>
-            </w:pPr>
-            <w:r>
-              <w:rPr>
-                <w:rFonts w:eastAsia="Times New Roman" w:cs="Times New Roman"/>
-                <w:szCs w:val="24"/>
-                <w:lang w:val="en-US" w:eastAsia="en-ID"/>
-              </w:rPr>
-              <w:t>4</w:t>
-            </w:r>
-          </w:p>
-        </w:tc>
-        <w:tc>
-          <w:tcPr>
-            <w:tcW w:w="8499" w:type="dxa"/>
-          </w:tcPr>
-          <w:p>
-            <w:pPr>
-              <w:spacing w:before="60" w:line="360" w:lineRule="auto"/>
-              <w:ind w:firstLine="0"/>
-              <w:jc w:val="left"/>
-              <w:rPr>
-                <w:rFonts w:eastAsia="Times New Roman" w:cs="Times New Roman"/>
-                <w:szCs w:val="24"/>
-                <w:lang w:eastAsia="en-ID"/>
-              </w:rPr>
-            </w:pPr>
+            <w:r>
+              <w:rPr>
+                <w:rFonts w:eastAsia="Times New Roman" w:cs="Times New Roman"/>
+                <w:szCs w:val="24"/>
+                <w:lang w:val="en-US" w:eastAsia="en-ID"/>
+              </w:rPr>
+              <w:t>• Tambahkan tombol Refresh Data</w:t>
+            </w:r>
+          </w:p>
+          <w:p>
+            <w:pPr>
+              <w:spacing w:before="60" w:line="360" w:lineRule="auto"/>
+              <w:ind w:firstLine="0"/>
+              <w:jc w:val="left"/>
+              <w:rPr>
+                <w:rFonts w:eastAsia="Times New Roman" w:cs="Times New Roman"/>
+                <w:szCs w:val="24"/>
+                <w:lang w:val="en-US" w:eastAsia="en-ID"/>
+              </w:rPr>
+            </w:pPr>
+            <w:r>
+              <w:rPr>
+                <w:rFonts w:eastAsia="Times New Roman" w:cs="Times New Roman"/>
+                <w:szCs w:val="24"/>
+                <w:lang w:val="en-US" w:eastAsia="en-ID"/>
+              </w:rPr>
+              <w:t>• Gunakan fetch ulang tanpa reload halaman</w:t>
+            </w:r>
+          </w:p>
+          <w:p>
+            <w:pPr>
+              <w:spacing w:before="60" w:line="360" w:lineRule="auto"/>
+              <w:ind w:firstLine="0"/>
+              <w:jc w:val="left"/>
+              <w:rPr>
+                <w:rFonts w:eastAsia="Times New Roman" w:cs="Times New Roman"/>
+                <w:szCs w:val="24"/>
+                <w:lang w:val="en-US" w:eastAsia="en-ID"/>
+              </w:rPr>
+            </w:pPr>
+            <w:r>
+              <w:rPr>
+                <w:rFonts w:eastAsia="Times New Roman" w:cs="Times New Roman"/>
+                <w:szCs w:val="24"/>
+                <w:lang w:val="en-US" w:eastAsia="en-ID"/>
+              </w:rPr>
+              <w:drawing>
+                <wp:inline distT="0" distB="0" distL="0" distR="0" wp14:anchorId="671CB5E8" wp14:editId="537B6018">
+                  <wp:extent cx="3324689" cy="4706007"/>
+                  <wp:effectExtent l="0" t="0" r="9525" b="0"/>
+                  <wp:docPr id="106708805" name="Picture 1"/>
+                  <wp:cNvGraphicFramePr>
+                    <a:graphicFrameLocks xmlns:a="http://schemas.openxmlformats.org/drawingml/2006/main" noChangeAspect="1"/>
+                  </wp:cNvGraphicFramePr>
+                  <a:graphic xmlns:a="http://schemas.openxmlformats.org/drawingml/2006/main">
+                    <a:graphicData uri="http://schemas.openxmlformats.org/drawingml/2006/picture">
+                      <pic:pic xmlns:pic="http://schemas.openxmlformats.org/drawingml/2006/picture">
+                        <pic:nvPicPr>
+                          <pic:cNvPr id="106708805" name=""/>
+                          <pic:cNvPicPr/>
+                        </pic:nvPicPr>
+                        <pic:blipFill>
+                          <a:blip r:embed="rId52"/>
+                          <a:stretch>
+                            <a:fillRect/>
+                          </a:stretch>
+                        </pic:blipFill>
+                        <pic:spPr>
+                          <a:xfrm>
+                            <a:off x="0" y="0"/>
+                            <a:ext cx="3324689" cy="4706007"/>
+                          </a:xfrm>
+                          <a:prstGeom prst="rect">
+                            <a:avLst/>
+                          </a:prstGeom>
+                        </pic:spPr>
+                      </pic:pic>
+                    </a:graphicData>
+                  </a:graphic>
+                </wp:inline>
+              </w:drawing>
+            </w:r>
           </w:p>
         </w:tc>
       </w:tr>
@@ -3697,7 +6036,6 @@
           <w14:ligatures w14:val="none"/>
         </w:rPr>
       </w:pPr>
-      <w:proofErr w:type="spellStart"/>
       <w:r>
         <w:rPr>
           <w:rFonts w:eastAsia="Times New Roman" w:cs="Times New Roman"/>
@@ -3709,306 +6047,6 @@
           <w14:ligatures w14:val="none"/>
         </w:rPr>
         <w:t>Pertanyaan</w:t>
-      </w:r>
-      <w:proofErr w:type="spellEnd"/>
-    </w:p>
-    <w:tbl>
-      <w:tblPr>
-        <w:tblStyle w:val="TableGrid"/>
-        <w:tblW w:w="5000" w:type="pct"/>
-        <w:tblLayout w:type="fixed"/>
-        <w:tblLook w:val="04A0" w:firstRow="1" w:lastRow="0" w:firstColumn="1" w:lastColumn="0" w:noHBand="0" w:noVBand="1"/>
-      </w:tblPr>
-      <w:tblGrid>
-        <w:gridCol w:w="1129"/>
-        <w:gridCol w:w="8499"/>
-      </w:tblGrid>
-      <w:tr>
-        <w:tc>
-          <w:tcPr>
-            <w:tcW w:w="1129" w:type="dxa"/>
-          </w:tcPr>
-          <w:p>
-            <w:pPr>
-              <w:spacing w:before="60" w:line="360" w:lineRule="auto"/>
-              <w:ind w:firstLine="0"/>
-              <w:jc w:val="left"/>
-              <w:rPr>
-                <w:rFonts w:eastAsia="Times New Roman" w:cs="Times New Roman"/>
-                <w:szCs w:val="24"/>
-                <w:lang w:eastAsia="en-ID"/>
-              </w:rPr>
-            </w:pPr>
-            <w:r>
-              <w:rPr>
-                <w:rFonts w:eastAsia="Times New Roman" w:cs="Times New Roman"/>
-                <w:szCs w:val="24"/>
-                <w:lang w:eastAsia="en-ID"/>
-              </w:rPr>
-              <w:t>Langkah</w:t>
-            </w:r>
-          </w:p>
-        </w:tc>
-        <w:tc>
-          <w:tcPr>
-            <w:tcW w:w="8499" w:type="dxa"/>
-          </w:tcPr>
-          <w:p>
-            <w:pPr>
-              <w:spacing w:before="60" w:line="360" w:lineRule="auto"/>
-              <w:ind w:firstLine="0"/>
-              <w:jc w:val="left"/>
-              <w:rPr>
-                <w:rFonts w:eastAsia="Times New Roman" w:cs="Times New Roman"/>
-                <w:szCs w:val="24"/>
-                <w:lang w:eastAsia="en-ID"/>
-              </w:rPr>
-            </w:pPr>
-            <w:r>
-              <w:rPr>
-                <w:rFonts w:eastAsia="Times New Roman" w:cs="Times New Roman"/>
-                <w:szCs w:val="24"/>
-                <w:lang w:eastAsia="en-ID"/>
-              </w:rPr>
-              <w:t>Jawaban/Deskripsi</w:t>
-            </w:r>
-          </w:p>
-        </w:tc>
-      </w:tr>
-      <w:tr>
-        <w:tc>
-          <w:tcPr>
-            <w:tcW w:w="1129" w:type="dxa"/>
-          </w:tcPr>
-          <w:p>
-            <w:pPr>
-              <w:spacing w:before="60" w:line="360" w:lineRule="auto"/>
-              <w:ind w:firstLine="0"/>
-              <w:jc w:val="left"/>
-              <w:rPr>
-                <w:rFonts w:eastAsia="Times New Roman" w:cs="Times New Roman"/>
-                <w:szCs w:val="24"/>
-                <w:lang w:val="en-US" w:eastAsia="en-ID"/>
-              </w:rPr>
-            </w:pPr>
-            <w:r>
-              <w:rPr>
-                <w:rFonts w:eastAsia="Times New Roman" w:cs="Times New Roman"/>
-                <w:szCs w:val="24"/>
-                <w:lang w:val="en-US" w:eastAsia="en-ID"/>
-              </w:rPr>
-              <w:t>1</w:t>
-            </w:r>
-          </w:p>
-        </w:tc>
-        <w:tc>
-          <w:tcPr>
-            <w:tcW w:w="8499" w:type="dxa"/>
-          </w:tcPr>
-          <w:p>
-            <w:pPr>
-              <w:spacing w:before="60" w:line="360" w:lineRule="auto"/>
-              <w:ind w:firstLine="0"/>
-              <w:jc w:val="left"/>
-              <w:rPr>
-                <w:rFonts w:eastAsia="Times New Roman" w:cs="Times New Roman"/>
-                <w:szCs w:val="24"/>
-                <w:lang w:val="en-US" w:eastAsia="en-ID"/>
-              </w:rPr>
-            </w:pPr>
-          </w:p>
-        </w:tc>
-      </w:tr>
-      <w:tr>
-        <w:tc>
-          <w:tcPr>
-            <w:tcW w:w="1129" w:type="dxa"/>
-          </w:tcPr>
-          <w:p>
-            <w:pPr>
-              <w:spacing w:before="60" w:line="360" w:lineRule="auto"/>
-              <w:ind w:firstLine="0"/>
-              <w:jc w:val="left"/>
-              <w:rPr>
-                <w:rFonts w:eastAsia="Times New Roman" w:cs="Times New Roman"/>
-                <w:szCs w:val="24"/>
-                <w:lang w:val="en-US" w:eastAsia="en-ID"/>
-              </w:rPr>
-            </w:pPr>
-            <w:r>
-              <w:rPr>
-                <w:rFonts w:eastAsia="Times New Roman" w:cs="Times New Roman"/>
-                <w:szCs w:val="24"/>
-                <w:lang w:val="en-US" w:eastAsia="en-ID"/>
-              </w:rPr>
-              <w:t>2</w:t>
-            </w:r>
-          </w:p>
-        </w:tc>
-        <w:tc>
-          <w:tcPr>
-            <w:tcW w:w="8499" w:type="dxa"/>
-          </w:tcPr>
-          <w:p>
-            <w:pPr>
-              <w:spacing w:before="60" w:line="360" w:lineRule="auto"/>
-              <w:ind w:firstLine="0"/>
-              <w:jc w:val="left"/>
-              <w:rPr>
-                <w:rFonts w:eastAsia="Times New Roman" w:cs="Times New Roman"/>
-                <w:szCs w:val="24"/>
-                <w:lang w:eastAsia="en-ID"/>
-              </w:rPr>
-            </w:pPr>
-          </w:p>
-        </w:tc>
-      </w:tr>
-      <w:tr>
-        <w:tc>
-          <w:tcPr>
-            <w:tcW w:w="1129" w:type="dxa"/>
-          </w:tcPr>
-          <w:p>
-            <w:pPr>
-              <w:spacing w:before="60" w:line="360" w:lineRule="auto"/>
-              <w:ind w:firstLine="0"/>
-              <w:jc w:val="left"/>
-              <w:rPr>
-                <w:rFonts w:eastAsia="Times New Roman" w:cs="Times New Roman"/>
-                <w:szCs w:val="24"/>
-                <w:lang w:val="en-US" w:eastAsia="en-ID"/>
-              </w:rPr>
-            </w:pPr>
-            <w:r>
-              <w:rPr>
-                <w:rFonts w:eastAsia="Times New Roman" w:cs="Times New Roman"/>
-                <w:szCs w:val="24"/>
-                <w:lang w:val="en-US" w:eastAsia="en-ID"/>
-              </w:rPr>
-              <w:lastRenderedPageBreak/>
-              <w:t>3</w:t>
-            </w:r>
-          </w:p>
-        </w:tc>
-        <w:tc>
-          <w:tcPr>
-            <w:tcW w:w="8499" w:type="dxa"/>
-          </w:tcPr>
-          <w:p>
-            <w:pPr>
-              <w:spacing w:before="60" w:line="360" w:lineRule="auto"/>
-              <w:ind w:firstLine="0"/>
-              <w:jc w:val="left"/>
-              <w:rPr>
-                <w:rFonts w:eastAsia="Times New Roman" w:cs="Times New Roman"/>
-                <w:szCs w:val="24"/>
-                <w:lang w:val="en-US" w:eastAsia="en-ID"/>
-              </w:rPr>
-            </w:pPr>
-          </w:p>
-        </w:tc>
-      </w:tr>
-      <w:tr>
-        <w:tc>
-          <w:tcPr>
-            <w:tcW w:w="1129" w:type="dxa"/>
-          </w:tcPr>
-          <w:p>
-            <w:pPr>
-              <w:spacing w:before="60" w:line="360" w:lineRule="auto"/>
-              <w:ind w:firstLine="0"/>
-              <w:jc w:val="left"/>
-              <w:rPr>
-                <w:rFonts w:eastAsia="Times New Roman" w:cs="Times New Roman"/>
-                <w:szCs w:val="24"/>
-                <w:lang w:val="en-US" w:eastAsia="en-ID"/>
-              </w:rPr>
-            </w:pPr>
-            <w:r>
-              <w:rPr>
-                <w:rFonts w:eastAsia="Times New Roman" w:cs="Times New Roman"/>
-                <w:szCs w:val="24"/>
-                <w:lang w:val="en-US" w:eastAsia="en-ID"/>
-              </w:rPr>
-              <w:t>4</w:t>
-            </w:r>
-          </w:p>
-        </w:tc>
-        <w:tc>
-          <w:tcPr>
-            <w:tcW w:w="8499" w:type="dxa"/>
-          </w:tcPr>
-          <w:p>
-            <w:pPr>
-              <w:spacing w:before="60" w:line="360" w:lineRule="auto"/>
-              <w:ind w:firstLine="0"/>
-              <w:jc w:val="left"/>
-              <w:rPr>
-                <w:rFonts w:eastAsia="Times New Roman" w:cs="Times New Roman"/>
-                <w:szCs w:val="24"/>
-                <w:lang w:eastAsia="en-ID"/>
-              </w:rPr>
-            </w:pPr>
-          </w:p>
-        </w:tc>
-      </w:tr>
-    </w:tbl>
-    <w:p>
-      <w:pPr>
-        <w:spacing w:before="60" w:line="360" w:lineRule="auto"/>
-        <w:ind w:firstLine="0"/>
-        <w:jc w:val="left"/>
-        <w:rPr>
-          <w:rFonts w:eastAsia="Times New Roman" w:cs="Times New Roman"/>
-          <w:b/>
-          <w:bCs/>
-          <w:kern w:val="0"/>
-          <w:szCs w:val="24"/>
-          <w:lang w:eastAsia="en-ID"/>
-          <w14:ligatures w14:val="none"/>
-        </w:rPr>
-      </w:pPr>
-    </w:p>
-    <w:p>
-      <w:pPr>
-        <w:spacing w:before="60" w:line="360" w:lineRule="auto"/>
-        <w:ind w:firstLine="0"/>
-        <w:jc w:val="left"/>
-        <w:rPr>
-          <w:rFonts w:eastAsia="Times New Roman" w:cs="Times New Roman"/>
-          <w:b/>
-          <w:bCs/>
-          <w:kern w:val="0"/>
-          <w:szCs w:val="24"/>
-          <w:lang w:eastAsia="en-ID"/>
-          <w14:ligatures w14:val="none"/>
-        </w:rPr>
-      </w:pPr>
-      <w:proofErr w:type="spellStart"/>
-      <w:r>
-        <w:rPr>
-          <w:rFonts w:eastAsia="Times New Roman" w:cs="Times New Roman"/>
-          <w:b/>
-          <w:bCs/>
-          <w:kern w:val="0"/>
-          <w:szCs w:val="24"/>
-          <w:lang w:eastAsia="en-ID"/>
-          <w14:ligatures w14:val="none"/>
-        </w:rPr>
-        <w:t>Praktikum</w:t>
-      </w:r>
-      <w:proofErr w:type="spellEnd"/>
-      <w:r>
-        <w:rPr>
-          <w:rFonts w:eastAsia="Times New Roman" w:cs="Times New Roman"/>
-          <w:b/>
-          <w:bCs/>
-          <w:kern w:val="0"/>
-          <w:szCs w:val="24"/>
-          <w:lang w:eastAsia="en-ID"/>
-          <w14:ligatures w14:val="none"/>
-        </w:rPr>
-        <w:t xml:space="preserve"> Ke-3</w:t>
       </w:r>
     </w:p>
     <w:tbl>
@@ -4115,6 +6153,54 @@
                 <w:lang w:val="en-US" w:eastAsia="en-ID"/>
               </w:rPr>
             </w:pPr>
+            <w:r>
+              <w:rPr>
+                <w:rFonts w:eastAsia="Times New Roman" w:cs="Times New Roman"/>
+                <w:szCs w:val="24"/>
+                <w:lang w:val="en-US" w:eastAsia="en-ID"/>
+              </w:rPr>
+              <w:t>Apa fungsi API Routes pada Next.js?</w:t>
+            </w:r>
+          </w:p>
+          <w:p>
+            <w:pPr>
+              <w:pStyle w:val="ListParagraph"/>
+              <w:numPr>
+                <w:ilvl w:val="0"/>
+                <w:numId w:val="32"/>
+              </w:numPr>
+              <w:spacing w:before="60" w:line="360" w:lineRule="auto"/>
+              <w:jc w:val="left"/>
+              <w:rPr>
+                <w:rFonts w:eastAsia="Times New Roman" w:cs="Times New Roman"/>
+                <w:szCs w:val="24"/>
+                <w:lang w:val="en-US" w:eastAsia="en-ID"/>
+              </w:rPr>
+            </w:pPr>
+            <w:r>
+              <w:rPr>
+                <w:rFonts w:eastAsia="Times New Roman" w:cs="Times New Roman"/>
+                <w:szCs w:val="24"/>
+                <w:lang w:val="en-US" w:eastAsia="en-ID"/>
+              </w:rPr>
+              <w:t>memungkinkan Next.js bekerja sebagai backend</w:t>
+            </w:r>
+            <w:r>
+              <w:rPr>
+                <w:rFonts w:eastAsia="Times New Roman" w:cs="Times New Roman"/>
+                <w:szCs w:val="24"/>
+                <w:lang w:val="en-US" w:eastAsia="en-ID"/>
+              </w:rPr>
+              <w:t xml:space="preserve"> , </w:t>
+            </w:r>
+            <w:r>
+              <w:rPr>
+                <w:rFonts w:eastAsia="Times New Roman" w:cs="Times New Roman"/>
+                <w:szCs w:val="24"/>
+                <w:lang w:val="en-US" w:eastAsia="en-ID"/>
+              </w:rPr>
+              <w:t>kita bisa membuat titik akses data (endpoint) di dalam folder pages/api/ yang menghasilkan respons berupa data (format JSON), bukan tampilan halaman web.</w:t>
+            </w:r>
           </w:p>
         </w:tc>
       </w:tr>
@@ -4140,6 +6226,7 @@
                 <w:szCs w:val="24"/>
                 <w:lang w:val="en-US" w:eastAsia="en-ID"/>
               </w:rPr>
+              <w:lastRenderedPageBreak/>
               <w:t>2</w:t>
             </w:r>
           </w:p>
@@ -4159,6 +6246,38 @@
                 <w:lang w:eastAsia="en-ID"/>
               </w:rPr>
             </w:pPr>
+            <w:r>
+              <w:rPr>
+                <w:rFonts w:eastAsia="Times New Roman" w:cs="Times New Roman"/>
+                <w:szCs w:val="24"/>
+                <w:lang w:eastAsia="en-ID"/>
+              </w:rPr>
+              <w:t>Mengapa .env.local tidak boleh di-push ke repository?</w:t>
+            </w:r>
+          </w:p>
+          <w:p>
+            <w:pPr>
+              <w:pStyle w:val="ListParagraph"/>
+              <w:numPr>
+                <w:ilvl w:val="0"/>
+                <w:numId w:val="32"/>
+              </w:numPr>
+              <w:spacing w:before="60" w:line="360" w:lineRule="auto"/>
+              <w:jc w:val="left"/>
+              <w:rPr>
+                <w:rFonts w:eastAsia="Times New Roman" w:cs="Times New Roman"/>
+                <w:szCs w:val="24"/>
+                <w:lang w:eastAsia="en-ID"/>
+              </w:rPr>
+            </w:pPr>
+            <w:r>
+              <w:rPr>
+                <w:rFonts w:eastAsia="Times New Roman" w:cs="Times New Roman"/>
+                <w:szCs w:val="24"/>
+                <w:lang w:eastAsia="en-ID"/>
+              </w:rPr>
+              <w:t>File .env.local tidak boleh di-push ke repository karena berisi kredensial atau data rahasia (seperti API Key Firebase). Jika di-push ke repository (terutama yang bersifat publik), orang lain bisa melihat dan menyalahgunakan kunci akses tersebut untuk mengakses database.</w:t>
+            </w:r>
           </w:p>
         </w:tc>
       </w:tr>
@@ -4203,6 +6322,62 @@
                 <w:lang w:val="en-US" w:eastAsia="en-ID"/>
               </w:rPr>
             </w:pPr>
+            <w:r>
+              <w:rPr>
+                <w:rFonts w:eastAsia="Times New Roman" w:cs="Times New Roman"/>
+                <w:szCs w:val="24"/>
+                <w:lang w:val="en-US" w:eastAsia="en-ID"/>
+              </w:rPr>
+              <w:t>Apa perbedaan data statis dan data dinamis?</w:t>
+            </w:r>
+          </w:p>
+          <w:p>
+            <w:pPr>
+              <w:pStyle w:val="ListParagraph"/>
+              <w:numPr>
+                <w:ilvl w:val="0"/>
+                <w:numId w:val="32"/>
+              </w:numPr>
+              <w:spacing w:before="60" w:line="360" w:lineRule="auto"/>
+              <w:jc w:val="left"/>
+              <w:rPr>
+                <w:rFonts w:eastAsia="Times New Roman" w:cs="Times New Roman"/>
+                <w:szCs w:val="24"/>
+                <w:lang w:val="en-US" w:eastAsia="en-ID"/>
+              </w:rPr>
+            </w:pPr>
+            <w:r>
+              <w:rPr>
+                <w:rFonts w:eastAsia="Times New Roman" w:cs="Times New Roman"/>
+                <w:szCs w:val="24"/>
+                <w:lang w:val="en-US" w:eastAsia="en-ID"/>
+              </w:rPr>
+              <w:t>Data Statis: Data yang ditulis langsung di dalam kode program (hardcoded) dan tidak berubah kecuali kodenya diubah manual.</w:t>
+            </w:r>
+          </w:p>
+          <w:p>
+            <w:pPr>
+              <w:pStyle w:val="ListParagraph"/>
+              <w:numPr>
+                <w:ilvl w:val="0"/>
+                <w:numId w:val="32"/>
+              </w:numPr>
+              <w:spacing w:before="60" w:line="360" w:lineRule="auto"/>
+              <w:jc w:val="left"/>
+              <w:rPr>
+                <w:rFonts w:eastAsia="Times New Roman" w:cs="Times New Roman"/>
+                <w:szCs w:val="24"/>
+                <w:lang w:val="en-US" w:eastAsia="en-ID"/>
+              </w:rPr>
+            </w:pPr>
+            <w:r>
+              <w:rPr>
+                <w:rFonts w:eastAsia="Times New Roman" w:cs="Times New Roman"/>
+                <w:szCs w:val="24"/>
+                <w:lang w:val="en-US" w:eastAsia="en-ID"/>
+              </w:rPr>
+              <w:t>Data Dinamis: Data yang diambil dari sumber luar, seperti database (Firebase), yang isinya bisa berubah-ubah sewaktu-waktu tanpa perlu mengubah kode program</w:t>
+            </w:r>
           </w:p>
         </w:tc>
       </w:tr>
@@ -4238,15 +6413,53 @@
           </w:tcPr>
           <w:p>
             <w:pPr>
-              <w:spacing w:before="60" w:line="360" w:lineRule="auto"/>
-              <w:ind w:firstLine="0"/>
-              <w:jc w:val="left"/>
-              <w:rPr>
-                <w:rFonts w:eastAsia="Times New Roman" w:cs="Times New Roman"/>
-                <w:szCs w:val="24"/>
-                <w:lang w:eastAsia="en-ID"/>
-              </w:rPr>
-            </w:pPr>
+              <w:tabs>
+                <w:tab w:val="left" w:pos="3456"/>
+              </w:tabs>
+              <w:spacing w:before="60" w:line="360" w:lineRule="auto"/>
+              <w:ind w:firstLine="0"/>
+              <w:jc w:val="left"/>
+              <w:rPr>
+                <w:rFonts w:eastAsia="Times New Roman" w:cs="Times New Roman"/>
+                <w:szCs w:val="24"/>
+                <w:lang w:eastAsia="en-ID"/>
+              </w:rPr>
+            </w:pPr>
+            <w:r>
+              <w:rPr>
+                <w:rFonts w:eastAsia="Times New Roman" w:cs="Times New Roman"/>
+                <w:szCs w:val="24"/>
+                <w:lang w:eastAsia="en-ID"/>
+              </w:rPr>
+              <w:t>Mengapa Next.js disebut framework fullstack?</w:t>
+            </w:r>
+          </w:p>
+          <w:p>
+            <w:pPr>
+              <w:pStyle w:val="ListParagraph"/>
+              <w:numPr>
+                <w:ilvl w:val="0"/>
+                <w:numId w:val="32"/>
+              </w:numPr>
+              <w:tabs>
+                <w:tab w:val="left" w:pos="3456"/>
+              </w:tabs>
+              <w:spacing w:before="60" w:line="360" w:lineRule="auto"/>
+              <w:jc w:val="left"/>
+              <w:rPr>
+                <w:rFonts w:eastAsia="Times New Roman" w:cs="Times New Roman"/>
+                <w:szCs w:val="24"/>
+                <w:lang w:eastAsia="en-ID"/>
+              </w:rPr>
+            </w:pPr>
+            <w:r>
+              <w:rPr>
+                <w:rFonts w:eastAsia="Times New Roman" w:cs="Times New Roman"/>
+                <w:szCs w:val="24"/>
+                <w:lang w:eastAsia="en-ID"/>
+              </w:rPr>
+              <w:t>Next.js disebut framework fullstack karena ia memiliki kemampuan mengelola sisi tampilan (frontend) sekaligus sisi server atau logika database (backend) dalam satu project yang sama. Anda bisa membuat antarmuka pengguna sekaligus membuat API untuk mengolah data tanpa memerlukan server backend terpisah</w:t>
+            </w:r>
           </w:p>
         </w:tc>
       </w:tr>
@@ -4282,590 +6495,10 @@
           <w14:ligatures w14:val="none"/>
         </w:rPr>
       </w:pPr>
-      <w:proofErr w:type="spellStart"/>
-      <w:r>
-        <w:rPr>
-          <w:rFonts w:eastAsia="Times New Roman" w:cs="Times New Roman"/>
-          <w:b/>
-          <w:bCs/>
-          <w:kern w:val="0"/>
-          <w:szCs w:val="24"/>
-          <w:lang w:eastAsia="en-ID"/>
-          <w14:ligatures w14:val="none"/>
-        </w:rPr>
-        <w:t>Praktikum</w:t>
-      </w:r>
-      <w:proofErr w:type="spellEnd"/>
-      <w:r>
-        <w:rPr>
-          <w:rFonts w:eastAsia="Times New Roman" w:cs="Times New Roman"/>
-          <w:b/>
-          <w:bCs/>
-          <w:kern w:val="0"/>
-          <w:szCs w:val="24"/>
-          <w:lang w:eastAsia="en-ID"/>
-          <w14:ligatures w14:val="none"/>
-        </w:rPr>
-        <w:t xml:space="preserve"> Ke-3</w:t>
-      </w:r>
-    </w:p>
-    <w:tbl>
-      <w:tblPr>
-        <w:tblStyle w:val="TableGrid"/>
-        <w:tblW w:w="5000" w:type="pct"/>
-        <w:tblLayout w:type="fixed"/>
-        <w:tblLook w:val="04A0" w:firstRow="1" w:lastRow="0" w:firstColumn="1" w:lastColumn="0" w:noHBand="0" w:noVBand="1"/>
-      </w:tblPr>
-      <w:tblGrid>
-        <w:gridCol w:w="1129"/>
-        <w:gridCol w:w="8499"/>
-      </w:tblGrid>
-      <w:tr>
-        <w:tc>
-          <w:tcPr>
-            <w:tcW w:w="1129" w:type="dxa"/>
-          </w:tcPr>
-          <w:p>
-            <w:pPr>
-              <w:spacing w:before="60" w:line="360" w:lineRule="auto"/>
-              <w:ind w:firstLine="0"/>
-              <w:jc w:val="left"/>
-              <w:rPr>
-                <w:rFonts w:eastAsia="Times New Roman" w:cs="Times New Roman"/>
-                <w:szCs w:val="24"/>
-                <w:lang w:eastAsia="en-ID"/>
-              </w:rPr>
-            </w:pPr>
-            <w:r>
-              <w:rPr>
-                <w:rFonts w:eastAsia="Times New Roman" w:cs="Times New Roman"/>
-                <w:szCs w:val="24"/>
-                <w:lang w:eastAsia="en-ID"/>
-              </w:rPr>
-              <w:t>Langkah</w:t>
-            </w:r>
-          </w:p>
-        </w:tc>
-        <w:tc>
-          <w:tcPr>
-            <w:tcW w:w="8499" w:type="dxa"/>
-          </w:tcPr>
-          <w:p>
-            <w:pPr>
-              <w:spacing w:before="60" w:line="360" w:lineRule="auto"/>
-              <w:ind w:firstLine="0"/>
-              <w:jc w:val="left"/>
-              <w:rPr>
-                <w:rFonts w:eastAsia="Times New Roman" w:cs="Times New Roman"/>
-                <w:szCs w:val="24"/>
-                <w:lang w:eastAsia="en-ID"/>
-              </w:rPr>
-            </w:pPr>
-            <w:r>
-              <w:rPr>
-                <w:rFonts w:eastAsia="Times New Roman" w:cs="Times New Roman"/>
-                <w:szCs w:val="24"/>
-                <w:lang w:eastAsia="en-ID"/>
-              </w:rPr>
-              <w:t>Jawaban/Deskripsi</w:t>
-            </w:r>
-          </w:p>
-        </w:tc>
-      </w:tr>
-      <w:tr>
-        <w:tc>
-          <w:tcPr>
-            <w:tcW w:w="1129" w:type="dxa"/>
-          </w:tcPr>
-          <w:p>
-            <w:pPr>
-              <w:spacing w:before="60" w:line="360" w:lineRule="auto"/>
-              <w:ind w:firstLine="0"/>
-              <w:jc w:val="left"/>
-              <w:rPr>
-                <w:rFonts w:eastAsia="Times New Roman" w:cs="Times New Roman"/>
-                <w:szCs w:val="24"/>
-                <w:lang w:val="en-US" w:eastAsia="en-ID"/>
-              </w:rPr>
-            </w:pPr>
-            <w:r>
-              <w:rPr>
-                <w:rFonts w:eastAsia="Times New Roman" w:cs="Times New Roman"/>
-                <w:szCs w:val="24"/>
-                <w:lang w:val="en-US" w:eastAsia="en-ID"/>
-              </w:rPr>
-              <w:t>1</w:t>
-            </w:r>
-          </w:p>
-        </w:tc>
-        <w:tc>
-          <w:tcPr>
-            <w:tcW w:w="8499" w:type="dxa"/>
-          </w:tcPr>
-          <w:p>
-            <w:pPr>
-              <w:spacing w:before="60" w:line="360" w:lineRule="auto"/>
-              <w:ind w:firstLine="0"/>
-              <w:jc w:val="left"/>
-              <w:rPr>
-                <w:rFonts w:eastAsia="Times New Roman" w:cs="Times New Roman"/>
-                <w:szCs w:val="24"/>
-                <w:lang w:val="en-US" w:eastAsia="en-ID"/>
-              </w:rPr>
-            </w:pPr>
-          </w:p>
-        </w:tc>
-      </w:tr>
-      <w:tr>
-        <w:tc>
-          <w:tcPr>
-            <w:tcW w:w="1129" w:type="dxa"/>
-          </w:tcPr>
-          <w:p>
-            <w:pPr>
-              <w:spacing w:before="60" w:line="360" w:lineRule="auto"/>
-              <w:ind w:firstLine="0"/>
-              <w:jc w:val="left"/>
-              <w:rPr>
-                <w:rFonts w:eastAsia="Times New Roman" w:cs="Times New Roman"/>
-                <w:szCs w:val="24"/>
-                <w:lang w:val="en-US" w:eastAsia="en-ID"/>
-              </w:rPr>
-            </w:pPr>
-            <w:r>
-              <w:rPr>
-                <w:rFonts w:eastAsia="Times New Roman" w:cs="Times New Roman"/>
-                <w:szCs w:val="24"/>
-                <w:lang w:val="en-US" w:eastAsia="en-ID"/>
-              </w:rPr>
-              <w:t>2</w:t>
-            </w:r>
-          </w:p>
-        </w:tc>
-        <w:tc>
-          <w:tcPr>
-            <w:tcW w:w="8499" w:type="dxa"/>
-          </w:tcPr>
-          <w:p>
-            <w:pPr>
-              <w:spacing w:before="60" w:line="360" w:lineRule="auto"/>
-              <w:ind w:firstLine="0"/>
-              <w:jc w:val="left"/>
-              <w:rPr>
-                <w:rFonts w:eastAsia="Times New Roman" w:cs="Times New Roman"/>
-                <w:szCs w:val="24"/>
-                <w:lang w:eastAsia="en-ID"/>
-              </w:rPr>
-            </w:pPr>
-          </w:p>
-        </w:tc>
-      </w:tr>
-      <w:tr>
-        <w:tc>
-          <w:tcPr>
-            <w:tcW w:w="1129" w:type="dxa"/>
-          </w:tcPr>
-          <w:p>
-            <w:pPr>
-              <w:spacing w:before="60" w:line="360" w:lineRule="auto"/>
-              <w:ind w:firstLine="0"/>
-              <w:jc w:val="left"/>
-              <w:rPr>
-                <w:rFonts w:eastAsia="Times New Roman" w:cs="Times New Roman"/>
-                <w:szCs w:val="24"/>
-                <w:lang w:val="en-US" w:eastAsia="en-ID"/>
-              </w:rPr>
-            </w:pPr>
-            <w:r>
-              <w:rPr>
-                <w:rFonts w:eastAsia="Times New Roman" w:cs="Times New Roman"/>
-                <w:szCs w:val="24"/>
-                <w:lang w:val="en-US" w:eastAsia="en-ID"/>
-              </w:rPr>
-              <w:t>3</w:t>
-            </w:r>
-          </w:p>
-        </w:tc>
-        <w:tc>
-          <w:tcPr>
-            <w:tcW w:w="8499" w:type="dxa"/>
-          </w:tcPr>
-          <w:p>
-            <w:pPr>
-              <w:spacing w:before="60" w:line="360" w:lineRule="auto"/>
-              <w:ind w:firstLine="0"/>
-              <w:jc w:val="left"/>
-              <w:rPr>
-                <w:rFonts w:eastAsia="Times New Roman" w:cs="Times New Roman"/>
-                <w:szCs w:val="24"/>
-                <w:lang w:val="en-US" w:eastAsia="en-ID"/>
-              </w:rPr>
-            </w:pPr>
-          </w:p>
-        </w:tc>
-      </w:tr>
-      <w:tr>
-        <w:tc>
-          <w:tcPr>
-            <w:tcW w:w="1129" w:type="dxa"/>
-          </w:tcPr>
-          <w:p>
-            <w:pPr>
-              <w:spacing w:before="60" w:line="360" w:lineRule="auto"/>
-              <w:ind w:firstLine="0"/>
-              <w:jc w:val="left"/>
-              <w:rPr>
-                <w:rFonts w:eastAsia="Times New Roman" w:cs="Times New Roman"/>
-                <w:szCs w:val="24"/>
-                <w:lang w:val="en-US" w:eastAsia="en-ID"/>
-              </w:rPr>
-            </w:pPr>
-            <w:r>
-              <w:rPr>
-                <w:rFonts w:eastAsia="Times New Roman" w:cs="Times New Roman"/>
-                <w:szCs w:val="24"/>
-                <w:lang w:val="en-US" w:eastAsia="en-ID"/>
-              </w:rPr>
-              <w:t>4</w:t>
-            </w:r>
-          </w:p>
-        </w:tc>
-        <w:tc>
-          <w:tcPr>
-            <w:tcW w:w="8499" w:type="dxa"/>
-          </w:tcPr>
-          <w:p>
-            <w:pPr>
-              <w:spacing w:before="60" w:line="360" w:lineRule="auto"/>
-              <w:ind w:firstLine="0"/>
-              <w:jc w:val="left"/>
-              <w:rPr>
-                <w:rFonts w:eastAsia="Times New Roman" w:cs="Times New Roman"/>
-                <w:szCs w:val="24"/>
-                <w:lang w:eastAsia="en-ID"/>
-              </w:rPr>
-            </w:pPr>
-          </w:p>
-        </w:tc>
-      </w:tr>
-    </w:tbl>
-    <w:p>
-      <w:pPr>
-        <w:spacing w:before="60" w:line="360" w:lineRule="auto"/>
-        <w:ind w:firstLine="0"/>
-        <w:jc w:val="left"/>
-        <w:rPr>
-          <w:rFonts w:eastAsia="Times New Roman" w:cs="Times New Roman"/>
-          <w:b/>
-          <w:bCs/>
-          <w:kern w:val="0"/>
-          <w:szCs w:val="24"/>
-          <w:lang w:eastAsia="en-ID"/>
-          <w14:ligatures w14:val="none"/>
-        </w:rPr>
-      </w:pPr>
-    </w:p>
-    <w:p>
-      <w:pPr>
-        <w:spacing w:before="60" w:line="360" w:lineRule="auto"/>
-        <w:ind w:firstLine="0"/>
-        <w:jc w:val="left"/>
-        <w:rPr>
-          <w:rFonts w:eastAsia="Times New Roman" w:cs="Times New Roman"/>
-          <w:b/>
-          <w:bCs/>
-          <w:kern w:val="0"/>
-          <w:szCs w:val="24"/>
-          <w:lang w:eastAsia="en-ID"/>
-          <w14:ligatures w14:val="none"/>
-        </w:rPr>
-      </w:pPr>
-      <w:proofErr w:type="spellStart"/>
-      <w:r>
-        <w:rPr>
-          <w:rFonts w:eastAsia="Times New Roman" w:cs="Times New Roman"/>
-          <w:b/>
-          <w:bCs/>
-          <w:kern w:val="0"/>
-          <w:szCs w:val="24"/>
-          <w:lang w:eastAsia="en-ID"/>
-          <w14:ligatures w14:val="none"/>
-        </w:rPr>
-        <w:t>Praktikum</w:t>
-      </w:r>
-      <w:proofErr w:type="spellEnd"/>
-      <w:r>
-        <w:rPr>
-          <w:rFonts w:eastAsia="Times New Roman" w:cs="Times New Roman"/>
-          <w:b/>
-          <w:bCs/>
-          <w:kern w:val="0"/>
-          <w:szCs w:val="24"/>
-          <w:lang w:eastAsia="en-ID"/>
-          <w14:ligatures w14:val="none"/>
-        </w:rPr>
-        <w:t xml:space="preserve"> Ke-3</w:t>
-      </w:r>
-    </w:p>
-    <w:tbl>
-      <w:tblPr>
-        <w:tblStyle w:val="TableGrid"/>
-        <w:tblW w:w="5000" w:type="pct"/>
-        <w:tblLayout w:type="fixed"/>
-        <w:tblLook w:val="04A0" w:firstRow="1" w:lastRow="0" w:firstColumn="1" w:lastColumn="0" w:noHBand="0" w:noVBand="1"/>
-      </w:tblPr>
-      <w:tblGrid>
-        <w:gridCol w:w="1129"/>
-        <w:gridCol w:w="8499"/>
-      </w:tblGrid>
-      <w:tr>
-        <w:tc>
-          <w:tcPr>
-            <w:tcW w:w="1129" w:type="dxa"/>
-          </w:tcPr>
-          <w:p>
-            <w:pPr>
-              <w:spacing w:before="60" w:line="360" w:lineRule="auto"/>
-              <w:ind w:firstLine="0"/>
-              <w:jc w:val="left"/>
-              <w:rPr>
-                <w:rFonts w:eastAsia="Times New Roman" w:cs="Times New Roman"/>
-                <w:szCs w:val="24"/>
-                <w:lang w:eastAsia="en-ID"/>
-              </w:rPr>
-            </w:pPr>
-            <w:r>
-              <w:rPr>
-                <w:rFonts w:eastAsia="Times New Roman" w:cs="Times New Roman"/>
-                <w:szCs w:val="24"/>
-                <w:lang w:eastAsia="en-ID"/>
-              </w:rPr>
-              <w:t>Langkah</w:t>
-            </w:r>
-          </w:p>
-        </w:tc>
-        <w:tc>
-          <w:tcPr>
-            <w:tcW w:w="8499" w:type="dxa"/>
-          </w:tcPr>
-          <w:p>
-            <w:pPr>
-              <w:spacing w:before="60" w:line="360" w:lineRule="auto"/>
-              <w:ind w:firstLine="0"/>
-              <w:jc w:val="left"/>
-              <w:rPr>
-                <w:rFonts w:eastAsia="Times New Roman" w:cs="Times New Roman"/>
-                <w:szCs w:val="24"/>
-                <w:lang w:eastAsia="en-ID"/>
-              </w:rPr>
-            </w:pPr>
-            <w:r>
-              <w:rPr>
-                <w:rFonts w:eastAsia="Times New Roman" w:cs="Times New Roman"/>
-                <w:szCs w:val="24"/>
-                <w:lang w:eastAsia="en-ID"/>
-              </w:rPr>
-              <w:t>Jawaban/Deskripsi</w:t>
-            </w:r>
-          </w:p>
-        </w:tc>
-      </w:tr>
-      <w:tr>
-        <w:tc>
-          <w:tcPr>
-            <w:tcW w:w="1129" w:type="dxa"/>
-          </w:tcPr>
-          <w:p>
-            <w:pPr>
-              <w:spacing w:before="60" w:line="360" w:lineRule="auto"/>
-              <w:ind w:firstLine="0"/>
-              <w:jc w:val="left"/>
-              <w:rPr>
-                <w:rFonts w:eastAsia="Times New Roman" w:cs="Times New Roman"/>
-                <w:szCs w:val="24"/>
-                <w:lang w:val="en-US" w:eastAsia="en-ID"/>
-              </w:rPr>
-            </w:pPr>
-            <w:r>
-              <w:rPr>
-                <w:rFonts w:eastAsia="Times New Roman" w:cs="Times New Roman"/>
-                <w:szCs w:val="24"/>
-                <w:lang w:val="en-US" w:eastAsia="en-ID"/>
-              </w:rPr>
-              <w:t>1</w:t>
-            </w:r>
-          </w:p>
-        </w:tc>
-        <w:tc>
-          <w:tcPr>
-            <w:tcW w:w="8499" w:type="dxa"/>
-          </w:tcPr>
-          <w:p>
-            <w:pPr>
-              <w:spacing w:before="60" w:line="360" w:lineRule="auto"/>
-              <w:ind w:firstLine="0"/>
-              <w:jc w:val="left"/>
-              <w:rPr>
-                <w:rFonts w:eastAsia="Times New Roman" w:cs="Times New Roman"/>
-                <w:szCs w:val="24"/>
-                <w:lang w:val="en-US" w:eastAsia="en-ID"/>
-              </w:rPr>
-            </w:pPr>
-          </w:p>
-        </w:tc>
-      </w:tr>
-      <w:tr>
-        <w:tc>
-          <w:tcPr>
-            <w:tcW w:w="1129" w:type="dxa"/>
-          </w:tcPr>
-          <w:p>
-            <w:pPr>
-              <w:spacing w:before="60" w:line="360" w:lineRule="auto"/>
-              <w:ind w:firstLine="0"/>
-              <w:jc w:val="left"/>
-              <w:rPr>
-                <w:rFonts w:eastAsia="Times New Roman" w:cs="Times New Roman"/>
-                <w:szCs w:val="24"/>
-                <w:lang w:val="en-US" w:eastAsia="en-ID"/>
-              </w:rPr>
-            </w:pPr>
-            <w:r>
-              <w:rPr>
-                <w:rFonts w:eastAsia="Times New Roman" w:cs="Times New Roman"/>
-                <w:szCs w:val="24"/>
-                <w:lang w:val="en-US" w:eastAsia="en-ID"/>
-              </w:rPr>
-              <w:t>2</w:t>
-            </w:r>
-          </w:p>
-        </w:tc>
-        <w:tc>
-          <w:tcPr>
-            <w:tcW w:w="8499" w:type="dxa"/>
-          </w:tcPr>
-          <w:p>
-            <w:pPr>
-              <w:spacing w:before="60" w:line="360" w:lineRule="auto"/>
-              <w:ind w:firstLine="0"/>
-              <w:jc w:val="left"/>
-              <w:rPr>
-                <w:rFonts w:eastAsia="Times New Roman" w:cs="Times New Roman"/>
-                <w:szCs w:val="24"/>
-                <w:lang w:eastAsia="en-ID"/>
-              </w:rPr>
-            </w:pPr>
-          </w:p>
-        </w:tc>
-      </w:tr>
-      <w:tr>
-        <w:tc>
-          <w:tcPr>
-            <w:tcW w:w="1129" w:type="dxa"/>
-          </w:tcPr>
-          <w:p>
-            <w:pPr>
-              <w:spacing w:before="60" w:line="360" w:lineRule="auto"/>
-              <w:ind w:firstLine="0"/>
-              <w:jc w:val="left"/>
-              <w:rPr>
-                <w:rFonts w:eastAsia="Times New Roman" w:cs="Times New Roman"/>
-                <w:szCs w:val="24"/>
-                <w:lang w:val="en-US" w:eastAsia="en-ID"/>
-              </w:rPr>
-            </w:pPr>
-            <w:r>
-              <w:rPr>
-                <w:rFonts w:eastAsia="Times New Roman" w:cs="Times New Roman"/>
-                <w:szCs w:val="24"/>
-                <w:lang w:val="en-US" w:eastAsia="en-ID"/>
-              </w:rPr>
-              <w:t>3</w:t>
-            </w:r>
-          </w:p>
-        </w:tc>
-        <w:tc>
-          <w:tcPr>
-            <w:tcW w:w="8499" w:type="dxa"/>
-          </w:tcPr>
-          <w:p>
-            <w:pPr>
-              <w:spacing w:before="60" w:line="360" w:lineRule="auto"/>
-              <w:ind w:firstLine="0"/>
-              <w:jc w:val="left"/>
-              <w:rPr>
-                <w:rFonts w:eastAsia="Times New Roman" w:cs="Times New Roman"/>
-                <w:szCs w:val="24"/>
-                <w:lang w:val="en-US" w:eastAsia="en-ID"/>
-              </w:rPr>
-            </w:pPr>
-          </w:p>
-        </w:tc>
-      </w:tr>
-      <w:tr>
-        <w:tc>
-          <w:tcPr>
-            <w:tcW w:w="1129" w:type="dxa"/>
-          </w:tcPr>
-          <w:p>
-            <w:pPr>
-              <w:spacing w:before="60" w:line="360" w:lineRule="auto"/>
-              <w:ind w:firstLine="0"/>
-              <w:jc w:val="left"/>
-              <w:rPr>
-                <w:rFonts w:eastAsia="Times New Roman" w:cs="Times New Roman"/>
-                <w:szCs w:val="24"/>
-                <w:lang w:val="en-US" w:eastAsia="en-ID"/>
-              </w:rPr>
-            </w:pPr>
-            <w:r>
-              <w:rPr>
-                <w:rFonts w:eastAsia="Times New Roman" w:cs="Times New Roman"/>
-                <w:szCs w:val="24"/>
-                <w:lang w:val="en-US" w:eastAsia="en-ID"/>
-              </w:rPr>
-              <w:t>4</w:t>
-            </w:r>
-          </w:p>
-        </w:tc>
-        <w:tc>
-          <w:tcPr>
-            <w:tcW w:w="8499" w:type="dxa"/>
-          </w:tcPr>
-          <w:p>
-            <w:pPr>
-              <w:spacing w:before="60" w:line="360" w:lineRule="auto"/>
-              <w:ind w:firstLine="0"/>
-              <w:jc w:val="left"/>
-              <w:rPr>
-                <w:rFonts w:eastAsia="Times New Roman" w:cs="Times New Roman"/>
-                <w:szCs w:val="24"/>
-                <w:lang w:eastAsia="en-ID"/>
-              </w:rPr>
-            </w:pPr>
-          </w:p>
-        </w:tc>
-      </w:tr>
-    </w:tbl>
-    <w:p>
-      <w:pPr>
-        <w:spacing w:before="60" w:line="360" w:lineRule="auto"/>
-        <w:ind w:firstLine="0"/>
-        <w:jc w:val="left"/>
-        <w:rPr>
-          <w:rFonts w:eastAsia="Times New Roman" w:cs="Times New Roman"/>
-          <w:b/>
-          <w:bCs/>
-          <w:kern w:val="0"/>
-          <w:szCs w:val="24"/>
-          <w:lang w:eastAsia="en-ID"/>
-          <w14:ligatures w14:val="none"/>
-        </w:rPr>
-      </w:pPr>
     </w:p>
     <w:sectPr>
-      <w:headerReference w:type="default" r:id="rId7"/>
-      <w:footerReference w:type="default" r:id="rId8"/>
+      <w:headerReference w:type="default" r:id="rId53"/>
+      <w:footerReference w:type="default" r:id="rId54"/>
       <w:pgSz w:w="11906" w:h="16838" w:code="9"/>
       <w:pgMar w:top="1134" w:right="1134" w:bottom="1134" w:left="1134" w:header="567" w:footer="567" w:gutter="0"/>
       <w:cols w:space="708"/>
@@ -4959,41 +6592,37 @@
                 <w:szCs w:val="20"/>
               </w:rPr>
             </w:pPr>
-            <w:proofErr w:type="spellStart"/>
             <w:r>
               <w:rPr>
                 <w:rFonts w:ascii="Book Antiqua" w:hAnsi="Book Antiqua"/>
                 <w:sz w:val="20"/>
                 <w:szCs w:val="20"/>
               </w:rPr>
-              <w:t>Laporan</w:t>
-            </w:r>
-            <w:proofErr w:type="spellEnd"/>
+              <w:t xml:space="preserve">Laporan </w:t>
+            </w:r>
             <w:r>
               <w:rPr>
                 <w:rFonts w:ascii="Book Antiqua" w:hAnsi="Book Antiqua"/>
                 <w:sz w:val="20"/>
                 <w:szCs w:val="20"/>
               </w:rPr>
-              <w:t xml:space="preserve"> </w:t>
-            </w:r>
-            <w:proofErr w:type="spellStart"/>
+              <w:t>jobsheet ke-</w:t>
+            </w:r>
             <w:r>
               <w:rPr>
                 <w:rFonts w:ascii="Book Antiqua" w:hAnsi="Book Antiqua"/>
                 <w:sz w:val="20"/>
                 <w:szCs w:val="20"/>
               </w:rPr>
-              <w:t>jobsheet</w:t>
-            </w:r>
-            <w:proofErr w:type="spellEnd"/>
+              <w:t>7</w:t>
+            </w:r>
             <w:r>
               <w:rPr>
                 <w:rFonts w:ascii="Book Antiqua" w:hAnsi="Book Antiqua"/>
                 <w:sz w:val="20"/>
                 <w:szCs w:val="20"/>
               </w:rPr>
-              <w:t xml:space="preserve"> ke-</w:t>
+              <w:t xml:space="preserve"> </w:t>
             </w:r>
             <w:r>
               <w:rPr>
@@ -5001,7 +6630,7 @@
                 <w:sz w:val="20"/>
                 <w:szCs w:val="20"/>
               </w:rPr>
-              <w:t>7</w:t>
+              <w:t>-</w:t>
             </w:r>
             <w:r>
               <w:rPr>
@@ -5017,33 +6646,7 @@
                 <w:sz w:val="20"/>
                 <w:szCs w:val="20"/>
               </w:rPr>
-              <w:t>-</w:t>
-            </w:r>
-            <w:r>
-              <w:rPr>
-                <w:rFonts w:ascii="Book Antiqua" w:hAnsi="Book Antiqua"/>
-                <w:sz w:val="20"/>
-                <w:szCs w:val="20"/>
-              </w:rPr>
-              <w:t xml:space="preserve"> </w:t>
-            </w:r>
-            <w:proofErr w:type="spellStart"/>
-            <w:r>
-              <w:rPr>
-                <w:rFonts w:ascii="Book Antiqua" w:hAnsi="Book Antiqua"/>
-                <w:sz w:val="20"/>
-                <w:szCs w:val="20"/>
-              </w:rPr>
-              <w:t>Pemograman</w:t>
-            </w:r>
-            <w:proofErr w:type="spellEnd"/>
-            <w:r>
-              <w:rPr>
-                <w:rFonts w:ascii="Book Antiqua" w:hAnsi="Book Antiqua"/>
-                <w:sz w:val="20"/>
-                <w:szCs w:val="20"/>
-              </w:rPr>
-              <w:t xml:space="preserve"> Framework</w:t>
+              <w:t>Pemograman Framework</w:t>
             </w:r>
             <w:r>
               <w:rPr>
@@ -5434,43 +7037,7 @@
               <w:szCs w:val="20"/>
               <w:lang w:val="en-ID"/>
             </w:rPr>
-            <w:t xml:space="preserve">Jl. Soekarno Hatta No. 9, </w:t>
-          </w:r>
-          <w:proofErr w:type="spellStart"/>
-          <w:r>
-            <w:rPr>
-              <w:sz w:val="20"/>
-              <w:szCs w:val="20"/>
-              <w:lang w:val="en-ID"/>
-            </w:rPr>
-            <w:t>Jatimulyo</w:t>
-          </w:r>
-          <w:proofErr w:type="spellEnd"/>
-          <w:r>
-            <w:rPr>
-              <w:sz w:val="20"/>
-              <w:szCs w:val="20"/>
-              <w:lang w:val="en-ID"/>
-            </w:rPr>
-            <w:t xml:space="preserve">, </w:t>
-          </w:r>
-          <w:proofErr w:type="spellStart"/>
-          <w:r>
-            <w:rPr>
-              <w:sz w:val="20"/>
-              <w:szCs w:val="20"/>
-              <w:lang w:val="en-ID"/>
-            </w:rPr>
-            <w:t>Lowokwaru</w:t>
-          </w:r>
-          <w:proofErr w:type="spellEnd"/>
-          <w:r>
-            <w:rPr>
-              <w:sz w:val="20"/>
-              <w:szCs w:val="20"/>
-              <w:lang w:val="en-ID"/>
-            </w:rPr>
-            <w:t>, Malang 65141</w:t>
+            <w:t>Jl. Soekarno Hatta No. 9, Jatimulyo, Lowokwaru, Malang 65141</w:t>
           </w:r>
         </w:p>
         <w:p>
@@ -6241,6 +7808,118 @@
     </w:lvl>
   </w:abstractNum>
   <w:abstractNum w:abstractNumId="7" w15:restartNumberingAfterBreak="0">
+    <w:nsid w:val="1973034E"/>
+    <w:multiLevelType w:val="hybridMultilevel"/>
+    <w:tmpl w:val="AC82667C"/>
+    <w:lvl w:ilvl="0" w:tplc="E8C4418A">
+      <w:numFmt w:val="bullet"/>
+      <w:lvlText w:val="-"/>
+      <w:lvlJc w:val="left"/>
+      <w:pPr>
+        <w:ind w:left="720" w:hanging="360"/>
+      </w:pPr>
+      <w:rPr>
+        <w:rFonts w:ascii="Times New Roman" w:eastAsia="Times New Roman" w:hAnsi="Times New Roman" w:cs="Times New Roman" w:hint="default"/>
+      </w:rPr>
+    </w:lvl>
+    <w:lvl w:ilvl="1" w:tplc="38090003" w:tentative="1">
+      <w:start w:val="1"/>
+      <w:numFmt w:val="bullet"/>
+      <w:lvlText w:val="o"/>
+      <w:lvlJc w:val="left"/>
+      <w:pPr>
+        <w:ind w:left="1440" w:hanging="360"/>
+      </w:pPr>
+      <w:rPr>
+        <w:rFonts w:ascii="Courier New" w:hAnsi="Courier New" w:cs="Courier New" w:hint="default"/>
+      </w:rPr>
+    </w:lvl>
+    <w:lvl w:ilvl="2" w:tplc="38090005" w:tentative="1">
+      <w:start w:val="1"/>
+      <w:numFmt w:val="bullet"/>
+      <w:lvlText w:val=""/>
+      <w:lvlJc w:val="left"/>
+      <w:pPr>
+        <w:ind w:left="2160" w:hanging="360"/>
+      </w:pPr>
+      <w:rPr>
+        <w:rFonts w:ascii="Wingdings" w:hAnsi="Wingdings" w:hint="default"/>
+      </w:rPr>
+    </w:lvl>
+    <w:lvl w:ilvl="3" w:tplc="38090001" w:tentative="1">
+      <w:start w:val="1"/>
+      <w:numFmt w:val="bullet"/>
+      <w:lvlText w:val=""/>
+      <w:lvlJc w:val="left"/>
+      <w:pPr>
+        <w:ind w:left="2880" w:hanging="360"/>
+      </w:pPr>
+      <w:rPr>
+        <w:rFonts w:ascii="Symbol" w:hAnsi="Symbol" w:hint="default"/>
+      </w:rPr>
+    </w:lvl>
+    <w:lvl w:ilvl="4" w:tplc="38090003" w:tentative="1">
+      <w:start w:val="1"/>
+      <w:numFmt w:val="bullet"/>
+      <w:lvlText w:val="o"/>
+      <w:lvlJc w:val="left"/>
+      <w:pPr>
+        <w:ind w:left="3600" w:hanging="360"/>
+      </w:pPr>
+      <w:rPr>
+        <w:rFonts w:ascii="Courier New" w:hAnsi="Courier New" w:cs="Courier New" w:hint="default"/>
+      </w:rPr>
+    </w:lvl>
+    <w:lvl w:ilvl="5" w:tplc="38090005" w:tentative="1">
+      <w:start w:val="1"/>
+      <w:numFmt w:val="bullet"/>
+      <w:lvlText w:val=""/>
+      <w:lvlJc w:val="left"/>
+      <w:pPr>
+        <w:ind w:left="4320" w:hanging="360"/>
+      </w:pPr>
+      <w:rPr>
+        <w:rFonts w:ascii="Wingdings" w:hAnsi="Wingdings" w:hint="default"/>
+      </w:rPr>
+    </w:lvl>
+    <w:lvl w:ilvl="6" w:tplc="38090001" w:tentative="1">
+      <w:start w:val="1"/>
+      <w:numFmt w:val="bullet"/>
+      <w:lvlText w:val=""/>
+      <w:lvlJc w:val="left"/>
+      <w:pPr>
+        <w:ind w:left="5040" w:hanging="360"/>
+      </w:pPr>
+      <w:rPr>
+        <w:rFonts w:ascii="Symbol" w:hAnsi="Symbol" w:hint="default"/>
+      </w:rPr>
+    </w:lvl>
+    <w:lvl w:ilvl="7" w:tplc="38090003" w:tentative="1">
+      <w:start w:val="1"/>
+      <w:numFmt w:val="bullet"/>
+      <w:lvlText w:val="o"/>
+      <w:lvlJc w:val="left"/>
+      <w:pPr>
+        <w:ind w:left="5760" w:hanging="360"/>
+      </w:pPr>
+      <w:rPr>
+        <w:rFonts w:ascii="Courier New" w:hAnsi="Courier New" w:cs="Courier New" w:hint="default"/>
+      </w:rPr>
+    </w:lvl>
+    <w:lvl w:ilvl="8" w:tplc="38090005" w:tentative="1">
+      <w:start w:val="1"/>
+      <w:numFmt w:val="bullet"/>
+      <w:lvlText w:val=""/>
+      <w:lvlJc w:val="left"/>
+      <w:pPr>
+        <w:ind w:left="6480" w:hanging="360"/>
+      </w:pPr>
+      <w:rPr>
+        <w:rFonts w:ascii="Wingdings" w:hAnsi="Wingdings" w:hint="default"/>
+      </w:rPr>
+    </w:lvl>
+  </w:abstractNum>
+  <w:abstractNum w:abstractNumId="8" w15:restartNumberingAfterBreak="0">
     <w:nsid w:val="225251D2"/>
     <w:multiLevelType w:val="hybridMultilevel"/>
     <w:tmpl w:val="F5D0D90A"/>
@@ -6329,7 +8008,7 @@
       </w:pPr>
     </w:lvl>
   </w:abstractNum>
-  <w:abstractNum w:abstractNumId="8" w15:restartNumberingAfterBreak="0">
+  <w:abstractNum w:abstractNumId="9" w15:restartNumberingAfterBreak="0">
     <w:nsid w:val="24982345"/>
     <w:multiLevelType w:val="hybridMultilevel"/>
     <w:tmpl w:val="6E5C3024"/>
@@ -6415,7 +8094,7 @@
       </w:pPr>
     </w:lvl>
   </w:abstractNum>
-  <w:abstractNum w:abstractNumId="9" w15:restartNumberingAfterBreak="0">
+  <w:abstractNum w:abstractNumId="10" w15:restartNumberingAfterBreak="0">
     <w:nsid w:val="256D6E75"/>
     <w:multiLevelType w:val="hybridMultilevel"/>
     <w:tmpl w:val="D480BA6A"/>
@@ -6501,7 +8180,7 @@
       </w:pPr>
     </w:lvl>
   </w:abstractNum>
-  <w:abstractNum w:abstractNumId="10" w15:restartNumberingAfterBreak="0">
+  <w:abstractNum w:abstractNumId="11" w15:restartNumberingAfterBreak="0">
     <w:nsid w:val="27006929"/>
     <w:multiLevelType w:val="hybridMultilevel"/>
     <w:tmpl w:val="54941DF4"/>
@@ -6590,7 +8269,7 @@
       </w:pPr>
     </w:lvl>
   </w:abstractNum>
-  <w:abstractNum w:abstractNumId="11" w15:restartNumberingAfterBreak="0">
+  <w:abstractNum w:abstractNumId="12" w15:restartNumberingAfterBreak="0">
     <w:nsid w:val="2BE704BB"/>
     <w:multiLevelType w:val="hybridMultilevel"/>
     <w:tmpl w:val="DB68CBC6"/>
@@ -6679,7 +8358,7 @@
       </w:pPr>
     </w:lvl>
   </w:abstractNum>
-  <w:abstractNum w:abstractNumId="12" w15:restartNumberingAfterBreak="0">
+  <w:abstractNum w:abstractNumId="13" w15:restartNumberingAfterBreak="0">
     <w:nsid w:val="2F9A526C"/>
     <w:multiLevelType w:val="multilevel"/>
     <w:tmpl w:val="0A745D50"/>
@@ -6792,7 +8471,7 @@
       </w:rPr>
     </w:lvl>
   </w:abstractNum>
-  <w:abstractNum w:abstractNumId="13" w15:restartNumberingAfterBreak="0">
+  <w:abstractNum w:abstractNumId="14" w15:restartNumberingAfterBreak="0">
     <w:nsid w:val="31F11F0E"/>
     <w:multiLevelType w:val="multilevel"/>
     <w:tmpl w:val="0A745D50"/>
@@ -6905,7 +8584,7 @@
       </w:rPr>
     </w:lvl>
   </w:abstractNum>
-  <w:abstractNum w:abstractNumId="14" w15:restartNumberingAfterBreak="0">
+  <w:abstractNum w:abstractNumId="15" w15:restartNumberingAfterBreak="0">
     <w:nsid w:val="321C1383"/>
     <w:multiLevelType w:val="hybridMultilevel"/>
     <w:tmpl w:val="9B6ADF70"/>
@@ -7018,7 +8697,7 @@
       </w:rPr>
     </w:lvl>
   </w:abstractNum>
-  <w:abstractNum w:abstractNumId="15" w15:restartNumberingAfterBreak="0">
+  <w:abstractNum w:abstractNumId="16" w15:restartNumberingAfterBreak="0">
     <w:nsid w:val="33894F0D"/>
     <w:multiLevelType w:val="hybridMultilevel"/>
     <w:tmpl w:val="6580561E"/>
@@ -7133,7 +8812,7 @@
       </w:rPr>
     </w:lvl>
   </w:abstractNum>
-  <w:abstractNum w:abstractNumId="16" w15:restartNumberingAfterBreak="0">
+  <w:abstractNum w:abstractNumId="17" w15:restartNumberingAfterBreak="0">
     <w:nsid w:val="35C34825"/>
     <w:multiLevelType w:val="multilevel"/>
     <w:tmpl w:val="0A745D50"/>
@@ -7246,7 +8925,7 @@
       </w:rPr>
     </w:lvl>
   </w:abstractNum>
-  <w:abstractNum w:abstractNumId="17" w15:restartNumberingAfterBreak="0">
+  <w:abstractNum w:abstractNumId="18" w15:restartNumberingAfterBreak="0">
     <w:nsid w:val="36C97C01"/>
     <w:multiLevelType w:val="hybridMultilevel"/>
     <w:tmpl w:val="32C63224"/>
@@ -7335,7 +9014,7 @@
       </w:pPr>
     </w:lvl>
   </w:abstractNum>
-  <w:abstractNum w:abstractNumId="18" w15:restartNumberingAfterBreak="0">
+  <w:abstractNum w:abstractNumId="19" w15:restartNumberingAfterBreak="0">
     <w:nsid w:val="399A7595"/>
     <w:multiLevelType w:val="hybridMultilevel"/>
     <w:tmpl w:val="7FB4A738"/>
@@ -7424,7 +9103,7 @@
       </w:pPr>
     </w:lvl>
   </w:abstractNum>
-  <w:abstractNum w:abstractNumId="19" w15:restartNumberingAfterBreak="0">
+  <w:abstractNum w:abstractNumId="20" w15:restartNumberingAfterBreak="0">
     <w:nsid w:val="47432924"/>
     <w:multiLevelType w:val="multilevel"/>
     <w:tmpl w:val="0A745D50"/>
@@ -7537,7 +9216,7 @@
       </w:rPr>
     </w:lvl>
   </w:abstractNum>
-  <w:abstractNum w:abstractNumId="20" w15:restartNumberingAfterBreak="0">
+  <w:abstractNum w:abstractNumId="21" w15:restartNumberingAfterBreak="0">
     <w:nsid w:val="5BF45F27"/>
     <w:multiLevelType w:val="multilevel"/>
     <w:tmpl w:val="0A745D50"/>
@@ -7650,7 +9329,7 @@
       </w:rPr>
     </w:lvl>
   </w:abstractNum>
-  <w:abstractNum w:abstractNumId="21" w15:restartNumberingAfterBreak="0">
+  <w:abstractNum w:abstractNumId="22" w15:restartNumberingAfterBreak="0">
     <w:nsid w:val="60D46AC0"/>
     <w:multiLevelType w:val="hybridMultilevel"/>
     <w:tmpl w:val="60C02C6A"/>
@@ -7741,7 +9420,7 @@
       </w:pPr>
     </w:lvl>
   </w:abstractNum>
-  <w:abstractNum w:abstractNumId="22" w15:restartNumberingAfterBreak="0">
+  <w:abstractNum w:abstractNumId="23" w15:restartNumberingAfterBreak="0">
     <w:nsid w:val="6272782C"/>
     <w:multiLevelType w:val="hybridMultilevel"/>
     <w:tmpl w:val="F4588B3E"/>
@@ -7827,7 +9506,7 @@
       </w:pPr>
     </w:lvl>
   </w:abstractNum>
-  <w:abstractNum w:abstractNumId="23" w15:restartNumberingAfterBreak="0">
+  <w:abstractNum w:abstractNumId="24" w15:restartNumberingAfterBreak="0">
     <w:nsid w:val="63B26DA1"/>
     <w:multiLevelType w:val="hybridMultilevel"/>
     <w:tmpl w:val="84924514"/>
@@ -7913,7 +9592,119 @@
       </w:pPr>
     </w:lvl>
   </w:abstractNum>
-  <w:abstractNum w:abstractNumId="24" w15:restartNumberingAfterBreak="0">
+  <w:abstractNum w:abstractNumId="25" w15:restartNumberingAfterBreak="0">
+    <w:nsid w:val="643507B9"/>
+    <w:multiLevelType w:val="hybridMultilevel"/>
+    <w:tmpl w:val="740C4DE6"/>
+    <w:lvl w:ilvl="0" w:tplc="C04C943E">
+      <w:numFmt w:val="bullet"/>
+      <w:lvlText w:val="-"/>
+      <w:lvlJc w:val="left"/>
+      <w:pPr>
+        <w:ind w:left="720" w:hanging="360"/>
+      </w:pPr>
+      <w:rPr>
+        <w:rFonts w:ascii="Times New Roman" w:eastAsia="Times New Roman" w:hAnsi="Times New Roman" w:cs="Times New Roman" w:hint="default"/>
+      </w:rPr>
+    </w:lvl>
+    <w:lvl w:ilvl="1" w:tplc="38090003" w:tentative="1">
+      <w:start w:val="1"/>
+      <w:numFmt w:val="bullet"/>
+      <w:lvlText w:val="o"/>
+      <w:lvlJc w:val="left"/>
+      <w:pPr>
+        <w:ind w:left="1440" w:hanging="360"/>
+      </w:pPr>
+      <w:rPr>
+        <w:rFonts w:ascii="Courier New" w:hAnsi="Courier New" w:cs="Courier New" w:hint="default"/>
+      </w:rPr>
+    </w:lvl>
+    <w:lvl w:ilvl="2" w:tplc="38090005" w:tentative="1">
+      <w:start w:val="1"/>
+      <w:numFmt w:val="bullet"/>
+      <w:lvlText w:val=""/>
+      <w:lvlJc w:val="left"/>
+      <w:pPr>
+        <w:ind w:left="2160" w:hanging="360"/>
+      </w:pPr>
+      <w:rPr>
+        <w:rFonts w:ascii="Wingdings" w:hAnsi="Wingdings" w:hint="default"/>
+      </w:rPr>
+    </w:lvl>
+    <w:lvl w:ilvl="3" w:tplc="38090001" w:tentative="1">
+      <w:start w:val="1"/>
+      <w:numFmt w:val="bullet"/>
+      <w:lvlText w:val=""/>
+      <w:lvlJc w:val="left"/>
+      <w:pPr>
+        <w:ind w:left="2880" w:hanging="360"/>
+      </w:pPr>
+      <w:rPr>
+        <w:rFonts w:ascii="Symbol" w:hAnsi="Symbol" w:hint="default"/>
+      </w:rPr>
+    </w:lvl>
+    <w:lvl w:ilvl="4" w:tplc="38090003" w:tentative="1">
+      <w:start w:val="1"/>
+      <w:numFmt w:val="bullet"/>
+      <w:lvlText w:val="o"/>
+      <w:lvlJc w:val="left"/>
+      <w:pPr>
+        <w:ind w:left="3600" w:hanging="360"/>
+      </w:pPr>
+      <w:rPr>
+        <w:rFonts w:ascii="Courier New" w:hAnsi="Courier New" w:cs="Courier New" w:hint="default"/>
+      </w:rPr>
+    </w:lvl>
+    <w:lvl w:ilvl="5" w:tplc="38090005" w:tentative="1">
+      <w:start w:val="1"/>
+      <w:numFmt w:val="bullet"/>
+      <w:lvlText w:val=""/>
+      <w:lvlJc w:val="left"/>
+      <w:pPr>
+        <w:ind w:left="4320" w:hanging="360"/>
+      </w:pPr>
+      <w:rPr>
+        <w:rFonts w:ascii="Wingdings" w:hAnsi="Wingdings" w:hint="default"/>
+      </w:rPr>
+    </w:lvl>
+    <w:lvl w:ilvl="6" w:tplc="38090001" w:tentative="1">
+      <w:start w:val="1"/>
+      <w:numFmt w:val="bullet"/>
+      <w:lvlText w:val=""/>
+      <w:lvlJc w:val="left"/>
+      <w:pPr>
+        <w:ind w:left="5040" w:hanging="360"/>
+      </w:pPr>
+      <w:rPr>
+        <w:rFonts w:ascii="Symbol" w:hAnsi="Symbol" w:hint="default"/>
+      </w:rPr>
+    </w:lvl>
+    <w:lvl w:ilvl="7" w:tplc="38090003" w:tentative="1">
+      <w:start w:val="1"/>
+      <w:numFmt w:val="bullet"/>
+      <w:lvlText w:val="o"/>
+      <w:lvlJc w:val="left"/>
+      <w:pPr>
+        <w:ind w:left="5760" w:hanging="360"/>
+      </w:pPr>
+      <w:rPr>
+        <w:rFonts w:ascii="Courier New" w:hAnsi="Courier New" w:cs="Courier New" w:hint="default"/>
+      </w:rPr>
+    </w:lvl>
+    <w:lvl w:ilvl="8" w:tplc="38090005" w:tentative="1">
+      <w:start w:val="1"/>
+      <w:numFmt w:val="bullet"/>
+      <w:lvlText w:val=""/>
+      <w:lvlJc w:val="left"/>
+      <w:pPr>
+        <w:ind w:left="6480" w:hanging="360"/>
+      </w:pPr>
+      <w:rPr>
+        <w:rFonts w:ascii="Wingdings" w:hAnsi="Wingdings" w:hint="default"/>
+      </w:rPr>
+    </w:lvl>
+  </w:abstractNum>
+  <w:abstractNum w:abstractNumId="26" w15:restartNumberingAfterBreak="0">
     <w:nsid w:val="74D017F6"/>
     <w:multiLevelType w:val="multilevel"/>
     <w:tmpl w:val="0A745D50"/>
@@ -8026,7 +9817,7 @@
       </w:rPr>
     </w:lvl>
   </w:abstractNum>
-  <w:abstractNum w:abstractNumId="25" w15:restartNumberingAfterBreak="0">
+  <w:abstractNum w:abstractNumId="27" w15:restartNumberingAfterBreak="0">
     <w:nsid w:val="76916691"/>
     <w:multiLevelType w:val="hybridMultilevel"/>
     <w:tmpl w:val="C8529CB6"/>
@@ -8112,7 +9903,7 @@
       </w:pPr>
     </w:lvl>
   </w:abstractNum>
-  <w:abstractNum w:abstractNumId="26" w15:restartNumberingAfterBreak="0">
+  <w:abstractNum w:abstractNumId="28" w15:restartNumberingAfterBreak="0">
     <w:nsid w:val="77333283"/>
     <w:multiLevelType w:val="multilevel"/>
     <w:tmpl w:val="0A745D50"/>
@@ -8225,7 +10016,7 @@
       </w:rPr>
     </w:lvl>
   </w:abstractNum>
-  <w:abstractNum w:abstractNumId="27" w15:restartNumberingAfterBreak="0">
+  <w:abstractNum w:abstractNumId="29" w15:restartNumberingAfterBreak="0">
     <w:nsid w:val="7756637C"/>
     <w:multiLevelType w:val="hybridMultilevel"/>
     <w:tmpl w:val="0AAE14F8"/>
@@ -8311,7 +10102,7 @@
       </w:pPr>
     </w:lvl>
   </w:abstractNum>
-  <w:abstractNum w:abstractNumId="28" w15:restartNumberingAfterBreak="0">
+  <w:abstractNum w:abstractNumId="30" w15:restartNumberingAfterBreak="0">
     <w:nsid w:val="79CC4950"/>
     <w:multiLevelType w:val="hybridMultilevel"/>
     <w:tmpl w:val="F4588B3E"/>
@@ -8397,7 +10188,7 @@
       </w:pPr>
     </w:lvl>
   </w:abstractNum>
-  <w:abstractNum w:abstractNumId="29" w15:restartNumberingAfterBreak="0">
+  <w:abstractNum w:abstractNumId="31" w15:restartNumberingAfterBreak="0">
     <w:nsid w:val="7C355AEA"/>
     <w:multiLevelType w:val="multilevel"/>
     <w:tmpl w:val="0A745D50"/>
@@ -8511,61 +10302,61 @@
     </w:lvl>
   </w:abstractNum>
   <w:num w:numId="1" w16cid:durableId="1013654833">
-    <w:abstractNumId w:val="14"/>
+    <w:abstractNumId w:val="15"/>
   </w:num>
   <w:num w:numId="2" w16cid:durableId="1902598761">
-    <w:abstractNumId w:val="21"/>
+    <w:abstractNumId w:val="22"/>
   </w:num>
   <w:num w:numId="3" w16cid:durableId="726730818">
     <w:abstractNumId w:val="2"/>
   </w:num>
   <w:num w:numId="4" w16cid:durableId="9917354">
-    <w:abstractNumId w:val="17"/>
+    <w:abstractNumId w:val="18"/>
   </w:num>
   <w:num w:numId="5" w16cid:durableId="357510641">
-    <w:abstractNumId w:val="10"/>
+    <w:abstractNumId w:val="11"/>
   </w:num>
   <w:num w:numId="6" w16cid:durableId="38868799">
-    <w:abstractNumId w:val="28"/>
+    <w:abstractNumId w:val="30"/>
   </w:num>
   <w:num w:numId="7" w16cid:durableId="1957251065">
-    <w:abstractNumId w:val="25"/>
+    <w:abstractNumId w:val="27"/>
   </w:num>
   <w:num w:numId="8" w16cid:durableId="1956137405">
     <w:abstractNumId w:val="6"/>
   </w:num>
   <w:num w:numId="9" w16cid:durableId="770079139">
-    <w:abstractNumId w:val="23"/>
+    <w:abstractNumId w:val="24"/>
   </w:num>
   <w:num w:numId="10" w16cid:durableId="2118451564">
-    <w:abstractNumId w:val="9"/>
+    <w:abstractNumId w:val="10"/>
   </w:num>
   <w:num w:numId="11" w16cid:durableId="6636016">
     <w:abstractNumId w:val="1"/>
   </w:num>
   <w:num w:numId="12" w16cid:durableId="2012415072">
-    <w:abstractNumId w:val="11"/>
+    <w:abstractNumId w:val="12"/>
   </w:num>
   <w:num w:numId="13" w16cid:durableId="1337657125">
-    <w:abstractNumId w:val="27"/>
+    <w:abstractNumId w:val="29"/>
   </w:num>
   <w:num w:numId="14" w16cid:durableId="1866669305">
     <w:abstractNumId w:val="3"/>
   </w:num>
   <w:num w:numId="15" w16cid:durableId="1853492572">
+    <w:abstractNumId w:val="9"/>
+  </w:num>
+  <w:num w:numId="16" w16cid:durableId="844781427">
+    <w:abstractNumId w:val="23"/>
+  </w:num>
+  <w:num w:numId="17" w16cid:durableId="433550653">
     <w:abstractNumId w:val="8"/>
   </w:num>
-  <w:num w:numId="16" w16cid:durableId="844781427">
-    <w:abstractNumId w:val="22"/>
-  </w:num>
-  <w:num w:numId="17" w16cid:durableId="433550653">
-    <w:abstractNumId w:val="7"/>
-  </w:num>
   <w:num w:numId="18" w16cid:durableId="637758604">
-    <w:abstractNumId w:val="18"/>
+    <w:abstractNumId w:val="19"/>
   </w:num>
   <w:num w:numId="19" w16cid:durableId="1206218881">
-    <w:abstractNumId w:val="13"/>
+    <w:abstractNumId w:val="14"/>
   </w:num>
   <w:num w:numId="20" w16cid:durableId="449589705">
     <w:abstractNumId w:val="0"/>
@@ -8574,31 +10365,37 @@
     <w:abstractNumId w:val="4"/>
   </w:num>
   <w:num w:numId="22" w16cid:durableId="1756827229">
-    <w:abstractNumId w:val="15"/>
+    <w:abstractNumId w:val="16"/>
   </w:num>
   <w:num w:numId="23" w16cid:durableId="1628312898">
+    <w:abstractNumId w:val="28"/>
+  </w:num>
+  <w:num w:numId="24" w16cid:durableId="1188562978">
+    <w:abstractNumId w:val="13"/>
+  </w:num>
+  <w:num w:numId="25" w16cid:durableId="1159735582">
+    <w:abstractNumId w:val="20"/>
+  </w:num>
+  <w:num w:numId="26" w16cid:durableId="332684793">
     <w:abstractNumId w:val="26"/>
   </w:num>
-  <w:num w:numId="24" w16cid:durableId="1188562978">
-    <w:abstractNumId w:val="12"/>
-  </w:num>
-  <w:num w:numId="25" w16cid:durableId="1159735582">
-    <w:abstractNumId w:val="19"/>
-  </w:num>
-  <w:num w:numId="26" w16cid:durableId="332684793">
-    <w:abstractNumId w:val="24"/>
-  </w:num>
   <w:num w:numId="27" w16cid:durableId="408357366">
-    <w:abstractNumId w:val="29"/>
+    <w:abstractNumId w:val="31"/>
   </w:num>
   <w:num w:numId="28" w16cid:durableId="988093951">
     <w:abstractNumId w:val="5"/>
   </w:num>
   <w:num w:numId="29" w16cid:durableId="515851316">
-    <w:abstractNumId w:val="16"/>
+    <w:abstractNumId w:val="17"/>
   </w:num>
   <w:num w:numId="30" w16cid:durableId="1386368734">
-    <w:abstractNumId w:val="20"/>
+    <w:abstractNumId w:val="21"/>
+  </w:num>
+  <w:num w:numId="31" w16cid:durableId="85007824">
+    <w:abstractNumId w:val="7"/>
+  </w:num>
+  <w:num w:numId="32" w16cid:durableId="493498960">
+    <w:abstractNumId w:val="25"/>
   </w:num>
 </w:numbering>
 </file>
@@ -9084,7 +10881,6 @@
   <w:style w:type="character" w:default="1" w:styleId="DefaultParagraphFont">
     <w:name w:val="Default Paragraph Font"/>
     <w:uiPriority w:val="1"/>
-    <w:semiHidden/>
     <w:unhideWhenUsed/>
   </w:style>
   <w:style w:type="table" w:default="1" w:styleId="TableNormal">
